--- a/Explanation/Mehdi.docx
+++ b/Explanation/Mehdi.docx
@@ -2639,15 +2639,7 @@
           <w:sz w:val="20"/>
           <w:szCs w:val="20"/>
         </w:rPr>
-        <w:t xml:space="preserve">An image of 80 × 200 px has aspect ratio 0.4. Naive Resize(224,224) squashes it to a square → bottle shape distorted. </w:t>
-      </w:r>
-      <w:r>
-        <w:rPr>
-          <w:rFonts w:eastAsia="Arial" w:cs="Arial" w:ascii="Times" w:hAnsi="Times"/>
-          <w:sz w:val="20"/>
-          <w:szCs w:val="20"/>
-        </w:rPr>
-        <w:t>PadToSquare first → 200×200 → then Resize(224,224) → no distortion.</w:t>
+        <w:t>An image of 80 × 200 px has aspect ratio 0.4. Naive Resize(224,224) squashes it to a square → bottle shape distorted. PadToSquare first → 200×200 → then Resize(224,224) → no distortion.</w:t>
       </w:r>
     </w:p>
     <w:p>
@@ -3592,6 +3584,8 @@
         <w:jc w:val="start"/>
         <w:rPr>
           <w:rFonts w:ascii="Times" w:hAnsi="Times" w:eastAsia="Arial" w:cs="Arial"/>
+          <w:b/>
+          <w:bCs/>
           <w:sz w:val="20"/>
           <w:szCs w:val="20"/>
         </w:rPr>
@@ -6405,6 +6399,5569 @@
         </w:rPr>
       </w:r>
     </w:p>
+    <w:p>
+      <w:pPr>
+        <w:pStyle w:val="Normal"/>
+        <w:bidi w:val="0"/>
+        <w:spacing w:before="60" w:after="60"/>
+        <w:jc w:val="start"/>
+        <w:rPr>
+          <w:rFonts w:ascii="Times" w:hAnsi="Times" w:eastAsia="Arial" w:cs="Arial"/>
+          <w:sz w:val="20"/>
+          <w:szCs w:val="20"/>
+        </w:rPr>
+      </w:pPr>
+      <w:r>
+        <w:rPr>
+          <w:rFonts w:eastAsia="Arial" w:cs="Arial" w:ascii="Times" w:hAnsi="Times"/>
+          <w:sz w:val="20"/>
+          <w:szCs w:val="20"/>
+        </w:rPr>
+      </w:r>
+    </w:p>
+    <w:p>
+      <w:pPr>
+        <w:pStyle w:val="Normal"/>
+        <w:bidi w:val="0"/>
+        <w:spacing w:before="60" w:after="60"/>
+        <w:jc w:val="start"/>
+        <w:rPr>
+          <w:rFonts w:ascii="Times" w:hAnsi="Times" w:eastAsia="Arial" w:cs="Arial"/>
+          <w:sz w:val="20"/>
+          <w:szCs w:val="20"/>
+        </w:rPr>
+      </w:pPr>
+      <w:r>
+        <w:rPr>
+          <w:rFonts w:eastAsia="Arial" w:cs="Arial" w:ascii="Times" w:hAnsi="Times"/>
+          <w:sz w:val="20"/>
+          <w:szCs w:val="20"/>
+        </w:rPr>
+      </w:r>
+    </w:p>
+    <w:tbl>
+      <w:tblPr>
+        <w:tblW w:w="9638" w:type="dxa"/>
+        <w:jc w:val="start"/>
+        <w:tblInd w:w="-7" w:type="dxa"/>
+        <w:tblLayout w:type="fixed"/>
+        <w:tblCellMar>
+          <w:top w:w="28" w:type="dxa"/>
+          <w:start w:w="28" w:type="dxa"/>
+          <w:bottom w:w="28" w:type="dxa"/>
+          <w:end w:w="28" w:type="dxa"/>
+        </w:tblCellMar>
+      </w:tblPr>
+      <w:tblGrid>
+        <w:gridCol w:w="1183"/>
+        <w:gridCol w:w="1149"/>
+        <w:gridCol w:w="815"/>
+        <w:gridCol w:w="885"/>
+        <w:gridCol w:w="728"/>
+        <w:gridCol w:w="648"/>
+        <w:gridCol w:w="465"/>
+        <w:gridCol w:w="465"/>
+        <w:gridCol w:w="951"/>
+        <w:gridCol w:w="1026"/>
+        <w:gridCol w:w="512"/>
+        <w:gridCol w:w="811"/>
+      </w:tblGrid>
+      <w:tr>
+        <w:trPr/>
+        <w:tc>
+          <w:tcPr>
+            <w:tcW w:w="1183" w:type="dxa"/>
+            <w:tcBorders>
+              <w:top w:val="double" w:sz="2" w:space="0" w:color="808080"/>
+              <w:start w:val="double" w:sz="2" w:space="0" w:color="808080"/>
+              <w:bottom w:val="double" w:sz="2" w:space="0" w:color="808080"/>
+              <w:end w:val="double" w:sz="2" w:space="0" w:color="808080"/>
+            </w:tcBorders>
+            <w:vAlign w:val="center"/>
+          </w:tcPr>
+          <w:p>
+            <w:pPr>
+              <w:pStyle w:val="TableContents"/>
+              <w:bidi w:val="0"/>
+              <w:spacing w:before="60" w:after="60"/>
+              <w:ind w:hanging="0" w:start="0" w:end="0"/>
+              <w:jc w:val="start"/>
+              <w:rPr>
+                <w:rFonts w:ascii="Times" w:hAnsi="Times" w:eastAsia="Arial" w:cs="Arial"/>
+                <w:sz w:val="20"/>
+                <w:szCs w:val="20"/>
+                <w:lang w:val="en-US"/>
+              </w:rPr>
+            </w:pPr>
+            <w:r>
+              <w:rPr>
+                <w:rFonts w:eastAsia="Arial" w:cs="Arial" w:ascii="Times" w:hAnsi="Times"/>
+                <w:sz w:val="20"/>
+                <w:szCs w:val="20"/>
+                <w:lang w:val="en-US"/>
+              </w:rPr>
+              <w:t>Model </w:t>
+            </w:r>
+          </w:p>
+        </w:tc>
+        <w:tc>
+          <w:tcPr>
+            <w:tcW w:w="1149" w:type="dxa"/>
+            <w:tcBorders>
+              <w:top w:val="double" w:sz="2" w:space="0" w:color="808080"/>
+              <w:start w:val="double" w:sz="2" w:space="0" w:color="808080"/>
+              <w:bottom w:val="double" w:sz="2" w:space="0" w:color="808080"/>
+              <w:end w:val="double" w:sz="2" w:space="0" w:color="808080"/>
+            </w:tcBorders>
+            <w:vAlign w:val="center"/>
+          </w:tcPr>
+          <w:p>
+            <w:pPr>
+              <w:pStyle w:val="TableContents"/>
+              <w:bidi w:val="0"/>
+              <w:spacing w:before="60" w:after="60"/>
+              <w:ind w:hanging="0" w:start="0" w:end="0"/>
+              <w:jc w:val="start"/>
+              <w:rPr>
+                <w:rFonts w:ascii="Times" w:hAnsi="Times" w:eastAsia="Arial" w:cs="Arial"/>
+                <w:sz w:val="20"/>
+                <w:szCs w:val="20"/>
+                <w:lang w:val="en-US"/>
+              </w:rPr>
+            </w:pPr>
+            <w:r>
+              <w:rPr>
+                <w:rFonts w:eastAsia="Arial" w:cs="Arial" w:ascii="Times" w:hAnsi="Times"/>
+                <w:sz w:val="20"/>
+                <w:szCs w:val="20"/>
+                <w:lang w:val="en-US"/>
+              </w:rPr>
+              <w:t>Pipeline </w:t>
+            </w:r>
+          </w:p>
+        </w:tc>
+        <w:tc>
+          <w:tcPr>
+            <w:tcW w:w="815" w:type="dxa"/>
+            <w:tcBorders>
+              <w:top w:val="double" w:sz="2" w:space="0" w:color="808080"/>
+              <w:start w:val="double" w:sz="2" w:space="0" w:color="808080"/>
+              <w:bottom w:val="double" w:sz="2" w:space="0" w:color="808080"/>
+              <w:end w:val="double" w:sz="2" w:space="0" w:color="808080"/>
+            </w:tcBorders>
+            <w:vAlign w:val="center"/>
+          </w:tcPr>
+          <w:p>
+            <w:pPr>
+              <w:pStyle w:val="TableContents"/>
+              <w:bidi w:val="0"/>
+              <w:spacing w:before="60" w:after="60"/>
+              <w:ind w:hanging="0" w:start="0" w:end="0"/>
+              <w:jc w:val="start"/>
+              <w:rPr>
+                <w:rFonts w:ascii="Times" w:hAnsi="Times" w:eastAsia="Arial" w:cs="Arial"/>
+                <w:sz w:val="20"/>
+                <w:szCs w:val="20"/>
+                <w:lang w:val="en-US"/>
+              </w:rPr>
+            </w:pPr>
+            <w:r>
+              <w:rPr>
+                <w:rFonts w:eastAsia="Arial" w:cs="Arial" w:ascii="Times" w:hAnsi="Times"/>
+                <w:sz w:val="20"/>
+                <w:szCs w:val="20"/>
+                <w:lang w:val="en-US"/>
+              </w:rPr>
+              <w:t>Sampler </w:t>
+            </w:r>
+          </w:p>
+        </w:tc>
+        <w:tc>
+          <w:tcPr>
+            <w:tcW w:w="885" w:type="dxa"/>
+            <w:tcBorders>
+              <w:top w:val="double" w:sz="2" w:space="0" w:color="808080"/>
+              <w:start w:val="double" w:sz="2" w:space="0" w:color="808080"/>
+              <w:bottom w:val="double" w:sz="2" w:space="0" w:color="808080"/>
+              <w:end w:val="double" w:sz="2" w:space="0" w:color="808080"/>
+            </w:tcBorders>
+            <w:vAlign w:val="center"/>
+          </w:tcPr>
+          <w:p>
+            <w:pPr>
+              <w:pStyle w:val="TableContents"/>
+              <w:bidi w:val="0"/>
+              <w:spacing w:before="60" w:after="60"/>
+              <w:ind w:hanging="0" w:start="0" w:end="0"/>
+              <w:jc w:val="start"/>
+              <w:rPr>
+                <w:rFonts w:ascii="Times" w:hAnsi="Times" w:eastAsia="Arial" w:cs="Arial"/>
+                <w:sz w:val="20"/>
+                <w:szCs w:val="20"/>
+                <w:lang w:val="en-US"/>
+              </w:rPr>
+            </w:pPr>
+            <w:r>
+              <w:rPr>
+                <w:rFonts w:eastAsia="Arial" w:cs="Arial" w:ascii="Times" w:hAnsi="Times"/>
+                <w:sz w:val="20"/>
+                <w:szCs w:val="20"/>
+                <w:lang w:val="en-US"/>
+              </w:rPr>
+              <w:t>Minority Aug </w:t>
+            </w:r>
+          </w:p>
+        </w:tc>
+        <w:tc>
+          <w:tcPr>
+            <w:tcW w:w="728" w:type="dxa"/>
+            <w:tcBorders>
+              <w:top w:val="double" w:sz="2" w:space="0" w:color="808080"/>
+              <w:start w:val="double" w:sz="2" w:space="0" w:color="808080"/>
+              <w:bottom w:val="double" w:sz="2" w:space="0" w:color="808080"/>
+              <w:end w:val="double" w:sz="2" w:space="0" w:color="808080"/>
+            </w:tcBorders>
+            <w:vAlign w:val="center"/>
+          </w:tcPr>
+          <w:p>
+            <w:pPr>
+              <w:pStyle w:val="TableContents"/>
+              <w:bidi w:val="0"/>
+              <w:spacing w:before="60" w:after="60"/>
+              <w:ind w:hanging="0" w:start="0" w:end="0"/>
+              <w:jc w:val="start"/>
+              <w:rPr>
+                <w:rFonts w:ascii="Times" w:hAnsi="Times" w:eastAsia="Arial" w:cs="Arial"/>
+                <w:sz w:val="20"/>
+                <w:szCs w:val="20"/>
+                <w:lang w:val="en-US"/>
+              </w:rPr>
+            </w:pPr>
+            <w:r>
+              <w:rPr>
+                <w:rFonts w:eastAsia="Arial" w:cs="Arial" w:ascii="Times" w:hAnsi="Times"/>
+                <w:sz w:val="20"/>
+                <w:szCs w:val="20"/>
+                <w:lang w:val="en-US"/>
+              </w:rPr>
+              <w:t>MixUp </w:t>
+            </w:r>
+          </w:p>
+        </w:tc>
+        <w:tc>
+          <w:tcPr>
+            <w:tcW w:w="648" w:type="dxa"/>
+            <w:tcBorders>
+              <w:top w:val="double" w:sz="2" w:space="0" w:color="808080"/>
+              <w:start w:val="double" w:sz="2" w:space="0" w:color="808080"/>
+              <w:bottom w:val="double" w:sz="2" w:space="0" w:color="808080"/>
+              <w:end w:val="double" w:sz="2" w:space="0" w:color="808080"/>
+            </w:tcBorders>
+            <w:vAlign w:val="center"/>
+          </w:tcPr>
+          <w:p>
+            <w:pPr>
+              <w:pStyle w:val="TableContents"/>
+              <w:bidi w:val="0"/>
+              <w:spacing w:before="60" w:after="60"/>
+              <w:ind w:hanging="0" w:start="0" w:end="0"/>
+              <w:jc w:val="start"/>
+              <w:rPr>
+                <w:rFonts w:ascii="Times" w:hAnsi="Times" w:eastAsia="Arial" w:cs="Arial"/>
+                <w:sz w:val="20"/>
+                <w:szCs w:val="20"/>
+                <w:lang w:val="en-US"/>
+              </w:rPr>
+            </w:pPr>
+            <w:r>
+              <w:rPr>
+                <w:rFonts w:eastAsia="Arial" w:cs="Arial" w:ascii="Times" w:hAnsi="Times"/>
+                <w:sz w:val="20"/>
+                <w:szCs w:val="20"/>
+                <w:lang w:val="en-US"/>
+              </w:rPr>
+              <w:t>Crop Scale </w:t>
+            </w:r>
+          </w:p>
+        </w:tc>
+        <w:tc>
+          <w:tcPr>
+            <w:tcW w:w="465" w:type="dxa"/>
+            <w:tcBorders>
+              <w:top w:val="double" w:sz="2" w:space="0" w:color="808080"/>
+              <w:start w:val="double" w:sz="2" w:space="0" w:color="808080"/>
+              <w:bottom w:val="double" w:sz="2" w:space="0" w:color="808080"/>
+              <w:end w:val="double" w:sz="2" w:space="0" w:color="808080"/>
+            </w:tcBorders>
+            <w:vAlign w:val="center"/>
+          </w:tcPr>
+          <w:p>
+            <w:pPr>
+              <w:pStyle w:val="TableContents"/>
+              <w:bidi w:val="0"/>
+              <w:spacing w:before="60" w:after="60"/>
+              <w:ind w:hanging="0" w:start="0" w:end="0"/>
+              <w:jc w:val="start"/>
+              <w:rPr>
+                <w:rFonts w:ascii="Times" w:hAnsi="Times" w:eastAsia="Arial" w:cs="Arial"/>
+                <w:sz w:val="20"/>
+                <w:szCs w:val="20"/>
+                <w:lang w:val="en-US"/>
+              </w:rPr>
+            </w:pPr>
+            <w:r>
+              <w:rPr>
+                <w:rFonts w:eastAsia="Arial" w:cs="Arial" w:ascii="Times" w:hAnsi="Times"/>
+                <w:sz w:val="20"/>
+                <w:szCs w:val="20"/>
+                <w:lang w:val="en-US"/>
+              </w:rPr>
+              <w:t>Flip H </w:t>
+            </w:r>
+          </w:p>
+        </w:tc>
+        <w:tc>
+          <w:tcPr>
+            <w:tcW w:w="465" w:type="dxa"/>
+            <w:tcBorders>
+              <w:top w:val="double" w:sz="2" w:space="0" w:color="808080"/>
+              <w:start w:val="double" w:sz="2" w:space="0" w:color="808080"/>
+              <w:bottom w:val="double" w:sz="2" w:space="0" w:color="808080"/>
+              <w:end w:val="double" w:sz="2" w:space="0" w:color="808080"/>
+            </w:tcBorders>
+            <w:vAlign w:val="center"/>
+          </w:tcPr>
+          <w:p>
+            <w:pPr>
+              <w:pStyle w:val="TableContents"/>
+              <w:bidi w:val="0"/>
+              <w:spacing w:before="60" w:after="60"/>
+              <w:ind w:hanging="0" w:start="0" w:end="0"/>
+              <w:jc w:val="start"/>
+              <w:rPr>
+                <w:rFonts w:ascii="Times" w:hAnsi="Times" w:eastAsia="Arial" w:cs="Arial"/>
+                <w:sz w:val="20"/>
+                <w:szCs w:val="20"/>
+                <w:lang w:val="en-US"/>
+              </w:rPr>
+            </w:pPr>
+            <w:r>
+              <w:rPr>
+                <w:rFonts w:eastAsia="Arial" w:cs="Arial" w:ascii="Times" w:hAnsi="Times"/>
+                <w:sz w:val="20"/>
+                <w:szCs w:val="20"/>
+                <w:lang w:val="en-US"/>
+              </w:rPr>
+              <w:t>Flip V </w:t>
+            </w:r>
+          </w:p>
+        </w:tc>
+        <w:tc>
+          <w:tcPr>
+            <w:tcW w:w="951" w:type="dxa"/>
+            <w:tcBorders>
+              <w:top w:val="double" w:sz="2" w:space="0" w:color="808080"/>
+              <w:start w:val="double" w:sz="2" w:space="0" w:color="808080"/>
+              <w:bottom w:val="double" w:sz="2" w:space="0" w:color="808080"/>
+              <w:end w:val="double" w:sz="2" w:space="0" w:color="808080"/>
+            </w:tcBorders>
+            <w:vAlign w:val="center"/>
+          </w:tcPr>
+          <w:p>
+            <w:pPr>
+              <w:pStyle w:val="TableContents"/>
+              <w:bidi w:val="0"/>
+              <w:spacing w:before="60" w:after="60"/>
+              <w:ind w:hanging="0" w:start="0" w:end="0"/>
+              <w:jc w:val="start"/>
+              <w:rPr>
+                <w:rFonts w:ascii="Times" w:hAnsi="Times" w:eastAsia="Arial" w:cs="Arial"/>
+                <w:sz w:val="20"/>
+                <w:szCs w:val="20"/>
+                <w:lang w:val="en-US"/>
+              </w:rPr>
+            </w:pPr>
+            <w:r>
+              <w:rPr>
+                <w:rFonts w:eastAsia="Arial" w:cs="Arial" w:ascii="Times" w:hAnsi="Times"/>
+                <w:sz w:val="20"/>
+                <w:szCs w:val="20"/>
+                <w:lang w:val="en-US"/>
+              </w:rPr>
+              <w:t>Rotation </w:t>
+            </w:r>
+          </w:p>
+        </w:tc>
+        <w:tc>
+          <w:tcPr>
+            <w:tcW w:w="1026" w:type="dxa"/>
+            <w:tcBorders>
+              <w:top w:val="double" w:sz="2" w:space="0" w:color="808080"/>
+              <w:start w:val="double" w:sz="2" w:space="0" w:color="808080"/>
+              <w:bottom w:val="double" w:sz="2" w:space="0" w:color="808080"/>
+              <w:end w:val="double" w:sz="2" w:space="0" w:color="808080"/>
+            </w:tcBorders>
+            <w:vAlign w:val="center"/>
+          </w:tcPr>
+          <w:p>
+            <w:pPr>
+              <w:pStyle w:val="TableContents"/>
+              <w:bidi w:val="0"/>
+              <w:spacing w:before="60" w:after="60"/>
+              <w:ind w:hanging="0" w:start="0" w:end="0"/>
+              <w:jc w:val="start"/>
+              <w:rPr>
+                <w:rFonts w:ascii="Times" w:hAnsi="Times" w:eastAsia="Arial" w:cs="Arial"/>
+                <w:sz w:val="20"/>
+                <w:szCs w:val="20"/>
+                <w:lang w:val="en-US"/>
+              </w:rPr>
+            </w:pPr>
+            <w:r>
+              <w:rPr>
+                <w:rFonts w:eastAsia="Arial" w:cs="Arial" w:ascii="Times" w:hAnsi="Times"/>
+                <w:sz w:val="20"/>
+                <w:szCs w:val="20"/>
+                <w:lang w:val="en-US"/>
+              </w:rPr>
+              <w:t>ColorJitter </w:t>
+            </w:r>
+          </w:p>
+        </w:tc>
+        <w:tc>
+          <w:tcPr>
+            <w:tcW w:w="512" w:type="dxa"/>
+            <w:tcBorders>
+              <w:top w:val="double" w:sz="2" w:space="0" w:color="808080"/>
+              <w:start w:val="double" w:sz="2" w:space="0" w:color="808080"/>
+              <w:bottom w:val="double" w:sz="2" w:space="0" w:color="808080"/>
+              <w:end w:val="double" w:sz="2" w:space="0" w:color="808080"/>
+            </w:tcBorders>
+            <w:vAlign w:val="center"/>
+          </w:tcPr>
+          <w:p>
+            <w:pPr>
+              <w:pStyle w:val="TableContents"/>
+              <w:bidi w:val="0"/>
+              <w:spacing w:before="60" w:after="60"/>
+              <w:ind w:hanging="0" w:start="0" w:end="0"/>
+              <w:jc w:val="start"/>
+              <w:rPr>
+                <w:rFonts w:ascii="Times" w:hAnsi="Times" w:eastAsia="Arial" w:cs="Arial"/>
+                <w:sz w:val="20"/>
+                <w:szCs w:val="20"/>
+                <w:lang w:val="en-US"/>
+              </w:rPr>
+            </w:pPr>
+            <w:r>
+              <w:rPr>
+                <w:rFonts w:eastAsia="Arial" w:cs="Arial" w:ascii="Times" w:hAnsi="Times"/>
+                <w:sz w:val="20"/>
+                <w:szCs w:val="20"/>
+                <w:lang w:val="en-US"/>
+              </w:rPr>
+              <w:t>Blur </w:t>
+            </w:r>
+          </w:p>
+        </w:tc>
+        <w:tc>
+          <w:tcPr>
+            <w:tcW w:w="811" w:type="dxa"/>
+            <w:tcBorders>
+              <w:top w:val="double" w:sz="2" w:space="0" w:color="808080"/>
+              <w:start w:val="double" w:sz="2" w:space="0" w:color="808080"/>
+              <w:bottom w:val="double" w:sz="2" w:space="0" w:color="808080"/>
+              <w:end w:val="double" w:sz="2" w:space="0" w:color="808080"/>
+            </w:tcBorders>
+            <w:vAlign w:val="center"/>
+          </w:tcPr>
+          <w:p>
+            <w:pPr>
+              <w:pStyle w:val="TableContents"/>
+              <w:bidi w:val="0"/>
+              <w:spacing w:before="60" w:after="60"/>
+              <w:ind w:hanging="0" w:start="0" w:end="0"/>
+              <w:jc w:val="start"/>
+              <w:rPr>
+                <w:rFonts w:ascii="Times" w:hAnsi="Times" w:eastAsia="Arial" w:cs="Arial"/>
+                <w:sz w:val="20"/>
+                <w:szCs w:val="20"/>
+                <w:lang w:val="en-US"/>
+              </w:rPr>
+            </w:pPr>
+            <w:r>
+              <w:rPr>
+                <w:rFonts w:eastAsia="Arial" w:cs="Arial" w:ascii="Times" w:hAnsi="Times"/>
+                <w:sz w:val="20"/>
+                <w:szCs w:val="20"/>
+                <w:lang w:val="en-US"/>
+              </w:rPr>
+              <w:t>Erasing </w:t>
+            </w:r>
+          </w:p>
+        </w:tc>
+      </w:tr>
+      <w:tr>
+        <w:trPr/>
+        <w:tc>
+          <w:tcPr>
+            <w:tcW w:w="1183" w:type="dxa"/>
+            <w:tcBorders>
+              <w:start w:val="double" w:sz="2" w:space="0" w:color="808080"/>
+              <w:bottom w:val="double" w:sz="2" w:space="0" w:color="808080"/>
+              <w:end w:val="double" w:sz="2" w:space="0" w:color="808080"/>
+            </w:tcBorders>
+            <w:vAlign w:val="center"/>
+          </w:tcPr>
+          <w:p>
+            <w:pPr>
+              <w:pStyle w:val="TableContents"/>
+              <w:bidi w:val="0"/>
+              <w:spacing w:before="60" w:after="60"/>
+              <w:ind w:hanging="0" w:start="0" w:end="0"/>
+              <w:jc w:val="start"/>
+              <w:rPr>
+                <w:rFonts w:ascii="Times" w:hAnsi="Times" w:eastAsia="Arial" w:cs="Arial"/>
+                <w:sz w:val="20"/>
+                <w:szCs w:val="20"/>
+                <w:lang w:val="en-US"/>
+              </w:rPr>
+            </w:pPr>
+            <w:r>
+              <w:rPr>
+                <w:rFonts w:eastAsia="Arial" w:cs="Arial" w:ascii="Times" w:hAnsi="Times"/>
+                <w:sz w:val="20"/>
+                <w:szCs w:val="20"/>
+                <w:lang w:val="en-US"/>
+              </w:rPr>
+              <w:t>CNN (scratch) </w:t>
+            </w:r>
+          </w:p>
+        </w:tc>
+        <w:tc>
+          <w:tcPr>
+            <w:tcW w:w="1149" w:type="dxa"/>
+            <w:tcBorders>
+              <w:start w:val="double" w:sz="2" w:space="0" w:color="808080"/>
+              <w:bottom w:val="double" w:sz="2" w:space="0" w:color="808080"/>
+              <w:end w:val="double" w:sz="2" w:space="0" w:color="808080"/>
+            </w:tcBorders>
+            <w:vAlign w:val="center"/>
+          </w:tcPr>
+          <w:p>
+            <w:pPr>
+              <w:pStyle w:val="TableContents"/>
+              <w:bidi w:val="0"/>
+              <w:spacing w:before="60" w:after="60"/>
+              <w:ind w:hanging="0" w:start="0" w:end="0"/>
+              <w:jc w:val="start"/>
+              <w:rPr>
+                <w:rFonts w:ascii="Times" w:hAnsi="Times" w:eastAsia="Arial" w:cs="Arial"/>
+                <w:sz w:val="20"/>
+                <w:szCs w:val="20"/>
+                <w:lang w:val="en-US"/>
+              </w:rPr>
+            </w:pPr>
+            <w:r>
+              <w:rPr>
+                <w:rFonts w:eastAsia="Arial" w:cs="Arial" w:ascii="Times" w:hAnsi="Times"/>
+                <w:sz w:val="20"/>
+                <w:szCs w:val="20"/>
+                <w:lang w:val="en-US"/>
+              </w:rPr>
+              <w:t>Light </w:t>
+            </w:r>
+          </w:p>
+        </w:tc>
+        <w:tc>
+          <w:tcPr>
+            <w:tcW w:w="815" w:type="dxa"/>
+            <w:tcBorders>
+              <w:start w:val="double" w:sz="2" w:space="0" w:color="808080"/>
+              <w:bottom w:val="double" w:sz="2" w:space="0" w:color="808080"/>
+              <w:end w:val="double" w:sz="2" w:space="0" w:color="808080"/>
+            </w:tcBorders>
+            <w:vAlign w:val="center"/>
+          </w:tcPr>
+          <w:p>
+            <w:pPr>
+              <w:pStyle w:val="TableContents"/>
+              <w:bidi w:val="0"/>
+              <w:spacing w:before="60" w:after="60"/>
+              <w:ind w:hanging="0" w:start="0" w:end="0"/>
+              <w:jc w:val="start"/>
+              <w:rPr>
+                <w:rFonts w:ascii="Times" w:hAnsi="Times" w:eastAsia="Arial" w:cs="Arial"/>
+                <w:sz w:val="20"/>
+                <w:szCs w:val="20"/>
+              </w:rPr>
+            </w:pPr>
+            <w:r>
+              <w:rPr>
+                <w:rFonts w:eastAsia="Arial" w:cs="Arial" w:ascii="Times" w:hAnsi="Times"/>
+                <w:sz w:val="20"/>
+                <w:szCs w:val="20"/>
+              </w:rPr>
+              <w:t>✗ </w:t>
+            </w:r>
+          </w:p>
+        </w:tc>
+        <w:tc>
+          <w:tcPr>
+            <w:tcW w:w="885" w:type="dxa"/>
+            <w:tcBorders>
+              <w:start w:val="double" w:sz="2" w:space="0" w:color="808080"/>
+              <w:bottom w:val="double" w:sz="2" w:space="0" w:color="808080"/>
+              <w:end w:val="double" w:sz="2" w:space="0" w:color="808080"/>
+            </w:tcBorders>
+            <w:vAlign w:val="center"/>
+          </w:tcPr>
+          <w:p>
+            <w:pPr>
+              <w:pStyle w:val="TableContents"/>
+              <w:bidi w:val="0"/>
+              <w:spacing w:before="60" w:after="60"/>
+              <w:ind w:hanging="0" w:start="0" w:end="0"/>
+              <w:jc w:val="start"/>
+              <w:rPr>
+                <w:rFonts w:ascii="Times" w:hAnsi="Times" w:eastAsia="Arial" w:cs="Arial"/>
+                <w:sz w:val="20"/>
+                <w:szCs w:val="20"/>
+              </w:rPr>
+            </w:pPr>
+            <w:r>
+              <w:rPr>
+                <w:rFonts w:eastAsia="Arial" w:cs="Arial" w:ascii="Times" w:hAnsi="Times"/>
+                <w:sz w:val="20"/>
+                <w:szCs w:val="20"/>
+              </w:rPr>
+              <w:t>✗ </w:t>
+            </w:r>
+          </w:p>
+        </w:tc>
+        <w:tc>
+          <w:tcPr>
+            <w:tcW w:w="728" w:type="dxa"/>
+            <w:tcBorders>
+              <w:start w:val="double" w:sz="2" w:space="0" w:color="808080"/>
+              <w:bottom w:val="double" w:sz="2" w:space="0" w:color="808080"/>
+              <w:end w:val="double" w:sz="2" w:space="0" w:color="808080"/>
+            </w:tcBorders>
+            <w:vAlign w:val="center"/>
+          </w:tcPr>
+          <w:p>
+            <w:pPr>
+              <w:pStyle w:val="TableContents"/>
+              <w:bidi w:val="0"/>
+              <w:spacing w:before="60" w:after="60"/>
+              <w:ind w:hanging="0" w:start="0" w:end="0"/>
+              <w:jc w:val="start"/>
+              <w:rPr>
+                <w:rFonts w:ascii="Times" w:hAnsi="Times" w:eastAsia="Arial" w:cs="Arial"/>
+                <w:sz w:val="20"/>
+                <w:szCs w:val="20"/>
+              </w:rPr>
+            </w:pPr>
+            <w:r>
+              <w:rPr>
+                <w:rFonts w:eastAsia="Arial" w:cs="Arial" w:ascii="Times" w:hAnsi="Times"/>
+                <w:sz w:val="20"/>
+                <w:szCs w:val="20"/>
+              </w:rPr>
+              <w:t>✗ </w:t>
+            </w:r>
+          </w:p>
+        </w:tc>
+        <w:tc>
+          <w:tcPr>
+            <w:tcW w:w="648" w:type="dxa"/>
+            <w:tcBorders>
+              <w:start w:val="double" w:sz="2" w:space="0" w:color="808080"/>
+              <w:bottom w:val="double" w:sz="2" w:space="0" w:color="808080"/>
+              <w:end w:val="double" w:sz="2" w:space="0" w:color="808080"/>
+            </w:tcBorders>
+            <w:vAlign w:val="center"/>
+          </w:tcPr>
+          <w:p>
+            <w:pPr>
+              <w:pStyle w:val="TableContents"/>
+              <w:bidi w:val="0"/>
+              <w:spacing w:before="60" w:after="60"/>
+              <w:ind w:hanging="0" w:start="0" w:end="0"/>
+              <w:jc w:val="start"/>
+              <w:rPr>
+                <w:rFonts w:ascii="Times" w:hAnsi="Times" w:eastAsia="Arial" w:cs="Arial"/>
+                <w:sz w:val="20"/>
+                <w:szCs w:val="20"/>
+                <w:lang w:val="en-US"/>
+              </w:rPr>
+            </w:pPr>
+            <w:r>
+              <w:rPr>
+                <w:rFonts w:eastAsia="Arial" w:cs="Arial" w:ascii="Times" w:hAnsi="Times"/>
+                <w:sz w:val="20"/>
+                <w:szCs w:val="20"/>
+                <w:lang w:val="en-US"/>
+              </w:rPr>
+              <w:t>No crop </w:t>
+            </w:r>
+          </w:p>
+        </w:tc>
+        <w:tc>
+          <w:tcPr>
+            <w:tcW w:w="465" w:type="dxa"/>
+            <w:tcBorders>
+              <w:start w:val="double" w:sz="2" w:space="0" w:color="808080"/>
+              <w:bottom w:val="double" w:sz="2" w:space="0" w:color="808080"/>
+              <w:end w:val="double" w:sz="2" w:space="0" w:color="808080"/>
+            </w:tcBorders>
+            <w:vAlign w:val="center"/>
+          </w:tcPr>
+          <w:p>
+            <w:pPr>
+              <w:pStyle w:val="TableContents"/>
+              <w:bidi w:val="0"/>
+              <w:spacing w:before="60" w:after="60"/>
+              <w:ind w:hanging="0" w:start="0" w:end="0"/>
+              <w:jc w:val="start"/>
+              <w:rPr>
+                <w:rFonts w:ascii="Times" w:hAnsi="Times" w:eastAsia="Arial" w:cs="Arial"/>
+                <w:sz w:val="20"/>
+                <w:szCs w:val="20"/>
+                <w:lang w:val="en-US"/>
+              </w:rPr>
+            </w:pPr>
+            <w:r>
+              <w:rPr>
+                <w:rFonts w:eastAsia="Arial" w:cs="Arial" w:ascii="Times" w:hAnsi="Times"/>
+                <w:sz w:val="20"/>
+                <w:szCs w:val="20"/>
+                <w:lang w:val="en-US"/>
+              </w:rPr>
+              <w:t>50% </w:t>
+            </w:r>
+          </w:p>
+        </w:tc>
+        <w:tc>
+          <w:tcPr>
+            <w:tcW w:w="465" w:type="dxa"/>
+            <w:tcBorders>
+              <w:start w:val="double" w:sz="2" w:space="0" w:color="808080"/>
+              <w:bottom w:val="double" w:sz="2" w:space="0" w:color="808080"/>
+              <w:end w:val="double" w:sz="2" w:space="0" w:color="808080"/>
+            </w:tcBorders>
+            <w:vAlign w:val="center"/>
+          </w:tcPr>
+          <w:p>
+            <w:pPr>
+              <w:pStyle w:val="TableContents"/>
+              <w:bidi w:val="0"/>
+              <w:spacing w:before="60" w:after="60"/>
+              <w:ind w:hanging="0" w:start="0" w:end="0"/>
+              <w:jc w:val="start"/>
+              <w:rPr>
+                <w:rFonts w:ascii="Times" w:hAnsi="Times" w:eastAsia="Arial" w:cs="Arial"/>
+                <w:sz w:val="20"/>
+                <w:szCs w:val="20"/>
+              </w:rPr>
+            </w:pPr>
+            <w:r>
+              <w:rPr>
+                <w:rFonts w:eastAsia="Arial" w:cs="Arial" w:ascii="Times" w:hAnsi="Times"/>
+                <w:sz w:val="20"/>
+                <w:szCs w:val="20"/>
+              </w:rPr>
+              <w:t>✗ </w:t>
+            </w:r>
+          </w:p>
+        </w:tc>
+        <w:tc>
+          <w:tcPr>
+            <w:tcW w:w="951" w:type="dxa"/>
+            <w:tcBorders>
+              <w:start w:val="double" w:sz="2" w:space="0" w:color="808080"/>
+              <w:bottom w:val="double" w:sz="2" w:space="0" w:color="808080"/>
+              <w:end w:val="double" w:sz="2" w:space="0" w:color="808080"/>
+            </w:tcBorders>
+            <w:vAlign w:val="center"/>
+          </w:tcPr>
+          <w:p>
+            <w:pPr>
+              <w:pStyle w:val="TableContents"/>
+              <w:bidi w:val="0"/>
+              <w:spacing w:before="60" w:after="60"/>
+              <w:ind w:hanging="0" w:start="0" w:end="0"/>
+              <w:jc w:val="start"/>
+              <w:rPr>
+                <w:rFonts w:ascii="Times" w:hAnsi="Times" w:eastAsia="Arial" w:cs="Arial"/>
+                <w:sz w:val="20"/>
+                <w:szCs w:val="20"/>
+                <w:lang w:val="en-US"/>
+              </w:rPr>
+            </w:pPr>
+            <w:r>
+              <w:rPr>
+                <w:rFonts w:eastAsia="Arial" w:cs="Arial" w:ascii="Times" w:hAnsi="Times"/>
+                <w:sz w:val="20"/>
+                <w:szCs w:val="20"/>
+                <w:lang w:val="en-US"/>
+              </w:rPr>
+              <w:t>±15° </w:t>
+            </w:r>
+          </w:p>
+        </w:tc>
+        <w:tc>
+          <w:tcPr>
+            <w:tcW w:w="1026" w:type="dxa"/>
+            <w:tcBorders>
+              <w:start w:val="double" w:sz="2" w:space="0" w:color="808080"/>
+              <w:bottom w:val="double" w:sz="2" w:space="0" w:color="808080"/>
+              <w:end w:val="double" w:sz="2" w:space="0" w:color="808080"/>
+            </w:tcBorders>
+            <w:vAlign w:val="center"/>
+          </w:tcPr>
+          <w:p>
+            <w:pPr>
+              <w:pStyle w:val="TableContents"/>
+              <w:bidi w:val="0"/>
+              <w:spacing w:before="60" w:after="60"/>
+              <w:ind w:hanging="0" w:start="0" w:end="0"/>
+              <w:jc w:val="start"/>
+              <w:rPr>
+                <w:rFonts w:ascii="Times" w:hAnsi="Times" w:eastAsia="Arial" w:cs="Arial"/>
+                <w:sz w:val="20"/>
+                <w:szCs w:val="20"/>
+                <w:lang w:val="en-US"/>
+              </w:rPr>
+            </w:pPr>
+            <w:r>
+              <w:rPr>
+                <w:rFonts w:eastAsia="Arial" w:cs="Arial" w:ascii="Times" w:hAnsi="Times"/>
+                <w:sz w:val="20"/>
+                <w:szCs w:val="20"/>
+                <w:lang w:val="en-US"/>
+              </w:rPr>
+              <w:t>b=0.2 c=0.2 </w:t>
+            </w:r>
+          </w:p>
+        </w:tc>
+        <w:tc>
+          <w:tcPr>
+            <w:tcW w:w="512" w:type="dxa"/>
+            <w:tcBorders>
+              <w:start w:val="double" w:sz="2" w:space="0" w:color="808080"/>
+              <w:bottom w:val="double" w:sz="2" w:space="0" w:color="808080"/>
+              <w:end w:val="double" w:sz="2" w:space="0" w:color="808080"/>
+            </w:tcBorders>
+            <w:vAlign w:val="center"/>
+          </w:tcPr>
+          <w:p>
+            <w:pPr>
+              <w:pStyle w:val="TableContents"/>
+              <w:bidi w:val="0"/>
+              <w:spacing w:before="60" w:after="60"/>
+              <w:ind w:hanging="0" w:start="0" w:end="0"/>
+              <w:jc w:val="start"/>
+              <w:rPr>
+                <w:rFonts w:ascii="Times" w:hAnsi="Times" w:eastAsia="Arial" w:cs="Arial"/>
+                <w:sz w:val="20"/>
+                <w:szCs w:val="20"/>
+              </w:rPr>
+            </w:pPr>
+            <w:r>
+              <w:rPr>
+                <w:rFonts w:eastAsia="Arial" w:cs="Arial" w:ascii="Times" w:hAnsi="Times"/>
+                <w:sz w:val="20"/>
+                <w:szCs w:val="20"/>
+              </w:rPr>
+              <w:t>✗ </w:t>
+            </w:r>
+          </w:p>
+        </w:tc>
+        <w:tc>
+          <w:tcPr>
+            <w:tcW w:w="811" w:type="dxa"/>
+            <w:tcBorders>
+              <w:start w:val="double" w:sz="2" w:space="0" w:color="808080"/>
+              <w:bottom w:val="double" w:sz="2" w:space="0" w:color="808080"/>
+              <w:end w:val="double" w:sz="2" w:space="0" w:color="808080"/>
+            </w:tcBorders>
+            <w:vAlign w:val="center"/>
+          </w:tcPr>
+          <w:p>
+            <w:pPr>
+              <w:pStyle w:val="TableContents"/>
+              <w:bidi w:val="0"/>
+              <w:spacing w:before="60" w:after="60"/>
+              <w:ind w:hanging="0" w:start="0" w:end="0"/>
+              <w:jc w:val="start"/>
+              <w:rPr>
+                <w:rFonts w:ascii="Times" w:hAnsi="Times" w:eastAsia="Arial" w:cs="Arial"/>
+                <w:sz w:val="20"/>
+                <w:szCs w:val="20"/>
+              </w:rPr>
+            </w:pPr>
+            <w:r>
+              <w:rPr>
+                <w:rFonts w:eastAsia="Arial" w:cs="Arial" w:ascii="Times" w:hAnsi="Times"/>
+                <w:sz w:val="20"/>
+                <w:szCs w:val="20"/>
+              </w:rPr>
+              <w:t>✗ </w:t>
+            </w:r>
+          </w:p>
+        </w:tc>
+      </w:tr>
+      <w:tr>
+        <w:trPr/>
+        <w:tc>
+          <w:tcPr>
+            <w:tcW w:w="1183" w:type="dxa"/>
+            <w:tcBorders>
+              <w:start w:val="double" w:sz="2" w:space="0" w:color="808080"/>
+              <w:bottom w:val="double" w:sz="2" w:space="0" w:color="808080"/>
+              <w:end w:val="double" w:sz="2" w:space="0" w:color="808080"/>
+            </w:tcBorders>
+            <w:vAlign w:val="center"/>
+          </w:tcPr>
+          <w:p>
+            <w:pPr>
+              <w:pStyle w:val="TableContents"/>
+              <w:bidi w:val="0"/>
+              <w:spacing w:before="60" w:after="60"/>
+              <w:ind w:hanging="0" w:start="0" w:end="0"/>
+              <w:jc w:val="start"/>
+              <w:rPr>
+                <w:rFonts w:ascii="Times" w:hAnsi="Times" w:eastAsia="Arial" w:cs="Arial"/>
+                <w:sz w:val="20"/>
+                <w:szCs w:val="20"/>
+                <w:lang w:val="en-US"/>
+              </w:rPr>
+            </w:pPr>
+            <w:r>
+              <w:rPr>
+                <w:rFonts w:eastAsia="Arial" w:cs="Arial" w:ascii="Times" w:hAnsi="Times"/>
+                <w:sz w:val="20"/>
+                <w:szCs w:val="20"/>
+                <w:lang w:val="en-US"/>
+              </w:rPr>
+              <w:t>ResNet50 </w:t>
+            </w:r>
+          </w:p>
+        </w:tc>
+        <w:tc>
+          <w:tcPr>
+            <w:tcW w:w="1149" w:type="dxa"/>
+            <w:tcBorders>
+              <w:start w:val="double" w:sz="2" w:space="0" w:color="808080"/>
+              <w:bottom w:val="double" w:sz="2" w:space="0" w:color="808080"/>
+              <w:end w:val="double" w:sz="2" w:space="0" w:color="808080"/>
+            </w:tcBorders>
+            <w:vAlign w:val="center"/>
+          </w:tcPr>
+          <w:p>
+            <w:pPr>
+              <w:pStyle w:val="TableContents"/>
+              <w:bidi w:val="0"/>
+              <w:spacing w:before="60" w:after="60"/>
+              <w:ind w:hanging="0" w:start="0" w:end="0"/>
+              <w:jc w:val="start"/>
+              <w:rPr>
+                <w:rFonts w:ascii="Times" w:hAnsi="Times" w:eastAsia="Arial" w:cs="Arial"/>
+                <w:sz w:val="20"/>
+                <w:szCs w:val="20"/>
+                <w:lang w:val="en-US"/>
+              </w:rPr>
+            </w:pPr>
+            <w:r>
+              <w:rPr>
+                <w:rFonts w:eastAsia="Arial" w:cs="Arial" w:ascii="Times" w:hAnsi="Times"/>
+                <w:sz w:val="20"/>
+                <w:szCs w:val="20"/>
+                <w:lang w:val="en-US"/>
+              </w:rPr>
+              <w:t>Standard </w:t>
+            </w:r>
+          </w:p>
+        </w:tc>
+        <w:tc>
+          <w:tcPr>
+            <w:tcW w:w="815" w:type="dxa"/>
+            <w:tcBorders>
+              <w:start w:val="double" w:sz="2" w:space="0" w:color="808080"/>
+              <w:bottom w:val="double" w:sz="2" w:space="0" w:color="808080"/>
+              <w:end w:val="double" w:sz="2" w:space="0" w:color="808080"/>
+            </w:tcBorders>
+            <w:vAlign w:val="center"/>
+          </w:tcPr>
+          <w:p>
+            <w:pPr>
+              <w:pStyle w:val="TableContents"/>
+              <w:bidi w:val="0"/>
+              <w:spacing w:before="60" w:after="60"/>
+              <w:ind w:hanging="0" w:start="0" w:end="0"/>
+              <w:jc w:val="start"/>
+              <w:rPr>
+                <w:rFonts w:ascii="Times" w:hAnsi="Times" w:eastAsia="Arial" w:cs="Arial"/>
+                <w:sz w:val="20"/>
+                <w:szCs w:val="20"/>
+              </w:rPr>
+            </w:pPr>
+            <w:r>
+              <w:rPr>
+                <w:rFonts w:eastAsia="Arial" w:cs="Arial" w:ascii="Times" w:hAnsi="Times"/>
+                <w:sz w:val="20"/>
+                <w:szCs w:val="20"/>
+              </w:rPr>
+              <w:t>✓ </w:t>
+            </w:r>
+          </w:p>
+        </w:tc>
+        <w:tc>
+          <w:tcPr>
+            <w:tcW w:w="885" w:type="dxa"/>
+            <w:tcBorders>
+              <w:start w:val="double" w:sz="2" w:space="0" w:color="808080"/>
+              <w:bottom w:val="double" w:sz="2" w:space="0" w:color="808080"/>
+              <w:end w:val="double" w:sz="2" w:space="0" w:color="808080"/>
+            </w:tcBorders>
+            <w:vAlign w:val="center"/>
+          </w:tcPr>
+          <w:p>
+            <w:pPr>
+              <w:pStyle w:val="TableContents"/>
+              <w:bidi w:val="0"/>
+              <w:spacing w:before="60" w:after="60"/>
+              <w:ind w:hanging="0" w:start="0" w:end="0"/>
+              <w:jc w:val="start"/>
+              <w:rPr>
+                <w:rFonts w:ascii="Times" w:hAnsi="Times" w:eastAsia="Arial" w:cs="Arial"/>
+                <w:sz w:val="20"/>
+                <w:szCs w:val="20"/>
+              </w:rPr>
+            </w:pPr>
+            <w:r>
+              <w:rPr>
+                <w:rFonts w:eastAsia="Arial" w:cs="Arial" w:ascii="Times" w:hAnsi="Times"/>
+                <w:sz w:val="20"/>
+                <w:szCs w:val="20"/>
+              </w:rPr>
+              <w:t>✓ </w:t>
+            </w:r>
+          </w:p>
+        </w:tc>
+        <w:tc>
+          <w:tcPr>
+            <w:tcW w:w="728" w:type="dxa"/>
+            <w:tcBorders>
+              <w:start w:val="double" w:sz="2" w:space="0" w:color="808080"/>
+              <w:bottom w:val="double" w:sz="2" w:space="0" w:color="808080"/>
+              <w:end w:val="double" w:sz="2" w:space="0" w:color="808080"/>
+            </w:tcBorders>
+            <w:vAlign w:val="center"/>
+          </w:tcPr>
+          <w:p>
+            <w:pPr>
+              <w:pStyle w:val="TableContents"/>
+              <w:bidi w:val="0"/>
+              <w:spacing w:before="60" w:after="60"/>
+              <w:ind w:hanging="0" w:start="0" w:end="0"/>
+              <w:jc w:val="start"/>
+              <w:rPr>
+                <w:rFonts w:ascii="Times" w:hAnsi="Times" w:eastAsia="Arial" w:cs="Arial"/>
+                <w:sz w:val="20"/>
+                <w:szCs w:val="20"/>
+              </w:rPr>
+            </w:pPr>
+            <w:r>
+              <w:rPr>
+                <w:rFonts w:eastAsia="Arial" w:cs="Arial" w:ascii="Times" w:hAnsi="Times"/>
+                <w:sz w:val="20"/>
+                <w:szCs w:val="20"/>
+              </w:rPr>
+              <w:t>✗ </w:t>
+            </w:r>
+          </w:p>
+        </w:tc>
+        <w:tc>
+          <w:tcPr>
+            <w:tcW w:w="648" w:type="dxa"/>
+            <w:tcBorders>
+              <w:start w:val="double" w:sz="2" w:space="0" w:color="808080"/>
+              <w:bottom w:val="double" w:sz="2" w:space="0" w:color="808080"/>
+              <w:end w:val="double" w:sz="2" w:space="0" w:color="808080"/>
+            </w:tcBorders>
+            <w:vAlign w:val="center"/>
+          </w:tcPr>
+          <w:p>
+            <w:pPr>
+              <w:pStyle w:val="TableContents"/>
+              <w:bidi w:val="0"/>
+              <w:spacing w:before="60" w:after="60"/>
+              <w:ind w:hanging="0" w:start="0" w:end="0"/>
+              <w:jc w:val="start"/>
+              <w:rPr>
+                <w:rFonts w:ascii="Times" w:hAnsi="Times" w:eastAsia="Arial" w:cs="Arial"/>
+                <w:sz w:val="20"/>
+                <w:szCs w:val="20"/>
+                <w:lang w:val="en-US"/>
+              </w:rPr>
+            </w:pPr>
+            <w:r>
+              <w:rPr>
+                <w:rFonts w:eastAsia="Arial" w:cs="Arial" w:ascii="Times" w:hAnsi="Times"/>
+                <w:sz w:val="20"/>
+                <w:szCs w:val="20"/>
+                <w:lang w:val="en-US"/>
+              </w:rPr>
+              <w:t>0.6–1.0 </w:t>
+            </w:r>
+          </w:p>
+        </w:tc>
+        <w:tc>
+          <w:tcPr>
+            <w:tcW w:w="465" w:type="dxa"/>
+            <w:tcBorders>
+              <w:start w:val="double" w:sz="2" w:space="0" w:color="808080"/>
+              <w:bottom w:val="double" w:sz="2" w:space="0" w:color="808080"/>
+              <w:end w:val="double" w:sz="2" w:space="0" w:color="808080"/>
+            </w:tcBorders>
+            <w:vAlign w:val="center"/>
+          </w:tcPr>
+          <w:p>
+            <w:pPr>
+              <w:pStyle w:val="TableContents"/>
+              <w:bidi w:val="0"/>
+              <w:spacing w:before="60" w:after="60"/>
+              <w:ind w:hanging="0" w:start="0" w:end="0"/>
+              <w:jc w:val="start"/>
+              <w:rPr>
+                <w:rFonts w:ascii="Times" w:hAnsi="Times" w:eastAsia="Arial" w:cs="Arial"/>
+                <w:sz w:val="20"/>
+                <w:szCs w:val="20"/>
+                <w:lang w:val="en-US"/>
+              </w:rPr>
+            </w:pPr>
+            <w:r>
+              <w:rPr>
+                <w:rFonts w:eastAsia="Arial" w:cs="Arial" w:ascii="Times" w:hAnsi="Times"/>
+                <w:sz w:val="20"/>
+                <w:szCs w:val="20"/>
+                <w:lang w:val="en-US"/>
+              </w:rPr>
+              <w:t>50% </w:t>
+            </w:r>
+          </w:p>
+        </w:tc>
+        <w:tc>
+          <w:tcPr>
+            <w:tcW w:w="465" w:type="dxa"/>
+            <w:tcBorders>
+              <w:start w:val="double" w:sz="2" w:space="0" w:color="808080"/>
+              <w:bottom w:val="double" w:sz="2" w:space="0" w:color="808080"/>
+              <w:end w:val="double" w:sz="2" w:space="0" w:color="808080"/>
+            </w:tcBorders>
+            <w:vAlign w:val="center"/>
+          </w:tcPr>
+          <w:p>
+            <w:pPr>
+              <w:pStyle w:val="TableContents"/>
+              <w:bidi w:val="0"/>
+              <w:spacing w:before="60" w:after="60"/>
+              <w:ind w:hanging="0" w:start="0" w:end="0"/>
+              <w:jc w:val="start"/>
+              <w:rPr>
+                <w:rFonts w:ascii="Times" w:hAnsi="Times" w:eastAsia="Arial" w:cs="Arial"/>
+                <w:sz w:val="20"/>
+                <w:szCs w:val="20"/>
+                <w:lang w:val="en-US"/>
+              </w:rPr>
+            </w:pPr>
+            <w:r>
+              <w:rPr>
+                <w:rFonts w:eastAsia="Arial" w:cs="Arial" w:ascii="Times" w:hAnsi="Times"/>
+                <w:sz w:val="20"/>
+                <w:szCs w:val="20"/>
+                <w:lang w:val="en-US"/>
+              </w:rPr>
+              <w:t>30% </w:t>
+            </w:r>
+          </w:p>
+        </w:tc>
+        <w:tc>
+          <w:tcPr>
+            <w:tcW w:w="951" w:type="dxa"/>
+            <w:tcBorders>
+              <w:start w:val="double" w:sz="2" w:space="0" w:color="808080"/>
+              <w:bottom w:val="double" w:sz="2" w:space="0" w:color="808080"/>
+              <w:end w:val="double" w:sz="2" w:space="0" w:color="808080"/>
+            </w:tcBorders>
+            <w:vAlign w:val="center"/>
+          </w:tcPr>
+          <w:p>
+            <w:pPr>
+              <w:pStyle w:val="TableContents"/>
+              <w:bidi w:val="0"/>
+              <w:spacing w:before="60" w:after="60"/>
+              <w:ind w:hanging="0" w:start="0" w:end="0"/>
+              <w:jc w:val="start"/>
+              <w:rPr>
+                <w:rFonts w:ascii="Times" w:hAnsi="Times" w:eastAsia="Arial" w:cs="Arial"/>
+                <w:sz w:val="20"/>
+                <w:szCs w:val="20"/>
+                <w:lang w:val="en-US"/>
+              </w:rPr>
+            </w:pPr>
+            <w:r>
+              <w:rPr>
+                <w:rFonts w:eastAsia="Arial" w:cs="Arial" w:ascii="Times" w:hAnsi="Times"/>
+                <w:sz w:val="20"/>
+                <w:szCs w:val="20"/>
+                <w:lang w:val="en-US"/>
+              </w:rPr>
+              <w:t>30°/90°/180°/270° </w:t>
+            </w:r>
+          </w:p>
+        </w:tc>
+        <w:tc>
+          <w:tcPr>
+            <w:tcW w:w="1026" w:type="dxa"/>
+            <w:tcBorders>
+              <w:start w:val="double" w:sz="2" w:space="0" w:color="808080"/>
+              <w:bottom w:val="double" w:sz="2" w:space="0" w:color="808080"/>
+              <w:end w:val="double" w:sz="2" w:space="0" w:color="808080"/>
+            </w:tcBorders>
+            <w:vAlign w:val="center"/>
+          </w:tcPr>
+          <w:p>
+            <w:pPr>
+              <w:pStyle w:val="TableContents"/>
+              <w:bidi w:val="0"/>
+              <w:spacing w:before="60" w:after="60"/>
+              <w:ind w:hanging="0" w:start="0" w:end="0"/>
+              <w:jc w:val="start"/>
+              <w:rPr>
+                <w:rFonts w:ascii="Times" w:hAnsi="Times" w:eastAsia="Arial" w:cs="Arial"/>
+                <w:sz w:val="20"/>
+                <w:szCs w:val="20"/>
+                <w:lang w:val="en-US"/>
+              </w:rPr>
+            </w:pPr>
+            <w:r>
+              <w:rPr>
+                <w:rFonts w:eastAsia="Arial" w:cs="Arial" w:ascii="Times" w:hAnsi="Times"/>
+                <w:sz w:val="20"/>
+                <w:szCs w:val="20"/>
+                <w:lang w:val="en-US"/>
+              </w:rPr>
+              <w:t>b=0.4 c=0.3 </w:t>
+            </w:r>
+          </w:p>
+        </w:tc>
+        <w:tc>
+          <w:tcPr>
+            <w:tcW w:w="512" w:type="dxa"/>
+            <w:tcBorders>
+              <w:start w:val="double" w:sz="2" w:space="0" w:color="808080"/>
+              <w:bottom w:val="double" w:sz="2" w:space="0" w:color="808080"/>
+              <w:end w:val="double" w:sz="2" w:space="0" w:color="808080"/>
+            </w:tcBorders>
+            <w:vAlign w:val="center"/>
+          </w:tcPr>
+          <w:p>
+            <w:pPr>
+              <w:pStyle w:val="TableContents"/>
+              <w:bidi w:val="0"/>
+              <w:spacing w:before="60" w:after="60"/>
+              <w:ind w:hanging="0" w:start="0" w:end="0"/>
+              <w:jc w:val="start"/>
+              <w:rPr>
+                <w:rFonts w:ascii="Times" w:hAnsi="Times" w:eastAsia="Arial" w:cs="Arial"/>
+                <w:sz w:val="20"/>
+                <w:szCs w:val="20"/>
+                <w:lang w:val="en-US"/>
+              </w:rPr>
+            </w:pPr>
+            <w:r>
+              <w:rPr>
+                <w:rFonts w:eastAsia="Arial" w:cs="Arial" w:ascii="Times" w:hAnsi="Times"/>
+                <w:sz w:val="20"/>
+                <w:szCs w:val="20"/>
+                <w:lang w:val="en-US"/>
+              </w:rPr>
+              <w:t>20% </w:t>
+            </w:r>
+          </w:p>
+        </w:tc>
+        <w:tc>
+          <w:tcPr>
+            <w:tcW w:w="811" w:type="dxa"/>
+            <w:tcBorders>
+              <w:start w:val="double" w:sz="2" w:space="0" w:color="808080"/>
+              <w:bottom w:val="double" w:sz="2" w:space="0" w:color="808080"/>
+              <w:end w:val="double" w:sz="2" w:space="0" w:color="808080"/>
+            </w:tcBorders>
+            <w:vAlign w:val="center"/>
+          </w:tcPr>
+          <w:p>
+            <w:pPr>
+              <w:pStyle w:val="TableContents"/>
+              <w:bidi w:val="0"/>
+              <w:spacing w:before="60" w:after="60"/>
+              <w:ind w:hanging="0" w:start="0" w:end="0"/>
+              <w:jc w:val="start"/>
+              <w:rPr>
+                <w:rFonts w:ascii="Times" w:hAnsi="Times" w:eastAsia="Arial" w:cs="Arial"/>
+                <w:sz w:val="20"/>
+                <w:szCs w:val="20"/>
+                <w:lang w:val="en-US"/>
+              </w:rPr>
+            </w:pPr>
+            <w:r>
+              <w:rPr>
+                <w:rFonts w:eastAsia="Arial" w:cs="Arial" w:ascii="Times" w:hAnsi="Times"/>
+                <w:sz w:val="20"/>
+                <w:szCs w:val="20"/>
+                <w:lang w:val="en-US"/>
+              </w:rPr>
+              <w:t>30% </w:t>
+            </w:r>
+          </w:p>
+        </w:tc>
+      </w:tr>
+      <w:tr>
+        <w:trPr/>
+        <w:tc>
+          <w:tcPr>
+            <w:tcW w:w="1183" w:type="dxa"/>
+            <w:tcBorders>
+              <w:start w:val="double" w:sz="2" w:space="0" w:color="808080"/>
+              <w:bottom w:val="double" w:sz="2" w:space="0" w:color="808080"/>
+              <w:end w:val="double" w:sz="2" w:space="0" w:color="808080"/>
+            </w:tcBorders>
+            <w:vAlign w:val="center"/>
+          </w:tcPr>
+          <w:p>
+            <w:pPr>
+              <w:pStyle w:val="TableContents"/>
+              <w:bidi w:val="0"/>
+              <w:spacing w:before="60" w:after="60"/>
+              <w:ind w:hanging="0" w:start="0" w:end="0"/>
+              <w:jc w:val="start"/>
+              <w:rPr>
+                <w:rFonts w:ascii="Times" w:hAnsi="Times" w:eastAsia="Arial" w:cs="Arial"/>
+                <w:sz w:val="20"/>
+                <w:szCs w:val="20"/>
+                <w:lang w:val="en-US"/>
+              </w:rPr>
+            </w:pPr>
+            <w:r>
+              <w:rPr>
+                <w:rFonts w:eastAsia="Arial" w:cs="Arial" w:ascii="Times" w:hAnsi="Times"/>
+                <w:sz w:val="20"/>
+                <w:szCs w:val="20"/>
+                <w:lang w:val="en-US"/>
+              </w:rPr>
+              <w:t>EfficientNet </w:t>
+            </w:r>
+          </w:p>
+        </w:tc>
+        <w:tc>
+          <w:tcPr>
+            <w:tcW w:w="1149" w:type="dxa"/>
+            <w:tcBorders>
+              <w:start w:val="double" w:sz="2" w:space="0" w:color="808080"/>
+              <w:bottom w:val="double" w:sz="2" w:space="0" w:color="808080"/>
+              <w:end w:val="double" w:sz="2" w:space="0" w:color="808080"/>
+            </w:tcBorders>
+            <w:vAlign w:val="center"/>
+          </w:tcPr>
+          <w:p>
+            <w:pPr>
+              <w:pStyle w:val="TableContents"/>
+              <w:bidi w:val="0"/>
+              <w:spacing w:before="60" w:after="60"/>
+              <w:ind w:hanging="0" w:start="0" w:end="0"/>
+              <w:jc w:val="start"/>
+              <w:rPr>
+                <w:rFonts w:ascii="Times" w:hAnsi="Times" w:eastAsia="Arial" w:cs="Arial"/>
+                <w:sz w:val="20"/>
+                <w:szCs w:val="20"/>
+                <w:lang w:val="en-US"/>
+              </w:rPr>
+            </w:pPr>
+            <w:r>
+              <w:rPr>
+                <w:rFonts w:eastAsia="Arial" w:cs="Arial" w:ascii="Times" w:hAnsi="Times"/>
+                <w:sz w:val="20"/>
+                <w:szCs w:val="20"/>
+                <w:lang w:val="en-US"/>
+              </w:rPr>
+              <w:t>Standard </w:t>
+            </w:r>
+          </w:p>
+        </w:tc>
+        <w:tc>
+          <w:tcPr>
+            <w:tcW w:w="815" w:type="dxa"/>
+            <w:tcBorders>
+              <w:start w:val="double" w:sz="2" w:space="0" w:color="808080"/>
+              <w:bottom w:val="double" w:sz="2" w:space="0" w:color="808080"/>
+              <w:end w:val="double" w:sz="2" w:space="0" w:color="808080"/>
+            </w:tcBorders>
+            <w:vAlign w:val="center"/>
+          </w:tcPr>
+          <w:p>
+            <w:pPr>
+              <w:pStyle w:val="TableContents"/>
+              <w:bidi w:val="0"/>
+              <w:spacing w:before="60" w:after="60"/>
+              <w:ind w:hanging="0" w:start="0" w:end="0"/>
+              <w:jc w:val="start"/>
+              <w:rPr>
+                <w:rFonts w:ascii="Times" w:hAnsi="Times" w:eastAsia="Arial" w:cs="Arial"/>
+                <w:sz w:val="20"/>
+                <w:szCs w:val="20"/>
+              </w:rPr>
+            </w:pPr>
+            <w:r>
+              <w:rPr>
+                <w:rFonts w:eastAsia="Arial" w:cs="Arial" w:ascii="Times" w:hAnsi="Times"/>
+                <w:sz w:val="20"/>
+                <w:szCs w:val="20"/>
+              </w:rPr>
+              <w:t>✓ </w:t>
+            </w:r>
+          </w:p>
+        </w:tc>
+        <w:tc>
+          <w:tcPr>
+            <w:tcW w:w="885" w:type="dxa"/>
+            <w:tcBorders>
+              <w:start w:val="double" w:sz="2" w:space="0" w:color="808080"/>
+              <w:bottom w:val="double" w:sz="2" w:space="0" w:color="808080"/>
+              <w:end w:val="double" w:sz="2" w:space="0" w:color="808080"/>
+            </w:tcBorders>
+            <w:vAlign w:val="center"/>
+          </w:tcPr>
+          <w:p>
+            <w:pPr>
+              <w:pStyle w:val="TableContents"/>
+              <w:bidi w:val="0"/>
+              <w:spacing w:before="60" w:after="60"/>
+              <w:ind w:hanging="0" w:start="0" w:end="0"/>
+              <w:jc w:val="start"/>
+              <w:rPr>
+                <w:rFonts w:ascii="Times" w:hAnsi="Times" w:eastAsia="Arial" w:cs="Arial"/>
+                <w:sz w:val="20"/>
+                <w:szCs w:val="20"/>
+              </w:rPr>
+            </w:pPr>
+            <w:r>
+              <w:rPr>
+                <w:rFonts w:eastAsia="Arial" w:cs="Arial" w:ascii="Times" w:hAnsi="Times"/>
+                <w:sz w:val="20"/>
+                <w:szCs w:val="20"/>
+              </w:rPr>
+              <w:t>✓ </w:t>
+            </w:r>
+          </w:p>
+        </w:tc>
+        <w:tc>
+          <w:tcPr>
+            <w:tcW w:w="728" w:type="dxa"/>
+            <w:tcBorders>
+              <w:start w:val="double" w:sz="2" w:space="0" w:color="808080"/>
+              <w:bottom w:val="double" w:sz="2" w:space="0" w:color="808080"/>
+              <w:end w:val="double" w:sz="2" w:space="0" w:color="808080"/>
+            </w:tcBorders>
+            <w:vAlign w:val="center"/>
+          </w:tcPr>
+          <w:p>
+            <w:pPr>
+              <w:pStyle w:val="TableContents"/>
+              <w:bidi w:val="0"/>
+              <w:spacing w:before="60" w:after="60"/>
+              <w:ind w:hanging="0" w:start="0" w:end="0"/>
+              <w:jc w:val="start"/>
+              <w:rPr>
+                <w:rFonts w:ascii="Times" w:hAnsi="Times" w:eastAsia="Arial" w:cs="Arial"/>
+                <w:sz w:val="20"/>
+                <w:szCs w:val="20"/>
+              </w:rPr>
+            </w:pPr>
+            <w:r>
+              <w:rPr>
+                <w:rFonts w:eastAsia="Arial" w:cs="Arial" w:ascii="Times" w:hAnsi="Times"/>
+                <w:sz w:val="20"/>
+                <w:szCs w:val="20"/>
+              </w:rPr>
+              <w:t>✓ </w:t>
+            </w:r>
+          </w:p>
+        </w:tc>
+        <w:tc>
+          <w:tcPr>
+            <w:tcW w:w="648" w:type="dxa"/>
+            <w:tcBorders>
+              <w:start w:val="double" w:sz="2" w:space="0" w:color="808080"/>
+              <w:bottom w:val="double" w:sz="2" w:space="0" w:color="808080"/>
+              <w:end w:val="double" w:sz="2" w:space="0" w:color="808080"/>
+            </w:tcBorders>
+            <w:vAlign w:val="center"/>
+          </w:tcPr>
+          <w:p>
+            <w:pPr>
+              <w:pStyle w:val="TableContents"/>
+              <w:bidi w:val="0"/>
+              <w:spacing w:before="60" w:after="60"/>
+              <w:ind w:hanging="0" w:start="0" w:end="0"/>
+              <w:jc w:val="start"/>
+              <w:rPr>
+                <w:rFonts w:ascii="Times" w:hAnsi="Times" w:eastAsia="Arial" w:cs="Arial"/>
+                <w:sz w:val="20"/>
+                <w:szCs w:val="20"/>
+                <w:lang w:val="en-US"/>
+              </w:rPr>
+            </w:pPr>
+            <w:r>
+              <w:rPr>
+                <w:rFonts w:eastAsia="Arial" w:cs="Arial" w:ascii="Times" w:hAnsi="Times"/>
+                <w:sz w:val="20"/>
+                <w:szCs w:val="20"/>
+                <w:lang w:val="en-US"/>
+              </w:rPr>
+              <w:t>0.6–1.0 </w:t>
+            </w:r>
+          </w:p>
+        </w:tc>
+        <w:tc>
+          <w:tcPr>
+            <w:tcW w:w="465" w:type="dxa"/>
+            <w:tcBorders>
+              <w:start w:val="double" w:sz="2" w:space="0" w:color="808080"/>
+              <w:bottom w:val="double" w:sz="2" w:space="0" w:color="808080"/>
+              <w:end w:val="double" w:sz="2" w:space="0" w:color="808080"/>
+            </w:tcBorders>
+            <w:vAlign w:val="center"/>
+          </w:tcPr>
+          <w:p>
+            <w:pPr>
+              <w:pStyle w:val="TableContents"/>
+              <w:bidi w:val="0"/>
+              <w:spacing w:before="60" w:after="60"/>
+              <w:ind w:hanging="0" w:start="0" w:end="0"/>
+              <w:jc w:val="start"/>
+              <w:rPr>
+                <w:rFonts w:ascii="Times" w:hAnsi="Times" w:eastAsia="Arial" w:cs="Arial"/>
+                <w:sz w:val="20"/>
+                <w:szCs w:val="20"/>
+                <w:lang w:val="en-US"/>
+              </w:rPr>
+            </w:pPr>
+            <w:r>
+              <w:rPr>
+                <w:rFonts w:eastAsia="Arial" w:cs="Arial" w:ascii="Times" w:hAnsi="Times"/>
+                <w:sz w:val="20"/>
+                <w:szCs w:val="20"/>
+                <w:lang w:val="en-US"/>
+              </w:rPr>
+              <w:t>50% </w:t>
+            </w:r>
+          </w:p>
+        </w:tc>
+        <w:tc>
+          <w:tcPr>
+            <w:tcW w:w="465" w:type="dxa"/>
+            <w:tcBorders>
+              <w:start w:val="double" w:sz="2" w:space="0" w:color="808080"/>
+              <w:bottom w:val="double" w:sz="2" w:space="0" w:color="808080"/>
+              <w:end w:val="double" w:sz="2" w:space="0" w:color="808080"/>
+            </w:tcBorders>
+            <w:vAlign w:val="center"/>
+          </w:tcPr>
+          <w:p>
+            <w:pPr>
+              <w:pStyle w:val="TableContents"/>
+              <w:bidi w:val="0"/>
+              <w:spacing w:before="60" w:after="60"/>
+              <w:ind w:hanging="0" w:start="0" w:end="0"/>
+              <w:jc w:val="start"/>
+              <w:rPr>
+                <w:rFonts w:ascii="Times" w:hAnsi="Times" w:eastAsia="Arial" w:cs="Arial"/>
+                <w:sz w:val="20"/>
+                <w:szCs w:val="20"/>
+                <w:lang w:val="en-US"/>
+              </w:rPr>
+            </w:pPr>
+            <w:r>
+              <w:rPr>
+                <w:rFonts w:eastAsia="Arial" w:cs="Arial" w:ascii="Times" w:hAnsi="Times"/>
+                <w:sz w:val="20"/>
+                <w:szCs w:val="20"/>
+                <w:lang w:val="en-US"/>
+              </w:rPr>
+              <w:t>30% </w:t>
+            </w:r>
+          </w:p>
+        </w:tc>
+        <w:tc>
+          <w:tcPr>
+            <w:tcW w:w="951" w:type="dxa"/>
+            <w:tcBorders>
+              <w:start w:val="double" w:sz="2" w:space="0" w:color="808080"/>
+              <w:bottom w:val="double" w:sz="2" w:space="0" w:color="808080"/>
+              <w:end w:val="double" w:sz="2" w:space="0" w:color="808080"/>
+            </w:tcBorders>
+            <w:vAlign w:val="center"/>
+          </w:tcPr>
+          <w:p>
+            <w:pPr>
+              <w:pStyle w:val="TableContents"/>
+              <w:bidi w:val="0"/>
+              <w:spacing w:before="60" w:after="60"/>
+              <w:ind w:hanging="0" w:start="0" w:end="0"/>
+              <w:jc w:val="start"/>
+              <w:rPr>
+                <w:rFonts w:ascii="Times" w:hAnsi="Times" w:eastAsia="Arial" w:cs="Arial"/>
+                <w:sz w:val="20"/>
+                <w:szCs w:val="20"/>
+                <w:lang w:val="en-US"/>
+              </w:rPr>
+            </w:pPr>
+            <w:r>
+              <w:rPr>
+                <w:rFonts w:eastAsia="Arial" w:cs="Arial" w:ascii="Times" w:hAnsi="Times"/>
+                <w:sz w:val="20"/>
+                <w:szCs w:val="20"/>
+                <w:lang w:val="en-US"/>
+              </w:rPr>
+              <w:t>30°/90°/180°/270° </w:t>
+            </w:r>
+          </w:p>
+        </w:tc>
+        <w:tc>
+          <w:tcPr>
+            <w:tcW w:w="1026" w:type="dxa"/>
+            <w:tcBorders>
+              <w:start w:val="double" w:sz="2" w:space="0" w:color="808080"/>
+              <w:bottom w:val="double" w:sz="2" w:space="0" w:color="808080"/>
+              <w:end w:val="double" w:sz="2" w:space="0" w:color="808080"/>
+            </w:tcBorders>
+            <w:vAlign w:val="center"/>
+          </w:tcPr>
+          <w:p>
+            <w:pPr>
+              <w:pStyle w:val="TableContents"/>
+              <w:bidi w:val="0"/>
+              <w:spacing w:before="60" w:after="60"/>
+              <w:ind w:hanging="0" w:start="0" w:end="0"/>
+              <w:jc w:val="start"/>
+              <w:rPr>
+                <w:rFonts w:ascii="Times" w:hAnsi="Times" w:eastAsia="Arial" w:cs="Arial"/>
+                <w:sz w:val="20"/>
+                <w:szCs w:val="20"/>
+                <w:lang w:val="en-US"/>
+              </w:rPr>
+            </w:pPr>
+            <w:r>
+              <w:rPr>
+                <w:rFonts w:eastAsia="Arial" w:cs="Arial" w:ascii="Times" w:hAnsi="Times"/>
+                <w:sz w:val="20"/>
+                <w:szCs w:val="20"/>
+                <w:lang w:val="en-US"/>
+              </w:rPr>
+              <w:t>b=0.4 c=0.3 </w:t>
+            </w:r>
+          </w:p>
+        </w:tc>
+        <w:tc>
+          <w:tcPr>
+            <w:tcW w:w="512" w:type="dxa"/>
+            <w:tcBorders>
+              <w:start w:val="double" w:sz="2" w:space="0" w:color="808080"/>
+              <w:bottom w:val="double" w:sz="2" w:space="0" w:color="808080"/>
+              <w:end w:val="double" w:sz="2" w:space="0" w:color="808080"/>
+            </w:tcBorders>
+            <w:vAlign w:val="center"/>
+          </w:tcPr>
+          <w:p>
+            <w:pPr>
+              <w:pStyle w:val="TableContents"/>
+              <w:bidi w:val="0"/>
+              <w:spacing w:before="60" w:after="60"/>
+              <w:ind w:hanging="0" w:start="0" w:end="0"/>
+              <w:jc w:val="start"/>
+              <w:rPr>
+                <w:rFonts w:ascii="Times" w:hAnsi="Times" w:eastAsia="Arial" w:cs="Arial"/>
+                <w:sz w:val="20"/>
+                <w:szCs w:val="20"/>
+                <w:lang w:val="en-US"/>
+              </w:rPr>
+            </w:pPr>
+            <w:r>
+              <w:rPr>
+                <w:rFonts w:eastAsia="Arial" w:cs="Arial" w:ascii="Times" w:hAnsi="Times"/>
+                <w:sz w:val="20"/>
+                <w:szCs w:val="20"/>
+                <w:lang w:val="en-US"/>
+              </w:rPr>
+              <w:t>20% </w:t>
+            </w:r>
+          </w:p>
+        </w:tc>
+        <w:tc>
+          <w:tcPr>
+            <w:tcW w:w="811" w:type="dxa"/>
+            <w:tcBorders>
+              <w:start w:val="double" w:sz="2" w:space="0" w:color="808080"/>
+              <w:bottom w:val="double" w:sz="2" w:space="0" w:color="808080"/>
+              <w:end w:val="double" w:sz="2" w:space="0" w:color="808080"/>
+            </w:tcBorders>
+            <w:vAlign w:val="center"/>
+          </w:tcPr>
+          <w:p>
+            <w:pPr>
+              <w:pStyle w:val="TableContents"/>
+              <w:bidi w:val="0"/>
+              <w:spacing w:before="60" w:after="60"/>
+              <w:ind w:hanging="0" w:start="0" w:end="0"/>
+              <w:jc w:val="start"/>
+              <w:rPr>
+                <w:rFonts w:ascii="Times" w:hAnsi="Times" w:eastAsia="Arial" w:cs="Arial"/>
+                <w:sz w:val="20"/>
+                <w:szCs w:val="20"/>
+                <w:lang w:val="en-US"/>
+              </w:rPr>
+            </w:pPr>
+            <w:r>
+              <w:rPr>
+                <w:rFonts w:eastAsia="Arial" w:cs="Arial" w:ascii="Times" w:hAnsi="Times"/>
+                <w:sz w:val="20"/>
+                <w:szCs w:val="20"/>
+                <w:lang w:val="en-US"/>
+              </w:rPr>
+              <w:t>30% </w:t>
+            </w:r>
+          </w:p>
+        </w:tc>
+      </w:tr>
+      <w:tr>
+        <w:trPr/>
+        <w:tc>
+          <w:tcPr>
+            <w:tcW w:w="1183" w:type="dxa"/>
+            <w:tcBorders>
+              <w:start w:val="double" w:sz="2" w:space="0" w:color="808080"/>
+              <w:bottom w:val="double" w:sz="2" w:space="0" w:color="808080"/>
+              <w:end w:val="double" w:sz="2" w:space="0" w:color="808080"/>
+            </w:tcBorders>
+            <w:vAlign w:val="center"/>
+          </w:tcPr>
+          <w:p>
+            <w:pPr>
+              <w:pStyle w:val="TableContents"/>
+              <w:bidi w:val="0"/>
+              <w:spacing w:before="60" w:after="60"/>
+              <w:ind w:hanging="0" w:start="0" w:end="0"/>
+              <w:jc w:val="start"/>
+              <w:rPr>
+                <w:rFonts w:ascii="Times" w:hAnsi="Times" w:eastAsia="Arial" w:cs="Arial"/>
+                <w:sz w:val="20"/>
+                <w:szCs w:val="20"/>
+                <w:lang w:val="en-US"/>
+              </w:rPr>
+            </w:pPr>
+            <w:r>
+              <w:rPr>
+                <w:rFonts w:eastAsia="Arial" w:cs="Arial" w:ascii="Times" w:hAnsi="Times"/>
+                <w:sz w:val="20"/>
+                <w:szCs w:val="20"/>
+                <w:lang w:val="en-US"/>
+              </w:rPr>
+              <w:t>Swin </w:t>
+            </w:r>
+          </w:p>
+        </w:tc>
+        <w:tc>
+          <w:tcPr>
+            <w:tcW w:w="1149" w:type="dxa"/>
+            <w:tcBorders>
+              <w:start w:val="double" w:sz="2" w:space="0" w:color="808080"/>
+              <w:bottom w:val="double" w:sz="2" w:space="0" w:color="808080"/>
+              <w:end w:val="double" w:sz="2" w:space="0" w:color="808080"/>
+            </w:tcBorders>
+            <w:vAlign w:val="center"/>
+          </w:tcPr>
+          <w:p>
+            <w:pPr>
+              <w:pStyle w:val="TableContents"/>
+              <w:bidi w:val="0"/>
+              <w:spacing w:before="60" w:after="60"/>
+              <w:ind w:hanging="0" w:start="0" w:end="0"/>
+              <w:jc w:val="start"/>
+              <w:rPr>
+                <w:rFonts w:ascii="Times" w:hAnsi="Times" w:eastAsia="Arial" w:cs="Arial"/>
+                <w:sz w:val="20"/>
+                <w:szCs w:val="20"/>
+                <w:lang w:val="en-US"/>
+              </w:rPr>
+            </w:pPr>
+            <w:r>
+              <w:rPr>
+                <w:rFonts w:eastAsia="Arial" w:cs="Arial" w:ascii="Times" w:hAnsi="Times"/>
+                <w:sz w:val="20"/>
+                <w:szCs w:val="20"/>
+                <w:lang w:val="en-US"/>
+              </w:rPr>
+              <w:t>Strong </w:t>
+            </w:r>
+          </w:p>
+        </w:tc>
+        <w:tc>
+          <w:tcPr>
+            <w:tcW w:w="815" w:type="dxa"/>
+            <w:tcBorders>
+              <w:start w:val="double" w:sz="2" w:space="0" w:color="808080"/>
+              <w:bottom w:val="double" w:sz="2" w:space="0" w:color="808080"/>
+              <w:end w:val="double" w:sz="2" w:space="0" w:color="808080"/>
+            </w:tcBorders>
+            <w:vAlign w:val="center"/>
+          </w:tcPr>
+          <w:p>
+            <w:pPr>
+              <w:pStyle w:val="TableContents"/>
+              <w:bidi w:val="0"/>
+              <w:spacing w:before="60" w:after="60"/>
+              <w:ind w:hanging="0" w:start="0" w:end="0"/>
+              <w:jc w:val="start"/>
+              <w:rPr>
+                <w:rFonts w:ascii="Times" w:hAnsi="Times" w:eastAsia="Arial" w:cs="Arial"/>
+                <w:sz w:val="20"/>
+                <w:szCs w:val="20"/>
+              </w:rPr>
+            </w:pPr>
+            <w:r>
+              <w:rPr>
+                <w:rFonts w:eastAsia="Arial" w:cs="Arial" w:ascii="Times" w:hAnsi="Times"/>
+                <w:sz w:val="20"/>
+                <w:szCs w:val="20"/>
+              </w:rPr>
+              <w:t>✓ </w:t>
+            </w:r>
+          </w:p>
+        </w:tc>
+        <w:tc>
+          <w:tcPr>
+            <w:tcW w:w="885" w:type="dxa"/>
+            <w:tcBorders>
+              <w:start w:val="double" w:sz="2" w:space="0" w:color="808080"/>
+              <w:bottom w:val="double" w:sz="2" w:space="0" w:color="808080"/>
+              <w:end w:val="double" w:sz="2" w:space="0" w:color="808080"/>
+            </w:tcBorders>
+            <w:vAlign w:val="center"/>
+          </w:tcPr>
+          <w:p>
+            <w:pPr>
+              <w:pStyle w:val="TableContents"/>
+              <w:bidi w:val="0"/>
+              <w:spacing w:before="60" w:after="60"/>
+              <w:ind w:hanging="0" w:start="0" w:end="0"/>
+              <w:jc w:val="start"/>
+              <w:rPr>
+                <w:rFonts w:ascii="Times" w:hAnsi="Times" w:eastAsia="Arial" w:cs="Arial"/>
+                <w:sz w:val="20"/>
+                <w:szCs w:val="20"/>
+              </w:rPr>
+            </w:pPr>
+            <w:r>
+              <w:rPr>
+                <w:rFonts w:eastAsia="Arial" w:cs="Arial" w:ascii="Times" w:hAnsi="Times"/>
+                <w:sz w:val="20"/>
+                <w:szCs w:val="20"/>
+              </w:rPr>
+              <w:t>✓ </w:t>
+            </w:r>
+          </w:p>
+        </w:tc>
+        <w:tc>
+          <w:tcPr>
+            <w:tcW w:w="728" w:type="dxa"/>
+            <w:tcBorders>
+              <w:start w:val="double" w:sz="2" w:space="0" w:color="808080"/>
+              <w:bottom w:val="double" w:sz="2" w:space="0" w:color="808080"/>
+              <w:end w:val="double" w:sz="2" w:space="0" w:color="808080"/>
+            </w:tcBorders>
+            <w:vAlign w:val="center"/>
+          </w:tcPr>
+          <w:p>
+            <w:pPr>
+              <w:pStyle w:val="TableContents"/>
+              <w:bidi w:val="0"/>
+              <w:spacing w:before="60" w:after="60"/>
+              <w:ind w:hanging="0" w:start="0" w:end="0"/>
+              <w:jc w:val="start"/>
+              <w:rPr>
+                <w:rFonts w:ascii="Times" w:hAnsi="Times" w:eastAsia="Arial" w:cs="Arial"/>
+                <w:sz w:val="20"/>
+                <w:szCs w:val="20"/>
+              </w:rPr>
+            </w:pPr>
+            <w:r>
+              <w:rPr>
+                <w:rFonts w:eastAsia="Arial" w:cs="Arial" w:ascii="Times" w:hAnsi="Times"/>
+                <w:sz w:val="20"/>
+                <w:szCs w:val="20"/>
+              </w:rPr>
+              <w:t>✓ </w:t>
+            </w:r>
+          </w:p>
+        </w:tc>
+        <w:tc>
+          <w:tcPr>
+            <w:tcW w:w="648" w:type="dxa"/>
+            <w:tcBorders>
+              <w:start w:val="double" w:sz="2" w:space="0" w:color="808080"/>
+              <w:bottom w:val="double" w:sz="2" w:space="0" w:color="808080"/>
+              <w:end w:val="double" w:sz="2" w:space="0" w:color="808080"/>
+            </w:tcBorders>
+            <w:vAlign w:val="center"/>
+          </w:tcPr>
+          <w:p>
+            <w:pPr>
+              <w:pStyle w:val="TableContents"/>
+              <w:bidi w:val="0"/>
+              <w:spacing w:before="60" w:after="60"/>
+              <w:ind w:hanging="0" w:start="0" w:end="0"/>
+              <w:jc w:val="start"/>
+              <w:rPr>
+                <w:rFonts w:ascii="Times" w:hAnsi="Times" w:eastAsia="Arial" w:cs="Arial"/>
+                <w:sz w:val="20"/>
+                <w:szCs w:val="20"/>
+                <w:lang w:val="en-US"/>
+              </w:rPr>
+            </w:pPr>
+            <w:r>
+              <w:rPr>
+                <w:rFonts w:eastAsia="Arial" w:cs="Arial" w:ascii="Times" w:hAnsi="Times"/>
+                <w:sz w:val="20"/>
+                <w:szCs w:val="20"/>
+                <w:lang w:val="en-US"/>
+              </w:rPr>
+              <w:t>0.5–1.0 </w:t>
+            </w:r>
+          </w:p>
+        </w:tc>
+        <w:tc>
+          <w:tcPr>
+            <w:tcW w:w="465" w:type="dxa"/>
+            <w:tcBorders>
+              <w:start w:val="double" w:sz="2" w:space="0" w:color="808080"/>
+              <w:bottom w:val="double" w:sz="2" w:space="0" w:color="808080"/>
+              <w:end w:val="double" w:sz="2" w:space="0" w:color="808080"/>
+            </w:tcBorders>
+            <w:vAlign w:val="center"/>
+          </w:tcPr>
+          <w:p>
+            <w:pPr>
+              <w:pStyle w:val="TableContents"/>
+              <w:bidi w:val="0"/>
+              <w:spacing w:before="60" w:after="60"/>
+              <w:ind w:hanging="0" w:start="0" w:end="0"/>
+              <w:jc w:val="start"/>
+              <w:rPr>
+                <w:rFonts w:ascii="Times" w:hAnsi="Times" w:eastAsia="Arial" w:cs="Arial"/>
+                <w:sz w:val="20"/>
+                <w:szCs w:val="20"/>
+                <w:lang w:val="en-US"/>
+              </w:rPr>
+            </w:pPr>
+            <w:r>
+              <w:rPr>
+                <w:rFonts w:eastAsia="Arial" w:cs="Arial" w:ascii="Times" w:hAnsi="Times"/>
+                <w:sz w:val="20"/>
+                <w:szCs w:val="20"/>
+                <w:lang w:val="en-US"/>
+              </w:rPr>
+              <w:t>50% </w:t>
+            </w:r>
+          </w:p>
+        </w:tc>
+        <w:tc>
+          <w:tcPr>
+            <w:tcW w:w="465" w:type="dxa"/>
+            <w:tcBorders>
+              <w:start w:val="double" w:sz="2" w:space="0" w:color="808080"/>
+              <w:bottom w:val="double" w:sz="2" w:space="0" w:color="808080"/>
+              <w:end w:val="double" w:sz="2" w:space="0" w:color="808080"/>
+            </w:tcBorders>
+            <w:vAlign w:val="center"/>
+          </w:tcPr>
+          <w:p>
+            <w:pPr>
+              <w:pStyle w:val="TableContents"/>
+              <w:bidi w:val="0"/>
+              <w:spacing w:before="60" w:after="60"/>
+              <w:ind w:hanging="0" w:start="0" w:end="0"/>
+              <w:jc w:val="start"/>
+              <w:rPr>
+                <w:rFonts w:ascii="Times" w:hAnsi="Times" w:eastAsia="Arial" w:cs="Arial"/>
+                <w:sz w:val="20"/>
+                <w:szCs w:val="20"/>
+                <w:lang w:val="en-US"/>
+              </w:rPr>
+            </w:pPr>
+            <w:r>
+              <w:rPr>
+                <w:rFonts w:eastAsia="Arial" w:cs="Arial" w:ascii="Times" w:hAnsi="Times"/>
+                <w:sz w:val="20"/>
+                <w:szCs w:val="20"/>
+                <w:lang w:val="en-US"/>
+              </w:rPr>
+              <w:t>30% </w:t>
+            </w:r>
+          </w:p>
+        </w:tc>
+        <w:tc>
+          <w:tcPr>
+            <w:tcW w:w="951" w:type="dxa"/>
+            <w:tcBorders>
+              <w:start w:val="double" w:sz="2" w:space="0" w:color="808080"/>
+              <w:bottom w:val="double" w:sz="2" w:space="0" w:color="808080"/>
+              <w:end w:val="double" w:sz="2" w:space="0" w:color="808080"/>
+            </w:tcBorders>
+            <w:vAlign w:val="center"/>
+          </w:tcPr>
+          <w:p>
+            <w:pPr>
+              <w:pStyle w:val="TableContents"/>
+              <w:bidi w:val="0"/>
+              <w:spacing w:before="60" w:after="60"/>
+              <w:ind w:hanging="0" w:start="0" w:end="0"/>
+              <w:jc w:val="start"/>
+              <w:rPr>
+                <w:rFonts w:ascii="Times" w:hAnsi="Times" w:eastAsia="Arial" w:cs="Arial"/>
+                <w:sz w:val="20"/>
+                <w:szCs w:val="20"/>
+                <w:lang w:val="en-US"/>
+              </w:rPr>
+            </w:pPr>
+            <w:r>
+              <w:rPr>
+                <w:rFonts w:eastAsia="Arial" w:cs="Arial" w:ascii="Times" w:hAnsi="Times"/>
+                <w:sz w:val="20"/>
+                <w:szCs w:val="20"/>
+                <w:lang w:val="en-US"/>
+              </w:rPr>
+              <w:t>30°/90°/180°/270° </w:t>
+            </w:r>
+          </w:p>
+        </w:tc>
+        <w:tc>
+          <w:tcPr>
+            <w:tcW w:w="1026" w:type="dxa"/>
+            <w:tcBorders>
+              <w:start w:val="double" w:sz="2" w:space="0" w:color="808080"/>
+              <w:bottom w:val="double" w:sz="2" w:space="0" w:color="808080"/>
+              <w:end w:val="double" w:sz="2" w:space="0" w:color="808080"/>
+            </w:tcBorders>
+            <w:vAlign w:val="center"/>
+          </w:tcPr>
+          <w:p>
+            <w:pPr>
+              <w:pStyle w:val="TableContents"/>
+              <w:bidi w:val="0"/>
+              <w:spacing w:before="60" w:after="60"/>
+              <w:ind w:hanging="0" w:start="0" w:end="0"/>
+              <w:jc w:val="start"/>
+              <w:rPr>
+                <w:rFonts w:ascii="Times" w:hAnsi="Times" w:eastAsia="Arial" w:cs="Arial"/>
+                <w:sz w:val="20"/>
+                <w:szCs w:val="20"/>
+                <w:lang w:val="en-US"/>
+              </w:rPr>
+            </w:pPr>
+            <w:r>
+              <w:rPr>
+                <w:rFonts w:eastAsia="Arial" w:cs="Arial" w:ascii="Times" w:hAnsi="Times"/>
+                <w:sz w:val="20"/>
+                <w:szCs w:val="20"/>
+                <w:lang w:val="en-US"/>
+              </w:rPr>
+              <w:t>b=0.4 c=0.4 </w:t>
+            </w:r>
+          </w:p>
+        </w:tc>
+        <w:tc>
+          <w:tcPr>
+            <w:tcW w:w="512" w:type="dxa"/>
+            <w:tcBorders>
+              <w:start w:val="double" w:sz="2" w:space="0" w:color="808080"/>
+              <w:bottom w:val="double" w:sz="2" w:space="0" w:color="808080"/>
+              <w:end w:val="double" w:sz="2" w:space="0" w:color="808080"/>
+            </w:tcBorders>
+            <w:vAlign w:val="center"/>
+          </w:tcPr>
+          <w:p>
+            <w:pPr>
+              <w:pStyle w:val="TableContents"/>
+              <w:bidi w:val="0"/>
+              <w:spacing w:before="60" w:after="60"/>
+              <w:ind w:hanging="0" w:start="0" w:end="0"/>
+              <w:jc w:val="start"/>
+              <w:rPr>
+                <w:rFonts w:ascii="Times" w:hAnsi="Times" w:eastAsia="Arial" w:cs="Arial"/>
+                <w:sz w:val="20"/>
+                <w:szCs w:val="20"/>
+                <w:lang w:val="en-US"/>
+              </w:rPr>
+            </w:pPr>
+            <w:r>
+              <w:rPr>
+                <w:rFonts w:eastAsia="Arial" w:cs="Arial" w:ascii="Times" w:hAnsi="Times"/>
+                <w:sz w:val="20"/>
+                <w:szCs w:val="20"/>
+                <w:lang w:val="en-US"/>
+              </w:rPr>
+              <w:t>25% </w:t>
+            </w:r>
+          </w:p>
+        </w:tc>
+        <w:tc>
+          <w:tcPr>
+            <w:tcW w:w="811" w:type="dxa"/>
+            <w:tcBorders>
+              <w:start w:val="double" w:sz="2" w:space="0" w:color="808080"/>
+              <w:bottom w:val="double" w:sz="2" w:space="0" w:color="808080"/>
+              <w:end w:val="double" w:sz="2" w:space="0" w:color="808080"/>
+            </w:tcBorders>
+            <w:vAlign w:val="center"/>
+          </w:tcPr>
+          <w:p>
+            <w:pPr>
+              <w:pStyle w:val="TableContents"/>
+              <w:bidi w:val="0"/>
+              <w:spacing w:before="60" w:after="60"/>
+              <w:ind w:hanging="0" w:start="0" w:end="0"/>
+              <w:jc w:val="start"/>
+              <w:rPr>
+                <w:rFonts w:ascii="Times" w:hAnsi="Times" w:eastAsia="Arial" w:cs="Arial"/>
+                <w:sz w:val="20"/>
+                <w:szCs w:val="20"/>
+                <w:lang w:val="en-US"/>
+              </w:rPr>
+            </w:pPr>
+            <w:r>
+              <w:rPr>
+                <w:rFonts w:eastAsia="Arial" w:cs="Arial" w:ascii="Times" w:hAnsi="Times"/>
+                <w:sz w:val="20"/>
+                <w:szCs w:val="20"/>
+                <w:lang w:val="en-US"/>
+              </w:rPr>
+              <w:t>35% </w:t>
+            </w:r>
+          </w:p>
+        </w:tc>
+      </w:tr>
+      <w:tr>
+        <w:trPr/>
+        <w:tc>
+          <w:tcPr>
+            <w:tcW w:w="1183" w:type="dxa"/>
+            <w:tcBorders>
+              <w:start w:val="double" w:sz="2" w:space="0" w:color="808080"/>
+              <w:bottom w:val="double" w:sz="2" w:space="0" w:color="808080"/>
+              <w:end w:val="double" w:sz="2" w:space="0" w:color="808080"/>
+            </w:tcBorders>
+            <w:vAlign w:val="center"/>
+          </w:tcPr>
+          <w:p>
+            <w:pPr>
+              <w:pStyle w:val="TableContents"/>
+              <w:bidi w:val="0"/>
+              <w:spacing w:before="60" w:after="60"/>
+              <w:ind w:hanging="0" w:start="0" w:end="0"/>
+              <w:jc w:val="start"/>
+              <w:rPr>
+                <w:rFonts w:ascii="Times" w:hAnsi="Times" w:eastAsia="Arial" w:cs="Arial"/>
+                <w:sz w:val="20"/>
+                <w:szCs w:val="20"/>
+                <w:lang w:val="en-US"/>
+              </w:rPr>
+            </w:pPr>
+            <w:r>
+              <w:rPr>
+                <w:rFonts w:eastAsia="Arial" w:cs="Arial" w:ascii="Times" w:hAnsi="Times"/>
+                <w:sz w:val="20"/>
+                <w:szCs w:val="20"/>
+                <w:lang w:val="en-US"/>
+              </w:rPr>
+              <w:t>ViT </w:t>
+            </w:r>
+          </w:p>
+        </w:tc>
+        <w:tc>
+          <w:tcPr>
+            <w:tcW w:w="1149" w:type="dxa"/>
+            <w:tcBorders>
+              <w:start w:val="double" w:sz="2" w:space="0" w:color="808080"/>
+              <w:bottom w:val="double" w:sz="2" w:space="0" w:color="808080"/>
+              <w:end w:val="double" w:sz="2" w:space="0" w:color="808080"/>
+            </w:tcBorders>
+            <w:vAlign w:val="center"/>
+          </w:tcPr>
+          <w:p>
+            <w:pPr>
+              <w:pStyle w:val="TableContents"/>
+              <w:bidi w:val="0"/>
+              <w:spacing w:before="60" w:after="60"/>
+              <w:ind w:hanging="0" w:start="0" w:end="0"/>
+              <w:jc w:val="start"/>
+              <w:rPr>
+                <w:rFonts w:ascii="Times" w:hAnsi="Times" w:eastAsia="Arial" w:cs="Arial"/>
+                <w:sz w:val="20"/>
+                <w:szCs w:val="20"/>
+                <w:lang w:val="en-US"/>
+              </w:rPr>
+            </w:pPr>
+            <w:r>
+              <w:rPr>
+                <w:rFonts w:eastAsia="Arial" w:cs="Arial" w:ascii="Times" w:hAnsi="Times"/>
+                <w:sz w:val="20"/>
+                <w:szCs w:val="20"/>
+                <w:lang w:val="en-US"/>
+              </w:rPr>
+              <w:t>Strong </w:t>
+            </w:r>
+          </w:p>
+        </w:tc>
+        <w:tc>
+          <w:tcPr>
+            <w:tcW w:w="815" w:type="dxa"/>
+            <w:tcBorders>
+              <w:start w:val="double" w:sz="2" w:space="0" w:color="808080"/>
+              <w:bottom w:val="double" w:sz="2" w:space="0" w:color="808080"/>
+              <w:end w:val="double" w:sz="2" w:space="0" w:color="808080"/>
+            </w:tcBorders>
+            <w:vAlign w:val="center"/>
+          </w:tcPr>
+          <w:p>
+            <w:pPr>
+              <w:pStyle w:val="TableContents"/>
+              <w:bidi w:val="0"/>
+              <w:spacing w:before="60" w:after="60"/>
+              <w:ind w:hanging="0" w:start="0" w:end="0"/>
+              <w:jc w:val="start"/>
+              <w:rPr>
+                <w:rFonts w:ascii="Times" w:hAnsi="Times" w:eastAsia="Arial" w:cs="Arial"/>
+                <w:sz w:val="20"/>
+                <w:szCs w:val="20"/>
+              </w:rPr>
+            </w:pPr>
+            <w:r>
+              <w:rPr>
+                <w:rFonts w:eastAsia="Arial" w:cs="Arial" w:ascii="Times" w:hAnsi="Times"/>
+                <w:sz w:val="20"/>
+                <w:szCs w:val="20"/>
+              </w:rPr>
+              <w:t>✓ </w:t>
+            </w:r>
+          </w:p>
+        </w:tc>
+        <w:tc>
+          <w:tcPr>
+            <w:tcW w:w="885" w:type="dxa"/>
+            <w:tcBorders>
+              <w:start w:val="double" w:sz="2" w:space="0" w:color="808080"/>
+              <w:bottom w:val="double" w:sz="2" w:space="0" w:color="808080"/>
+              <w:end w:val="double" w:sz="2" w:space="0" w:color="808080"/>
+            </w:tcBorders>
+            <w:vAlign w:val="center"/>
+          </w:tcPr>
+          <w:p>
+            <w:pPr>
+              <w:pStyle w:val="TableContents"/>
+              <w:bidi w:val="0"/>
+              <w:spacing w:before="60" w:after="60"/>
+              <w:ind w:hanging="0" w:start="0" w:end="0"/>
+              <w:jc w:val="start"/>
+              <w:rPr>
+                <w:rFonts w:ascii="Times" w:hAnsi="Times" w:eastAsia="Arial" w:cs="Arial"/>
+                <w:sz w:val="20"/>
+                <w:szCs w:val="20"/>
+              </w:rPr>
+            </w:pPr>
+            <w:r>
+              <w:rPr>
+                <w:rFonts w:eastAsia="Arial" w:cs="Arial" w:ascii="Times" w:hAnsi="Times"/>
+                <w:sz w:val="20"/>
+                <w:szCs w:val="20"/>
+              </w:rPr>
+              <w:t>✓ </w:t>
+            </w:r>
+          </w:p>
+        </w:tc>
+        <w:tc>
+          <w:tcPr>
+            <w:tcW w:w="728" w:type="dxa"/>
+            <w:tcBorders>
+              <w:start w:val="double" w:sz="2" w:space="0" w:color="808080"/>
+              <w:bottom w:val="double" w:sz="2" w:space="0" w:color="808080"/>
+              <w:end w:val="double" w:sz="2" w:space="0" w:color="808080"/>
+            </w:tcBorders>
+            <w:vAlign w:val="center"/>
+          </w:tcPr>
+          <w:p>
+            <w:pPr>
+              <w:pStyle w:val="TableContents"/>
+              <w:bidi w:val="0"/>
+              <w:spacing w:before="60" w:after="60"/>
+              <w:ind w:hanging="0" w:start="0" w:end="0"/>
+              <w:jc w:val="start"/>
+              <w:rPr>
+                <w:rFonts w:ascii="Times" w:hAnsi="Times" w:eastAsia="Arial" w:cs="Arial"/>
+                <w:sz w:val="20"/>
+                <w:szCs w:val="20"/>
+              </w:rPr>
+            </w:pPr>
+            <w:r>
+              <w:rPr>
+                <w:rFonts w:eastAsia="Arial" w:cs="Arial" w:ascii="Times" w:hAnsi="Times"/>
+                <w:sz w:val="20"/>
+                <w:szCs w:val="20"/>
+              </w:rPr>
+              <w:t>✓ </w:t>
+            </w:r>
+          </w:p>
+        </w:tc>
+        <w:tc>
+          <w:tcPr>
+            <w:tcW w:w="648" w:type="dxa"/>
+            <w:tcBorders>
+              <w:start w:val="double" w:sz="2" w:space="0" w:color="808080"/>
+              <w:bottom w:val="double" w:sz="2" w:space="0" w:color="808080"/>
+              <w:end w:val="double" w:sz="2" w:space="0" w:color="808080"/>
+            </w:tcBorders>
+            <w:vAlign w:val="center"/>
+          </w:tcPr>
+          <w:p>
+            <w:pPr>
+              <w:pStyle w:val="TableContents"/>
+              <w:bidi w:val="0"/>
+              <w:spacing w:before="60" w:after="60"/>
+              <w:ind w:hanging="0" w:start="0" w:end="0"/>
+              <w:jc w:val="start"/>
+              <w:rPr>
+                <w:rFonts w:ascii="Times" w:hAnsi="Times" w:eastAsia="Arial" w:cs="Arial"/>
+                <w:sz w:val="20"/>
+                <w:szCs w:val="20"/>
+                <w:lang w:val="en-US"/>
+              </w:rPr>
+            </w:pPr>
+            <w:r>
+              <w:rPr>
+                <w:rFonts w:eastAsia="Arial" w:cs="Arial" w:ascii="Times" w:hAnsi="Times"/>
+                <w:sz w:val="20"/>
+                <w:szCs w:val="20"/>
+                <w:lang w:val="en-US"/>
+              </w:rPr>
+              <w:t>0.5–1.0 </w:t>
+            </w:r>
+          </w:p>
+        </w:tc>
+        <w:tc>
+          <w:tcPr>
+            <w:tcW w:w="465" w:type="dxa"/>
+            <w:tcBorders>
+              <w:start w:val="double" w:sz="2" w:space="0" w:color="808080"/>
+              <w:bottom w:val="double" w:sz="2" w:space="0" w:color="808080"/>
+              <w:end w:val="double" w:sz="2" w:space="0" w:color="808080"/>
+            </w:tcBorders>
+            <w:vAlign w:val="center"/>
+          </w:tcPr>
+          <w:p>
+            <w:pPr>
+              <w:pStyle w:val="TableContents"/>
+              <w:bidi w:val="0"/>
+              <w:spacing w:before="60" w:after="60"/>
+              <w:ind w:hanging="0" w:start="0" w:end="0"/>
+              <w:jc w:val="start"/>
+              <w:rPr>
+                <w:rFonts w:ascii="Times" w:hAnsi="Times" w:eastAsia="Arial" w:cs="Arial"/>
+                <w:sz w:val="20"/>
+                <w:szCs w:val="20"/>
+                <w:lang w:val="en-US"/>
+              </w:rPr>
+            </w:pPr>
+            <w:r>
+              <w:rPr>
+                <w:rFonts w:eastAsia="Arial" w:cs="Arial" w:ascii="Times" w:hAnsi="Times"/>
+                <w:sz w:val="20"/>
+                <w:szCs w:val="20"/>
+                <w:lang w:val="en-US"/>
+              </w:rPr>
+              <w:t>50% </w:t>
+            </w:r>
+          </w:p>
+        </w:tc>
+        <w:tc>
+          <w:tcPr>
+            <w:tcW w:w="465" w:type="dxa"/>
+            <w:tcBorders>
+              <w:start w:val="double" w:sz="2" w:space="0" w:color="808080"/>
+              <w:bottom w:val="double" w:sz="2" w:space="0" w:color="808080"/>
+              <w:end w:val="double" w:sz="2" w:space="0" w:color="808080"/>
+            </w:tcBorders>
+            <w:vAlign w:val="center"/>
+          </w:tcPr>
+          <w:p>
+            <w:pPr>
+              <w:pStyle w:val="TableContents"/>
+              <w:bidi w:val="0"/>
+              <w:spacing w:before="60" w:after="60"/>
+              <w:ind w:hanging="0" w:start="0" w:end="0"/>
+              <w:jc w:val="start"/>
+              <w:rPr>
+                <w:rFonts w:ascii="Times" w:hAnsi="Times" w:eastAsia="Arial" w:cs="Arial"/>
+                <w:sz w:val="20"/>
+                <w:szCs w:val="20"/>
+                <w:lang w:val="en-US"/>
+              </w:rPr>
+            </w:pPr>
+            <w:r>
+              <w:rPr>
+                <w:rFonts w:eastAsia="Arial" w:cs="Arial" w:ascii="Times" w:hAnsi="Times"/>
+                <w:sz w:val="20"/>
+                <w:szCs w:val="20"/>
+                <w:lang w:val="en-US"/>
+              </w:rPr>
+              <w:t>30% </w:t>
+            </w:r>
+          </w:p>
+        </w:tc>
+        <w:tc>
+          <w:tcPr>
+            <w:tcW w:w="951" w:type="dxa"/>
+            <w:tcBorders>
+              <w:start w:val="double" w:sz="2" w:space="0" w:color="808080"/>
+              <w:bottom w:val="double" w:sz="2" w:space="0" w:color="808080"/>
+              <w:end w:val="double" w:sz="2" w:space="0" w:color="808080"/>
+            </w:tcBorders>
+            <w:vAlign w:val="center"/>
+          </w:tcPr>
+          <w:p>
+            <w:pPr>
+              <w:pStyle w:val="TableContents"/>
+              <w:bidi w:val="0"/>
+              <w:spacing w:before="60" w:after="60"/>
+              <w:ind w:hanging="0" w:start="0" w:end="0"/>
+              <w:jc w:val="start"/>
+              <w:rPr>
+                <w:rFonts w:ascii="Times" w:hAnsi="Times" w:eastAsia="Arial" w:cs="Arial"/>
+                <w:sz w:val="20"/>
+                <w:szCs w:val="20"/>
+                <w:lang w:val="en-US"/>
+              </w:rPr>
+            </w:pPr>
+            <w:r>
+              <w:rPr>
+                <w:rFonts w:eastAsia="Arial" w:cs="Arial" w:ascii="Times" w:hAnsi="Times"/>
+                <w:sz w:val="20"/>
+                <w:szCs w:val="20"/>
+                <w:lang w:val="en-US"/>
+              </w:rPr>
+              <w:t>30°/90°/180°/270° </w:t>
+            </w:r>
+          </w:p>
+        </w:tc>
+        <w:tc>
+          <w:tcPr>
+            <w:tcW w:w="1026" w:type="dxa"/>
+            <w:tcBorders>
+              <w:start w:val="double" w:sz="2" w:space="0" w:color="808080"/>
+              <w:bottom w:val="double" w:sz="2" w:space="0" w:color="808080"/>
+              <w:end w:val="double" w:sz="2" w:space="0" w:color="808080"/>
+            </w:tcBorders>
+            <w:vAlign w:val="center"/>
+          </w:tcPr>
+          <w:p>
+            <w:pPr>
+              <w:pStyle w:val="TableContents"/>
+              <w:bidi w:val="0"/>
+              <w:spacing w:before="60" w:after="60"/>
+              <w:ind w:hanging="0" w:start="0" w:end="0"/>
+              <w:jc w:val="start"/>
+              <w:rPr>
+                <w:rFonts w:ascii="Times" w:hAnsi="Times" w:eastAsia="Arial" w:cs="Arial"/>
+                <w:sz w:val="20"/>
+                <w:szCs w:val="20"/>
+                <w:lang w:val="en-US"/>
+              </w:rPr>
+            </w:pPr>
+            <w:r>
+              <w:rPr>
+                <w:rFonts w:eastAsia="Arial" w:cs="Arial" w:ascii="Times" w:hAnsi="Times"/>
+                <w:sz w:val="20"/>
+                <w:szCs w:val="20"/>
+                <w:lang w:val="en-US"/>
+              </w:rPr>
+              <w:t>b=0.4 c=0.4 </w:t>
+            </w:r>
+          </w:p>
+        </w:tc>
+        <w:tc>
+          <w:tcPr>
+            <w:tcW w:w="512" w:type="dxa"/>
+            <w:tcBorders>
+              <w:start w:val="double" w:sz="2" w:space="0" w:color="808080"/>
+              <w:bottom w:val="double" w:sz="2" w:space="0" w:color="808080"/>
+              <w:end w:val="double" w:sz="2" w:space="0" w:color="808080"/>
+            </w:tcBorders>
+            <w:vAlign w:val="center"/>
+          </w:tcPr>
+          <w:p>
+            <w:pPr>
+              <w:pStyle w:val="TableContents"/>
+              <w:bidi w:val="0"/>
+              <w:spacing w:before="60" w:after="60"/>
+              <w:ind w:hanging="0" w:start="0" w:end="0"/>
+              <w:jc w:val="start"/>
+              <w:rPr>
+                <w:rFonts w:ascii="Times" w:hAnsi="Times" w:eastAsia="Arial" w:cs="Arial"/>
+                <w:sz w:val="20"/>
+                <w:szCs w:val="20"/>
+                <w:lang w:val="en-US"/>
+              </w:rPr>
+            </w:pPr>
+            <w:r>
+              <w:rPr>
+                <w:rFonts w:eastAsia="Arial" w:cs="Arial" w:ascii="Times" w:hAnsi="Times"/>
+                <w:sz w:val="20"/>
+                <w:szCs w:val="20"/>
+                <w:lang w:val="en-US"/>
+              </w:rPr>
+              <w:t>25% </w:t>
+            </w:r>
+          </w:p>
+        </w:tc>
+        <w:tc>
+          <w:tcPr>
+            <w:tcW w:w="811" w:type="dxa"/>
+            <w:tcBorders>
+              <w:start w:val="double" w:sz="2" w:space="0" w:color="808080"/>
+              <w:bottom w:val="double" w:sz="2" w:space="0" w:color="808080"/>
+              <w:end w:val="double" w:sz="2" w:space="0" w:color="808080"/>
+            </w:tcBorders>
+            <w:vAlign w:val="center"/>
+          </w:tcPr>
+          <w:p>
+            <w:pPr>
+              <w:pStyle w:val="TableContents"/>
+              <w:bidi w:val="0"/>
+              <w:spacing w:before="60" w:after="60"/>
+              <w:ind w:hanging="0" w:start="0" w:end="0"/>
+              <w:jc w:val="start"/>
+              <w:rPr>
+                <w:rFonts w:ascii="Times" w:hAnsi="Times" w:eastAsia="Arial" w:cs="Arial"/>
+                <w:sz w:val="20"/>
+                <w:szCs w:val="20"/>
+                <w:lang w:val="en-US"/>
+              </w:rPr>
+            </w:pPr>
+            <w:r>
+              <w:rPr>
+                <w:rFonts w:eastAsia="Arial" w:cs="Arial" w:ascii="Times" w:hAnsi="Times"/>
+                <w:sz w:val="20"/>
+                <w:szCs w:val="20"/>
+                <w:lang w:val="en-US"/>
+              </w:rPr>
+              <w:t>35% </w:t>
+            </w:r>
+          </w:p>
+        </w:tc>
+      </w:tr>
+      <w:tr>
+        <w:trPr/>
+        <w:tc>
+          <w:tcPr>
+            <w:tcW w:w="1183" w:type="dxa"/>
+            <w:tcBorders>
+              <w:start w:val="double" w:sz="2" w:space="0" w:color="808080"/>
+              <w:bottom w:val="double" w:sz="2" w:space="0" w:color="808080"/>
+              <w:end w:val="double" w:sz="2" w:space="0" w:color="808080"/>
+            </w:tcBorders>
+            <w:vAlign w:val="center"/>
+          </w:tcPr>
+          <w:p>
+            <w:pPr>
+              <w:pStyle w:val="TableContents"/>
+              <w:bidi w:val="0"/>
+              <w:spacing w:before="60" w:after="60"/>
+              <w:ind w:hanging="0" w:start="0" w:end="0"/>
+              <w:jc w:val="start"/>
+              <w:rPr>
+                <w:rFonts w:ascii="Times" w:hAnsi="Times" w:eastAsia="Arial" w:cs="Arial"/>
+                <w:sz w:val="20"/>
+                <w:szCs w:val="20"/>
+                <w:lang w:val="en-US"/>
+              </w:rPr>
+            </w:pPr>
+            <w:r>
+              <w:rPr>
+                <w:rFonts w:eastAsia="Arial" w:cs="Arial" w:ascii="Times" w:hAnsi="Times"/>
+                <w:sz w:val="20"/>
+                <w:szCs w:val="20"/>
+                <w:lang w:val="en-US"/>
+              </w:rPr>
+              <w:t>ConvNeXt </w:t>
+            </w:r>
+          </w:p>
+        </w:tc>
+        <w:tc>
+          <w:tcPr>
+            <w:tcW w:w="1149" w:type="dxa"/>
+            <w:tcBorders>
+              <w:start w:val="double" w:sz="2" w:space="0" w:color="808080"/>
+              <w:bottom w:val="double" w:sz="2" w:space="0" w:color="808080"/>
+              <w:end w:val="double" w:sz="2" w:space="0" w:color="808080"/>
+            </w:tcBorders>
+            <w:vAlign w:val="center"/>
+          </w:tcPr>
+          <w:p>
+            <w:pPr>
+              <w:pStyle w:val="TableContents"/>
+              <w:bidi w:val="0"/>
+              <w:spacing w:before="60" w:after="60"/>
+              <w:ind w:hanging="0" w:start="0" w:end="0"/>
+              <w:jc w:val="start"/>
+              <w:rPr>
+                <w:rFonts w:ascii="Times" w:hAnsi="Times" w:eastAsia="Arial" w:cs="Arial"/>
+                <w:sz w:val="20"/>
+                <w:szCs w:val="20"/>
+                <w:lang w:val="en-US"/>
+              </w:rPr>
+            </w:pPr>
+            <w:r>
+              <w:rPr>
+                <w:rFonts w:eastAsia="Arial" w:cs="Arial" w:ascii="Times" w:hAnsi="Times"/>
+                <w:sz w:val="20"/>
+                <w:szCs w:val="20"/>
+                <w:lang w:val="en-US"/>
+              </w:rPr>
+              <w:t>Strong </w:t>
+            </w:r>
+          </w:p>
+        </w:tc>
+        <w:tc>
+          <w:tcPr>
+            <w:tcW w:w="815" w:type="dxa"/>
+            <w:tcBorders>
+              <w:start w:val="double" w:sz="2" w:space="0" w:color="808080"/>
+              <w:bottom w:val="double" w:sz="2" w:space="0" w:color="808080"/>
+              <w:end w:val="double" w:sz="2" w:space="0" w:color="808080"/>
+            </w:tcBorders>
+            <w:vAlign w:val="center"/>
+          </w:tcPr>
+          <w:p>
+            <w:pPr>
+              <w:pStyle w:val="TableContents"/>
+              <w:bidi w:val="0"/>
+              <w:spacing w:before="60" w:after="60"/>
+              <w:ind w:hanging="0" w:start="0" w:end="0"/>
+              <w:jc w:val="start"/>
+              <w:rPr>
+                <w:rFonts w:ascii="Times" w:hAnsi="Times" w:eastAsia="Arial" w:cs="Arial"/>
+                <w:sz w:val="20"/>
+                <w:szCs w:val="20"/>
+              </w:rPr>
+            </w:pPr>
+            <w:r>
+              <w:rPr>
+                <w:rFonts w:eastAsia="Arial" w:cs="Arial" w:ascii="Times" w:hAnsi="Times"/>
+                <w:sz w:val="20"/>
+                <w:szCs w:val="20"/>
+              </w:rPr>
+              <w:t>✓ </w:t>
+            </w:r>
+          </w:p>
+        </w:tc>
+        <w:tc>
+          <w:tcPr>
+            <w:tcW w:w="885" w:type="dxa"/>
+            <w:tcBorders>
+              <w:start w:val="double" w:sz="2" w:space="0" w:color="808080"/>
+              <w:bottom w:val="double" w:sz="2" w:space="0" w:color="808080"/>
+              <w:end w:val="double" w:sz="2" w:space="0" w:color="808080"/>
+            </w:tcBorders>
+            <w:vAlign w:val="center"/>
+          </w:tcPr>
+          <w:p>
+            <w:pPr>
+              <w:pStyle w:val="TableContents"/>
+              <w:bidi w:val="0"/>
+              <w:spacing w:before="60" w:after="60"/>
+              <w:ind w:hanging="0" w:start="0" w:end="0"/>
+              <w:jc w:val="start"/>
+              <w:rPr>
+                <w:rFonts w:ascii="Times" w:hAnsi="Times" w:eastAsia="Arial" w:cs="Arial"/>
+                <w:sz w:val="20"/>
+                <w:szCs w:val="20"/>
+              </w:rPr>
+            </w:pPr>
+            <w:r>
+              <w:rPr>
+                <w:rFonts w:eastAsia="Arial" w:cs="Arial" w:ascii="Times" w:hAnsi="Times"/>
+                <w:sz w:val="20"/>
+                <w:szCs w:val="20"/>
+              </w:rPr>
+              <w:t>✓ </w:t>
+            </w:r>
+          </w:p>
+        </w:tc>
+        <w:tc>
+          <w:tcPr>
+            <w:tcW w:w="728" w:type="dxa"/>
+            <w:tcBorders>
+              <w:start w:val="double" w:sz="2" w:space="0" w:color="808080"/>
+              <w:bottom w:val="double" w:sz="2" w:space="0" w:color="808080"/>
+              <w:end w:val="double" w:sz="2" w:space="0" w:color="808080"/>
+            </w:tcBorders>
+            <w:vAlign w:val="center"/>
+          </w:tcPr>
+          <w:p>
+            <w:pPr>
+              <w:pStyle w:val="TableContents"/>
+              <w:bidi w:val="0"/>
+              <w:spacing w:before="60" w:after="60"/>
+              <w:ind w:hanging="0" w:start="0" w:end="0"/>
+              <w:jc w:val="start"/>
+              <w:rPr>
+                <w:rFonts w:ascii="Times" w:hAnsi="Times" w:eastAsia="Arial" w:cs="Arial"/>
+                <w:sz w:val="20"/>
+                <w:szCs w:val="20"/>
+              </w:rPr>
+            </w:pPr>
+            <w:r>
+              <w:rPr>
+                <w:rFonts w:eastAsia="Arial" w:cs="Arial" w:ascii="Times" w:hAnsi="Times"/>
+                <w:sz w:val="20"/>
+                <w:szCs w:val="20"/>
+              </w:rPr>
+              <w:t>✓ </w:t>
+            </w:r>
+          </w:p>
+        </w:tc>
+        <w:tc>
+          <w:tcPr>
+            <w:tcW w:w="648" w:type="dxa"/>
+            <w:tcBorders>
+              <w:start w:val="double" w:sz="2" w:space="0" w:color="808080"/>
+              <w:bottom w:val="double" w:sz="2" w:space="0" w:color="808080"/>
+              <w:end w:val="double" w:sz="2" w:space="0" w:color="808080"/>
+            </w:tcBorders>
+            <w:vAlign w:val="center"/>
+          </w:tcPr>
+          <w:p>
+            <w:pPr>
+              <w:pStyle w:val="TableContents"/>
+              <w:bidi w:val="0"/>
+              <w:spacing w:before="60" w:after="60"/>
+              <w:ind w:hanging="0" w:start="0" w:end="0"/>
+              <w:jc w:val="start"/>
+              <w:rPr>
+                <w:rFonts w:ascii="Times" w:hAnsi="Times" w:eastAsia="Arial" w:cs="Arial"/>
+                <w:sz w:val="20"/>
+                <w:szCs w:val="20"/>
+                <w:lang w:val="en-US"/>
+              </w:rPr>
+            </w:pPr>
+            <w:r>
+              <w:rPr>
+                <w:rFonts w:eastAsia="Arial" w:cs="Arial" w:ascii="Times" w:hAnsi="Times"/>
+                <w:sz w:val="20"/>
+                <w:szCs w:val="20"/>
+                <w:lang w:val="en-US"/>
+              </w:rPr>
+              <w:t>0.5–1.0 </w:t>
+            </w:r>
+          </w:p>
+        </w:tc>
+        <w:tc>
+          <w:tcPr>
+            <w:tcW w:w="465" w:type="dxa"/>
+            <w:tcBorders>
+              <w:start w:val="double" w:sz="2" w:space="0" w:color="808080"/>
+              <w:bottom w:val="double" w:sz="2" w:space="0" w:color="808080"/>
+              <w:end w:val="double" w:sz="2" w:space="0" w:color="808080"/>
+            </w:tcBorders>
+            <w:vAlign w:val="center"/>
+          </w:tcPr>
+          <w:p>
+            <w:pPr>
+              <w:pStyle w:val="TableContents"/>
+              <w:bidi w:val="0"/>
+              <w:spacing w:before="60" w:after="60"/>
+              <w:ind w:hanging="0" w:start="0" w:end="0"/>
+              <w:jc w:val="start"/>
+              <w:rPr>
+                <w:rFonts w:ascii="Times" w:hAnsi="Times" w:eastAsia="Arial" w:cs="Arial"/>
+                <w:sz w:val="20"/>
+                <w:szCs w:val="20"/>
+                <w:lang w:val="en-US"/>
+              </w:rPr>
+            </w:pPr>
+            <w:r>
+              <w:rPr>
+                <w:rFonts w:eastAsia="Arial" w:cs="Arial" w:ascii="Times" w:hAnsi="Times"/>
+                <w:sz w:val="20"/>
+                <w:szCs w:val="20"/>
+                <w:lang w:val="en-US"/>
+              </w:rPr>
+              <w:t>50% </w:t>
+            </w:r>
+          </w:p>
+        </w:tc>
+        <w:tc>
+          <w:tcPr>
+            <w:tcW w:w="465" w:type="dxa"/>
+            <w:tcBorders>
+              <w:start w:val="double" w:sz="2" w:space="0" w:color="808080"/>
+              <w:bottom w:val="double" w:sz="2" w:space="0" w:color="808080"/>
+              <w:end w:val="double" w:sz="2" w:space="0" w:color="808080"/>
+            </w:tcBorders>
+            <w:vAlign w:val="center"/>
+          </w:tcPr>
+          <w:p>
+            <w:pPr>
+              <w:pStyle w:val="TableContents"/>
+              <w:bidi w:val="0"/>
+              <w:spacing w:before="60" w:after="60"/>
+              <w:ind w:hanging="0" w:start="0" w:end="0"/>
+              <w:jc w:val="start"/>
+              <w:rPr>
+                <w:rFonts w:ascii="Times" w:hAnsi="Times" w:eastAsia="Arial" w:cs="Arial"/>
+                <w:sz w:val="20"/>
+                <w:szCs w:val="20"/>
+                <w:lang w:val="en-US"/>
+              </w:rPr>
+            </w:pPr>
+            <w:r>
+              <w:rPr>
+                <w:rFonts w:eastAsia="Arial" w:cs="Arial" w:ascii="Times" w:hAnsi="Times"/>
+                <w:sz w:val="20"/>
+                <w:szCs w:val="20"/>
+                <w:lang w:val="en-US"/>
+              </w:rPr>
+              <w:t>30% </w:t>
+            </w:r>
+          </w:p>
+        </w:tc>
+        <w:tc>
+          <w:tcPr>
+            <w:tcW w:w="951" w:type="dxa"/>
+            <w:tcBorders>
+              <w:start w:val="double" w:sz="2" w:space="0" w:color="808080"/>
+              <w:bottom w:val="double" w:sz="2" w:space="0" w:color="808080"/>
+              <w:end w:val="double" w:sz="2" w:space="0" w:color="808080"/>
+            </w:tcBorders>
+            <w:vAlign w:val="center"/>
+          </w:tcPr>
+          <w:p>
+            <w:pPr>
+              <w:pStyle w:val="TableContents"/>
+              <w:bidi w:val="0"/>
+              <w:spacing w:before="60" w:after="60"/>
+              <w:ind w:hanging="0" w:start="0" w:end="0"/>
+              <w:jc w:val="start"/>
+              <w:rPr>
+                <w:rFonts w:ascii="Times" w:hAnsi="Times" w:eastAsia="Arial" w:cs="Arial"/>
+                <w:sz w:val="20"/>
+                <w:szCs w:val="20"/>
+                <w:lang w:val="en-US"/>
+              </w:rPr>
+            </w:pPr>
+            <w:r>
+              <w:rPr>
+                <w:rFonts w:eastAsia="Arial" w:cs="Arial" w:ascii="Times" w:hAnsi="Times"/>
+                <w:sz w:val="20"/>
+                <w:szCs w:val="20"/>
+                <w:lang w:val="en-US"/>
+              </w:rPr>
+              <w:t>30°/90°/180°/270° </w:t>
+            </w:r>
+          </w:p>
+        </w:tc>
+        <w:tc>
+          <w:tcPr>
+            <w:tcW w:w="1026" w:type="dxa"/>
+            <w:tcBorders>
+              <w:start w:val="double" w:sz="2" w:space="0" w:color="808080"/>
+              <w:bottom w:val="double" w:sz="2" w:space="0" w:color="808080"/>
+              <w:end w:val="double" w:sz="2" w:space="0" w:color="808080"/>
+            </w:tcBorders>
+            <w:vAlign w:val="center"/>
+          </w:tcPr>
+          <w:p>
+            <w:pPr>
+              <w:pStyle w:val="TableContents"/>
+              <w:bidi w:val="0"/>
+              <w:spacing w:before="60" w:after="60"/>
+              <w:ind w:hanging="0" w:start="0" w:end="0"/>
+              <w:jc w:val="start"/>
+              <w:rPr>
+                <w:rFonts w:ascii="Times" w:hAnsi="Times" w:eastAsia="Arial" w:cs="Arial"/>
+                <w:sz w:val="20"/>
+                <w:szCs w:val="20"/>
+                <w:lang w:val="en-US"/>
+              </w:rPr>
+            </w:pPr>
+            <w:r>
+              <w:rPr>
+                <w:rFonts w:eastAsia="Arial" w:cs="Arial" w:ascii="Times" w:hAnsi="Times"/>
+                <w:sz w:val="20"/>
+                <w:szCs w:val="20"/>
+                <w:lang w:val="en-US"/>
+              </w:rPr>
+              <w:t>b=0.4 c=0.4 </w:t>
+            </w:r>
+          </w:p>
+        </w:tc>
+        <w:tc>
+          <w:tcPr>
+            <w:tcW w:w="512" w:type="dxa"/>
+            <w:tcBorders>
+              <w:start w:val="double" w:sz="2" w:space="0" w:color="808080"/>
+              <w:bottom w:val="double" w:sz="2" w:space="0" w:color="808080"/>
+              <w:end w:val="double" w:sz="2" w:space="0" w:color="808080"/>
+            </w:tcBorders>
+            <w:vAlign w:val="center"/>
+          </w:tcPr>
+          <w:p>
+            <w:pPr>
+              <w:pStyle w:val="TableContents"/>
+              <w:bidi w:val="0"/>
+              <w:spacing w:before="60" w:after="60"/>
+              <w:ind w:hanging="0" w:start="0" w:end="0"/>
+              <w:jc w:val="start"/>
+              <w:rPr>
+                <w:rFonts w:ascii="Times" w:hAnsi="Times" w:eastAsia="Arial" w:cs="Arial"/>
+                <w:sz w:val="20"/>
+                <w:szCs w:val="20"/>
+                <w:lang w:val="en-US"/>
+              </w:rPr>
+            </w:pPr>
+            <w:r>
+              <w:rPr>
+                <w:rFonts w:eastAsia="Arial" w:cs="Arial" w:ascii="Times" w:hAnsi="Times"/>
+                <w:sz w:val="20"/>
+                <w:szCs w:val="20"/>
+                <w:lang w:val="en-US"/>
+              </w:rPr>
+              <w:t>25% </w:t>
+            </w:r>
+          </w:p>
+        </w:tc>
+        <w:tc>
+          <w:tcPr>
+            <w:tcW w:w="811" w:type="dxa"/>
+            <w:tcBorders>
+              <w:start w:val="double" w:sz="2" w:space="0" w:color="808080"/>
+              <w:bottom w:val="double" w:sz="2" w:space="0" w:color="808080"/>
+              <w:end w:val="double" w:sz="2" w:space="0" w:color="808080"/>
+            </w:tcBorders>
+            <w:vAlign w:val="center"/>
+          </w:tcPr>
+          <w:p>
+            <w:pPr>
+              <w:pStyle w:val="TableContents"/>
+              <w:bidi w:val="0"/>
+              <w:spacing w:before="60" w:after="60"/>
+              <w:ind w:hanging="0" w:start="0" w:end="0"/>
+              <w:jc w:val="start"/>
+              <w:rPr>
+                <w:rFonts w:ascii="Times" w:hAnsi="Times" w:eastAsia="Arial" w:cs="Arial"/>
+                <w:sz w:val="20"/>
+                <w:szCs w:val="20"/>
+                <w:lang w:val="en-US"/>
+              </w:rPr>
+            </w:pPr>
+            <w:r>
+              <w:rPr>
+                <w:rFonts w:eastAsia="Arial" w:cs="Arial" w:ascii="Times" w:hAnsi="Times"/>
+                <w:sz w:val="20"/>
+                <w:szCs w:val="20"/>
+                <w:lang w:val="en-US"/>
+              </w:rPr>
+              <w:t>35% </w:t>
+            </w:r>
+          </w:p>
+        </w:tc>
+      </w:tr>
+      <w:tr>
+        <w:trPr/>
+        <w:tc>
+          <w:tcPr>
+            <w:tcW w:w="1183" w:type="dxa"/>
+            <w:tcBorders>
+              <w:start w:val="double" w:sz="2" w:space="0" w:color="808080"/>
+              <w:bottom w:val="double" w:sz="2" w:space="0" w:color="808080"/>
+              <w:end w:val="double" w:sz="2" w:space="0" w:color="808080"/>
+            </w:tcBorders>
+            <w:vAlign w:val="center"/>
+          </w:tcPr>
+          <w:p>
+            <w:pPr>
+              <w:pStyle w:val="TableContents"/>
+              <w:bidi w:val="0"/>
+              <w:spacing w:before="60" w:after="60"/>
+              <w:ind w:hanging="0" w:start="0" w:end="0"/>
+              <w:jc w:val="start"/>
+              <w:rPr>
+                <w:rFonts w:ascii="Times" w:hAnsi="Times" w:eastAsia="Arial" w:cs="Arial"/>
+                <w:sz w:val="20"/>
+                <w:szCs w:val="20"/>
+                <w:lang w:val="en-US"/>
+              </w:rPr>
+            </w:pPr>
+            <w:r>
+              <w:rPr>
+                <w:rFonts w:eastAsia="Arial" w:cs="Arial" w:ascii="Times" w:hAnsi="Times"/>
+                <w:sz w:val="20"/>
+                <w:szCs w:val="20"/>
+                <w:lang w:val="en-US"/>
+              </w:rPr>
+              <w:t>EdgeViT </w:t>
+            </w:r>
+          </w:p>
+        </w:tc>
+        <w:tc>
+          <w:tcPr>
+            <w:tcW w:w="1149" w:type="dxa"/>
+            <w:tcBorders>
+              <w:start w:val="double" w:sz="2" w:space="0" w:color="808080"/>
+              <w:bottom w:val="double" w:sz="2" w:space="0" w:color="808080"/>
+              <w:end w:val="double" w:sz="2" w:space="0" w:color="808080"/>
+            </w:tcBorders>
+            <w:vAlign w:val="center"/>
+          </w:tcPr>
+          <w:p>
+            <w:pPr>
+              <w:pStyle w:val="TableContents"/>
+              <w:bidi w:val="0"/>
+              <w:spacing w:before="60" w:after="60"/>
+              <w:ind w:hanging="0" w:start="0" w:end="0"/>
+              <w:jc w:val="start"/>
+              <w:rPr>
+                <w:rFonts w:ascii="Times" w:hAnsi="Times" w:eastAsia="Arial" w:cs="Arial"/>
+                <w:sz w:val="20"/>
+                <w:szCs w:val="20"/>
+                <w:lang w:val="en-US"/>
+              </w:rPr>
+            </w:pPr>
+            <w:r>
+              <w:rPr>
+                <w:rFonts w:eastAsia="Arial" w:cs="Arial" w:ascii="Times" w:hAnsi="Times"/>
+                <w:sz w:val="20"/>
+                <w:szCs w:val="20"/>
+                <w:lang w:val="en-US"/>
+              </w:rPr>
+              <w:t>Gentle </w:t>
+            </w:r>
+          </w:p>
+        </w:tc>
+        <w:tc>
+          <w:tcPr>
+            <w:tcW w:w="815" w:type="dxa"/>
+            <w:tcBorders>
+              <w:start w:val="double" w:sz="2" w:space="0" w:color="808080"/>
+              <w:bottom w:val="double" w:sz="2" w:space="0" w:color="808080"/>
+              <w:end w:val="double" w:sz="2" w:space="0" w:color="808080"/>
+            </w:tcBorders>
+            <w:vAlign w:val="center"/>
+          </w:tcPr>
+          <w:p>
+            <w:pPr>
+              <w:pStyle w:val="TableContents"/>
+              <w:bidi w:val="0"/>
+              <w:spacing w:before="60" w:after="60"/>
+              <w:ind w:hanging="0" w:start="0" w:end="0"/>
+              <w:jc w:val="start"/>
+              <w:rPr>
+                <w:rFonts w:ascii="Times" w:hAnsi="Times" w:eastAsia="Arial" w:cs="Arial"/>
+                <w:sz w:val="20"/>
+                <w:szCs w:val="20"/>
+              </w:rPr>
+            </w:pPr>
+            <w:r>
+              <w:rPr>
+                <w:rFonts w:eastAsia="Arial" w:cs="Arial" w:ascii="Times" w:hAnsi="Times"/>
+                <w:sz w:val="20"/>
+                <w:szCs w:val="20"/>
+              </w:rPr>
+              <w:t>✓ </w:t>
+            </w:r>
+          </w:p>
+        </w:tc>
+        <w:tc>
+          <w:tcPr>
+            <w:tcW w:w="885" w:type="dxa"/>
+            <w:tcBorders>
+              <w:start w:val="double" w:sz="2" w:space="0" w:color="808080"/>
+              <w:bottom w:val="double" w:sz="2" w:space="0" w:color="808080"/>
+              <w:end w:val="double" w:sz="2" w:space="0" w:color="808080"/>
+            </w:tcBorders>
+            <w:vAlign w:val="center"/>
+          </w:tcPr>
+          <w:p>
+            <w:pPr>
+              <w:pStyle w:val="TableContents"/>
+              <w:bidi w:val="0"/>
+              <w:spacing w:before="60" w:after="60"/>
+              <w:ind w:hanging="0" w:start="0" w:end="0"/>
+              <w:jc w:val="start"/>
+              <w:rPr>
+                <w:rFonts w:ascii="Times" w:hAnsi="Times" w:eastAsia="Arial" w:cs="Arial"/>
+                <w:sz w:val="20"/>
+                <w:szCs w:val="20"/>
+              </w:rPr>
+            </w:pPr>
+            <w:r>
+              <w:rPr>
+                <w:rFonts w:eastAsia="Arial" w:cs="Arial" w:ascii="Times" w:hAnsi="Times"/>
+                <w:sz w:val="20"/>
+                <w:szCs w:val="20"/>
+              </w:rPr>
+              <w:t>✓ </w:t>
+            </w:r>
+          </w:p>
+        </w:tc>
+        <w:tc>
+          <w:tcPr>
+            <w:tcW w:w="728" w:type="dxa"/>
+            <w:tcBorders>
+              <w:start w:val="double" w:sz="2" w:space="0" w:color="808080"/>
+              <w:bottom w:val="double" w:sz="2" w:space="0" w:color="808080"/>
+              <w:end w:val="double" w:sz="2" w:space="0" w:color="808080"/>
+            </w:tcBorders>
+            <w:vAlign w:val="center"/>
+          </w:tcPr>
+          <w:p>
+            <w:pPr>
+              <w:pStyle w:val="TableContents"/>
+              <w:bidi w:val="0"/>
+              <w:spacing w:before="60" w:after="60"/>
+              <w:ind w:hanging="0" w:start="0" w:end="0"/>
+              <w:jc w:val="start"/>
+              <w:rPr>
+                <w:rFonts w:ascii="Times" w:hAnsi="Times" w:eastAsia="Arial" w:cs="Arial"/>
+                <w:sz w:val="20"/>
+                <w:szCs w:val="20"/>
+              </w:rPr>
+            </w:pPr>
+            <w:r>
+              <w:rPr>
+                <w:rFonts w:eastAsia="Arial" w:cs="Arial" w:ascii="Times" w:hAnsi="Times"/>
+                <w:sz w:val="20"/>
+                <w:szCs w:val="20"/>
+              </w:rPr>
+              <w:t>✗ </w:t>
+            </w:r>
+          </w:p>
+        </w:tc>
+        <w:tc>
+          <w:tcPr>
+            <w:tcW w:w="648" w:type="dxa"/>
+            <w:tcBorders>
+              <w:start w:val="double" w:sz="2" w:space="0" w:color="808080"/>
+              <w:bottom w:val="double" w:sz="2" w:space="0" w:color="808080"/>
+              <w:end w:val="double" w:sz="2" w:space="0" w:color="808080"/>
+            </w:tcBorders>
+            <w:vAlign w:val="center"/>
+          </w:tcPr>
+          <w:p>
+            <w:pPr>
+              <w:pStyle w:val="TableContents"/>
+              <w:bidi w:val="0"/>
+              <w:spacing w:before="60" w:after="60"/>
+              <w:ind w:hanging="0" w:start="0" w:end="0"/>
+              <w:jc w:val="start"/>
+              <w:rPr>
+                <w:rFonts w:ascii="Times" w:hAnsi="Times" w:eastAsia="Arial" w:cs="Arial"/>
+                <w:sz w:val="20"/>
+                <w:szCs w:val="20"/>
+                <w:lang w:val="en-US"/>
+              </w:rPr>
+            </w:pPr>
+            <w:r>
+              <w:rPr>
+                <w:rFonts w:eastAsia="Arial" w:cs="Arial" w:ascii="Times" w:hAnsi="Times"/>
+                <w:sz w:val="20"/>
+                <w:szCs w:val="20"/>
+                <w:lang w:val="en-US"/>
+              </w:rPr>
+              <w:t>0.7–1.0 </w:t>
+            </w:r>
+          </w:p>
+        </w:tc>
+        <w:tc>
+          <w:tcPr>
+            <w:tcW w:w="465" w:type="dxa"/>
+            <w:tcBorders>
+              <w:start w:val="double" w:sz="2" w:space="0" w:color="808080"/>
+              <w:bottom w:val="double" w:sz="2" w:space="0" w:color="808080"/>
+              <w:end w:val="double" w:sz="2" w:space="0" w:color="808080"/>
+            </w:tcBorders>
+            <w:vAlign w:val="center"/>
+          </w:tcPr>
+          <w:p>
+            <w:pPr>
+              <w:pStyle w:val="TableContents"/>
+              <w:bidi w:val="0"/>
+              <w:spacing w:before="60" w:after="60"/>
+              <w:ind w:hanging="0" w:start="0" w:end="0"/>
+              <w:jc w:val="start"/>
+              <w:rPr>
+                <w:rFonts w:ascii="Times" w:hAnsi="Times" w:eastAsia="Arial" w:cs="Arial"/>
+                <w:sz w:val="20"/>
+                <w:szCs w:val="20"/>
+                <w:lang w:val="en-US"/>
+              </w:rPr>
+            </w:pPr>
+            <w:r>
+              <w:rPr>
+                <w:rFonts w:eastAsia="Arial" w:cs="Arial" w:ascii="Times" w:hAnsi="Times"/>
+                <w:sz w:val="20"/>
+                <w:szCs w:val="20"/>
+                <w:lang w:val="en-US"/>
+              </w:rPr>
+              <w:t>50% </w:t>
+            </w:r>
+          </w:p>
+        </w:tc>
+        <w:tc>
+          <w:tcPr>
+            <w:tcW w:w="465" w:type="dxa"/>
+            <w:tcBorders>
+              <w:start w:val="double" w:sz="2" w:space="0" w:color="808080"/>
+              <w:bottom w:val="double" w:sz="2" w:space="0" w:color="808080"/>
+              <w:end w:val="double" w:sz="2" w:space="0" w:color="808080"/>
+            </w:tcBorders>
+            <w:vAlign w:val="center"/>
+          </w:tcPr>
+          <w:p>
+            <w:pPr>
+              <w:pStyle w:val="TableContents"/>
+              <w:bidi w:val="0"/>
+              <w:spacing w:before="60" w:after="60"/>
+              <w:ind w:hanging="0" w:start="0" w:end="0"/>
+              <w:jc w:val="start"/>
+              <w:rPr>
+                <w:rFonts w:ascii="Times" w:hAnsi="Times" w:eastAsia="Arial" w:cs="Arial"/>
+                <w:sz w:val="20"/>
+                <w:szCs w:val="20"/>
+                <w:lang w:val="en-US"/>
+              </w:rPr>
+            </w:pPr>
+            <w:r>
+              <w:rPr>
+                <w:rFonts w:eastAsia="Arial" w:cs="Arial" w:ascii="Times" w:hAnsi="Times"/>
+                <w:sz w:val="20"/>
+                <w:szCs w:val="20"/>
+                <w:lang w:val="en-US"/>
+              </w:rPr>
+              <w:t>30% </w:t>
+            </w:r>
+          </w:p>
+        </w:tc>
+        <w:tc>
+          <w:tcPr>
+            <w:tcW w:w="951" w:type="dxa"/>
+            <w:tcBorders>
+              <w:start w:val="double" w:sz="2" w:space="0" w:color="808080"/>
+              <w:bottom w:val="double" w:sz="2" w:space="0" w:color="808080"/>
+              <w:end w:val="double" w:sz="2" w:space="0" w:color="808080"/>
+            </w:tcBorders>
+            <w:vAlign w:val="center"/>
+          </w:tcPr>
+          <w:p>
+            <w:pPr>
+              <w:pStyle w:val="TableContents"/>
+              <w:bidi w:val="0"/>
+              <w:spacing w:before="60" w:after="60"/>
+              <w:ind w:hanging="0" w:start="0" w:end="0"/>
+              <w:jc w:val="start"/>
+              <w:rPr>
+                <w:rFonts w:ascii="Times" w:hAnsi="Times" w:eastAsia="Arial" w:cs="Arial"/>
+                <w:sz w:val="20"/>
+                <w:szCs w:val="20"/>
+                <w:lang w:val="en-US"/>
+              </w:rPr>
+            </w:pPr>
+            <w:r>
+              <w:rPr>
+                <w:rFonts w:eastAsia="Arial" w:cs="Arial" w:ascii="Times" w:hAnsi="Times"/>
+                <w:sz w:val="20"/>
+                <w:szCs w:val="20"/>
+                <w:lang w:val="en-US"/>
+              </w:rPr>
+              <w:t>30°/90°/180°/270° </w:t>
+            </w:r>
+          </w:p>
+        </w:tc>
+        <w:tc>
+          <w:tcPr>
+            <w:tcW w:w="1026" w:type="dxa"/>
+            <w:tcBorders>
+              <w:start w:val="double" w:sz="2" w:space="0" w:color="808080"/>
+              <w:bottom w:val="double" w:sz="2" w:space="0" w:color="808080"/>
+              <w:end w:val="double" w:sz="2" w:space="0" w:color="808080"/>
+            </w:tcBorders>
+            <w:vAlign w:val="center"/>
+          </w:tcPr>
+          <w:p>
+            <w:pPr>
+              <w:pStyle w:val="TableContents"/>
+              <w:bidi w:val="0"/>
+              <w:spacing w:before="60" w:after="60"/>
+              <w:ind w:hanging="0" w:start="0" w:end="0"/>
+              <w:jc w:val="start"/>
+              <w:rPr>
+                <w:rFonts w:ascii="Times" w:hAnsi="Times" w:eastAsia="Arial" w:cs="Arial"/>
+                <w:sz w:val="20"/>
+                <w:szCs w:val="20"/>
+                <w:lang w:val="en-US"/>
+              </w:rPr>
+            </w:pPr>
+            <w:r>
+              <w:rPr>
+                <w:rFonts w:eastAsia="Arial" w:cs="Arial" w:ascii="Times" w:hAnsi="Times"/>
+                <w:sz w:val="20"/>
+                <w:szCs w:val="20"/>
+                <w:lang w:val="en-US"/>
+              </w:rPr>
+              <w:t>b=0.4 c=0.3 </w:t>
+            </w:r>
+          </w:p>
+        </w:tc>
+        <w:tc>
+          <w:tcPr>
+            <w:tcW w:w="512" w:type="dxa"/>
+            <w:tcBorders>
+              <w:start w:val="double" w:sz="2" w:space="0" w:color="808080"/>
+              <w:bottom w:val="double" w:sz="2" w:space="0" w:color="808080"/>
+              <w:end w:val="double" w:sz="2" w:space="0" w:color="808080"/>
+            </w:tcBorders>
+            <w:vAlign w:val="center"/>
+          </w:tcPr>
+          <w:p>
+            <w:pPr>
+              <w:pStyle w:val="TableContents"/>
+              <w:bidi w:val="0"/>
+              <w:spacing w:before="60" w:after="60"/>
+              <w:ind w:hanging="0" w:start="0" w:end="0"/>
+              <w:jc w:val="start"/>
+              <w:rPr>
+                <w:rFonts w:ascii="Times" w:hAnsi="Times" w:eastAsia="Arial" w:cs="Arial"/>
+                <w:sz w:val="20"/>
+                <w:szCs w:val="20"/>
+                <w:lang w:val="en-US"/>
+              </w:rPr>
+            </w:pPr>
+            <w:r>
+              <w:rPr>
+                <w:rFonts w:eastAsia="Arial" w:cs="Arial" w:ascii="Times" w:hAnsi="Times"/>
+                <w:sz w:val="20"/>
+                <w:szCs w:val="20"/>
+                <w:lang w:val="en-US"/>
+              </w:rPr>
+              <w:t>20% </w:t>
+            </w:r>
+          </w:p>
+        </w:tc>
+        <w:tc>
+          <w:tcPr>
+            <w:tcW w:w="811" w:type="dxa"/>
+            <w:tcBorders>
+              <w:start w:val="double" w:sz="2" w:space="0" w:color="808080"/>
+              <w:bottom w:val="double" w:sz="2" w:space="0" w:color="808080"/>
+              <w:end w:val="double" w:sz="2" w:space="0" w:color="808080"/>
+            </w:tcBorders>
+            <w:vAlign w:val="center"/>
+          </w:tcPr>
+          <w:p>
+            <w:pPr>
+              <w:pStyle w:val="TableContents"/>
+              <w:bidi w:val="0"/>
+              <w:spacing w:before="60" w:after="60"/>
+              <w:ind w:hanging="0" w:start="0" w:end="0"/>
+              <w:jc w:val="start"/>
+              <w:rPr>
+                <w:rFonts w:ascii="Times" w:hAnsi="Times" w:eastAsia="Arial" w:cs="Arial"/>
+                <w:sz w:val="20"/>
+                <w:szCs w:val="20"/>
+                <w:lang w:val="en-US"/>
+              </w:rPr>
+            </w:pPr>
+            <w:r>
+              <w:rPr>
+                <w:rFonts w:eastAsia="Arial" w:cs="Arial" w:ascii="Times" w:hAnsi="Times"/>
+                <w:sz w:val="20"/>
+                <w:szCs w:val="20"/>
+                <w:lang w:val="en-US"/>
+              </w:rPr>
+              <w:t>30% </w:t>
+            </w:r>
+          </w:p>
+        </w:tc>
+      </w:tr>
+      <w:tr>
+        <w:trPr/>
+        <w:tc>
+          <w:tcPr>
+            <w:tcW w:w="1183" w:type="dxa"/>
+            <w:tcBorders>
+              <w:start w:val="double" w:sz="2" w:space="0" w:color="808080"/>
+              <w:bottom w:val="double" w:sz="2" w:space="0" w:color="808080"/>
+              <w:end w:val="double" w:sz="2" w:space="0" w:color="808080"/>
+            </w:tcBorders>
+            <w:vAlign w:val="center"/>
+          </w:tcPr>
+          <w:p>
+            <w:pPr>
+              <w:pStyle w:val="TableContents"/>
+              <w:bidi w:val="0"/>
+              <w:spacing w:before="60" w:after="60"/>
+              <w:ind w:hanging="0" w:start="0" w:end="0"/>
+              <w:jc w:val="start"/>
+              <w:rPr>
+                <w:rFonts w:ascii="Times" w:hAnsi="Times" w:eastAsia="Arial" w:cs="Arial"/>
+                <w:sz w:val="20"/>
+                <w:szCs w:val="20"/>
+                <w:lang w:val="en-US"/>
+              </w:rPr>
+            </w:pPr>
+            <w:r>
+              <w:rPr>
+                <w:rFonts w:eastAsia="Arial" w:cs="Arial" w:ascii="Times" w:hAnsi="Times"/>
+                <w:sz w:val="20"/>
+                <w:szCs w:val="20"/>
+                <w:lang w:val="en-US"/>
+              </w:rPr>
+              <w:t>MobileViT </w:t>
+            </w:r>
+          </w:p>
+        </w:tc>
+        <w:tc>
+          <w:tcPr>
+            <w:tcW w:w="1149" w:type="dxa"/>
+            <w:tcBorders>
+              <w:start w:val="double" w:sz="2" w:space="0" w:color="808080"/>
+              <w:bottom w:val="double" w:sz="2" w:space="0" w:color="808080"/>
+              <w:end w:val="double" w:sz="2" w:space="0" w:color="808080"/>
+            </w:tcBorders>
+            <w:vAlign w:val="center"/>
+          </w:tcPr>
+          <w:p>
+            <w:pPr>
+              <w:pStyle w:val="TableContents"/>
+              <w:bidi w:val="0"/>
+              <w:spacing w:before="60" w:after="60"/>
+              <w:ind w:hanging="0" w:start="0" w:end="0"/>
+              <w:jc w:val="start"/>
+              <w:rPr>
+                <w:rFonts w:ascii="Times" w:hAnsi="Times" w:eastAsia="Arial" w:cs="Arial"/>
+                <w:sz w:val="20"/>
+                <w:szCs w:val="20"/>
+                <w:lang w:val="en-US"/>
+              </w:rPr>
+            </w:pPr>
+            <w:r>
+              <w:rPr>
+                <w:rFonts w:eastAsia="Arial" w:cs="Arial" w:ascii="Times" w:hAnsi="Times"/>
+                <w:sz w:val="20"/>
+                <w:szCs w:val="20"/>
+                <w:lang w:val="en-US"/>
+              </w:rPr>
+              <w:t>Gentle </w:t>
+            </w:r>
+          </w:p>
+        </w:tc>
+        <w:tc>
+          <w:tcPr>
+            <w:tcW w:w="815" w:type="dxa"/>
+            <w:tcBorders>
+              <w:start w:val="double" w:sz="2" w:space="0" w:color="808080"/>
+              <w:bottom w:val="double" w:sz="2" w:space="0" w:color="808080"/>
+              <w:end w:val="double" w:sz="2" w:space="0" w:color="808080"/>
+            </w:tcBorders>
+            <w:vAlign w:val="center"/>
+          </w:tcPr>
+          <w:p>
+            <w:pPr>
+              <w:pStyle w:val="TableContents"/>
+              <w:bidi w:val="0"/>
+              <w:spacing w:before="60" w:after="60"/>
+              <w:ind w:hanging="0" w:start="0" w:end="0"/>
+              <w:jc w:val="start"/>
+              <w:rPr>
+                <w:rFonts w:ascii="Times" w:hAnsi="Times" w:eastAsia="Arial" w:cs="Arial"/>
+                <w:sz w:val="20"/>
+                <w:szCs w:val="20"/>
+              </w:rPr>
+            </w:pPr>
+            <w:r>
+              <w:rPr>
+                <w:rFonts w:eastAsia="Arial" w:cs="Arial" w:ascii="Times" w:hAnsi="Times"/>
+                <w:sz w:val="20"/>
+                <w:szCs w:val="20"/>
+              </w:rPr>
+              <w:t>✓ </w:t>
+            </w:r>
+          </w:p>
+        </w:tc>
+        <w:tc>
+          <w:tcPr>
+            <w:tcW w:w="885" w:type="dxa"/>
+            <w:tcBorders>
+              <w:start w:val="double" w:sz="2" w:space="0" w:color="808080"/>
+              <w:bottom w:val="double" w:sz="2" w:space="0" w:color="808080"/>
+              <w:end w:val="double" w:sz="2" w:space="0" w:color="808080"/>
+            </w:tcBorders>
+            <w:vAlign w:val="center"/>
+          </w:tcPr>
+          <w:p>
+            <w:pPr>
+              <w:pStyle w:val="TableContents"/>
+              <w:bidi w:val="0"/>
+              <w:spacing w:before="60" w:after="60"/>
+              <w:ind w:hanging="0" w:start="0" w:end="0"/>
+              <w:jc w:val="start"/>
+              <w:rPr>
+                <w:rFonts w:ascii="Times" w:hAnsi="Times" w:eastAsia="Arial" w:cs="Arial"/>
+                <w:sz w:val="20"/>
+                <w:szCs w:val="20"/>
+              </w:rPr>
+            </w:pPr>
+            <w:r>
+              <w:rPr>
+                <w:rFonts w:eastAsia="Arial" w:cs="Arial" w:ascii="Times" w:hAnsi="Times"/>
+                <w:sz w:val="20"/>
+                <w:szCs w:val="20"/>
+              </w:rPr>
+              <w:t>✓ </w:t>
+            </w:r>
+          </w:p>
+        </w:tc>
+        <w:tc>
+          <w:tcPr>
+            <w:tcW w:w="728" w:type="dxa"/>
+            <w:tcBorders>
+              <w:start w:val="double" w:sz="2" w:space="0" w:color="808080"/>
+              <w:bottom w:val="double" w:sz="2" w:space="0" w:color="808080"/>
+              <w:end w:val="double" w:sz="2" w:space="0" w:color="808080"/>
+            </w:tcBorders>
+            <w:vAlign w:val="center"/>
+          </w:tcPr>
+          <w:p>
+            <w:pPr>
+              <w:pStyle w:val="TableContents"/>
+              <w:bidi w:val="0"/>
+              <w:spacing w:before="60" w:after="60"/>
+              <w:ind w:hanging="0" w:start="0" w:end="0"/>
+              <w:jc w:val="start"/>
+              <w:rPr>
+                <w:rFonts w:ascii="Times" w:hAnsi="Times" w:eastAsia="Arial" w:cs="Arial"/>
+                <w:sz w:val="20"/>
+                <w:szCs w:val="20"/>
+              </w:rPr>
+            </w:pPr>
+            <w:r>
+              <w:rPr>
+                <w:rFonts w:eastAsia="Arial" w:cs="Arial" w:ascii="Times" w:hAnsi="Times"/>
+                <w:sz w:val="20"/>
+                <w:szCs w:val="20"/>
+              </w:rPr>
+              <w:t>✗ </w:t>
+            </w:r>
+          </w:p>
+        </w:tc>
+        <w:tc>
+          <w:tcPr>
+            <w:tcW w:w="648" w:type="dxa"/>
+            <w:tcBorders>
+              <w:start w:val="double" w:sz="2" w:space="0" w:color="808080"/>
+              <w:bottom w:val="double" w:sz="2" w:space="0" w:color="808080"/>
+              <w:end w:val="double" w:sz="2" w:space="0" w:color="808080"/>
+            </w:tcBorders>
+            <w:vAlign w:val="center"/>
+          </w:tcPr>
+          <w:p>
+            <w:pPr>
+              <w:pStyle w:val="TableContents"/>
+              <w:bidi w:val="0"/>
+              <w:spacing w:before="60" w:after="60"/>
+              <w:ind w:hanging="0" w:start="0" w:end="0"/>
+              <w:jc w:val="start"/>
+              <w:rPr>
+                <w:rFonts w:ascii="Times" w:hAnsi="Times" w:eastAsia="Arial" w:cs="Arial"/>
+                <w:sz w:val="20"/>
+                <w:szCs w:val="20"/>
+                <w:lang w:val="en-US"/>
+              </w:rPr>
+            </w:pPr>
+            <w:r>
+              <w:rPr>
+                <w:rFonts w:eastAsia="Arial" w:cs="Arial" w:ascii="Times" w:hAnsi="Times"/>
+                <w:sz w:val="20"/>
+                <w:szCs w:val="20"/>
+                <w:lang w:val="en-US"/>
+              </w:rPr>
+              <w:t>0.7–1.0 </w:t>
+            </w:r>
+          </w:p>
+        </w:tc>
+        <w:tc>
+          <w:tcPr>
+            <w:tcW w:w="465" w:type="dxa"/>
+            <w:tcBorders>
+              <w:start w:val="double" w:sz="2" w:space="0" w:color="808080"/>
+              <w:bottom w:val="double" w:sz="2" w:space="0" w:color="808080"/>
+              <w:end w:val="double" w:sz="2" w:space="0" w:color="808080"/>
+            </w:tcBorders>
+            <w:vAlign w:val="center"/>
+          </w:tcPr>
+          <w:p>
+            <w:pPr>
+              <w:pStyle w:val="TableContents"/>
+              <w:bidi w:val="0"/>
+              <w:spacing w:before="60" w:after="60"/>
+              <w:ind w:hanging="0" w:start="0" w:end="0"/>
+              <w:jc w:val="start"/>
+              <w:rPr>
+                <w:rFonts w:ascii="Times" w:hAnsi="Times" w:eastAsia="Arial" w:cs="Arial"/>
+                <w:sz w:val="20"/>
+                <w:szCs w:val="20"/>
+                <w:lang w:val="en-US"/>
+              </w:rPr>
+            </w:pPr>
+            <w:r>
+              <w:rPr>
+                <w:rFonts w:eastAsia="Arial" w:cs="Arial" w:ascii="Times" w:hAnsi="Times"/>
+                <w:sz w:val="20"/>
+                <w:szCs w:val="20"/>
+                <w:lang w:val="en-US"/>
+              </w:rPr>
+              <w:t>50% </w:t>
+            </w:r>
+          </w:p>
+        </w:tc>
+        <w:tc>
+          <w:tcPr>
+            <w:tcW w:w="465" w:type="dxa"/>
+            <w:tcBorders>
+              <w:start w:val="double" w:sz="2" w:space="0" w:color="808080"/>
+              <w:bottom w:val="double" w:sz="2" w:space="0" w:color="808080"/>
+              <w:end w:val="double" w:sz="2" w:space="0" w:color="808080"/>
+            </w:tcBorders>
+            <w:vAlign w:val="center"/>
+          </w:tcPr>
+          <w:p>
+            <w:pPr>
+              <w:pStyle w:val="TableContents"/>
+              <w:bidi w:val="0"/>
+              <w:spacing w:before="60" w:after="60"/>
+              <w:ind w:hanging="0" w:start="0" w:end="0"/>
+              <w:jc w:val="start"/>
+              <w:rPr>
+                <w:rFonts w:ascii="Times" w:hAnsi="Times" w:eastAsia="Arial" w:cs="Arial"/>
+                <w:sz w:val="20"/>
+                <w:szCs w:val="20"/>
+                <w:lang w:val="en-US"/>
+              </w:rPr>
+            </w:pPr>
+            <w:r>
+              <w:rPr>
+                <w:rFonts w:eastAsia="Arial" w:cs="Arial" w:ascii="Times" w:hAnsi="Times"/>
+                <w:sz w:val="20"/>
+                <w:szCs w:val="20"/>
+                <w:lang w:val="en-US"/>
+              </w:rPr>
+              <w:t>30% </w:t>
+            </w:r>
+          </w:p>
+        </w:tc>
+        <w:tc>
+          <w:tcPr>
+            <w:tcW w:w="951" w:type="dxa"/>
+            <w:tcBorders>
+              <w:start w:val="double" w:sz="2" w:space="0" w:color="808080"/>
+              <w:bottom w:val="double" w:sz="2" w:space="0" w:color="808080"/>
+              <w:end w:val="double" w:sz="2" w:space="0" w:color="808080"/>
+            </w:tcBorders>
+            <w:vAlign w:val="center"/>
+          </w:tcPr>
+          <w:p>
+            <w:pPr>
+              <w:pStyle w:val="TableContents"/>
+              <w:bidi w:val="0"/>
+              <w:spacing w:before="60" w:after="60"/>
+              <w:ind w:hanging="0" w:start="0" w:end="0"/>
+              <w:jc w:val="start"/>
+              <w:rPr>
+                <w:rFonts w:ascii="Times" w:hAnsi="Times" w:eastAsia="Arial" w:cs="Arial"/>
+                <w:sz w:val="20"/>
+                <w:szCs w:val="20"/>
+                <w:lang w:val="en-US"/>
+              </w:rPr>
+            </w:pPr>
+            <w:r>
+              <w:rPr>
+                <w:rFonts w:eastAsia="Arial" w:cs="Arial" w:ascii="Times" w:hAnsi="Times"/>
+                <w:sz w:val="20"/>
+                <w:szCs w:val="20"/>
+                <w:lang w:val="en-US"/>
+              </w:rPr>
+              <w:t>30°/90°/180°/270° </w:t>
+            </w:r>
+          </w:p>
+        </w:tc>
+        <w:tc>
+          <w:tcPr>
+            <w:tcW w:w="1026" w:type="dxa"/>
+            <w:tcBorders>
+              <w:start w:val="double" w:sz="2" w:space="0" w:color="808080"/>
+              <w:bottom w:val="double" w:sz="2" w:space="0" w:color="808080"/>
+              <w:end w:val="double" w:sz="2" w:space="0" w:color="808080"/>
+            </w:tcBorders>
+            <w:vAlign w:val="center"/>
+          </w:tcPr>
+          <w:p>
+            <w:pPr>
+              <w:pStyle w:val="TableContents"/>
+              <w:bidi w:val="0"/>
+              <w:spacing w:before="60" w:after="60"/>
+              <w:ind w:hanging="0" w:start="0" w:end="0"/>
+              <w:jc w:val="start"/>
+              <w:rPr>
+                <w:rFonts w:ascii="Times" w:hAnsi="Times" w:eastAsia="Arial" w:cs="Arial"/>
+                <w:sz w:val="20"/>
+                <w:szCs w:val="20"/>
+                <w:lang w:val="en-US"/>
+              </w:rPr>
+            </w:pPr>
+            <w:r>
+              <w:rPr>
+                <w:rFonts w:eastAsia="Arial" w:cs="Arial" w:ascii="Times" w:hAnsi="Times"/>
+                <w:sz w:val="20"/>
+                <w:szCs w:val="20"/>
+                <w:lang w:val="en-US"/>
+              </w:rPr>
+              <w:t>b=0.4 c=0.3 </w:t>
+            </w:r>
+          </w:p>
+        </w:tc>
+        <w:tc>
+          <w:tcPr>
+            <w:tcW w:w="512" w:type="dxa"/>
+            <w:tcBorders>
+              <w:start w:val="double" w:sz="2" w:space="0" w:color="808080"/>
+              <w:bottom w:val="double" w:sz="2" w:space="0" w:color="808080"/>
+              <w:end w:val="double" w:sz="2" w:space="0" w:color="808080"/>
+            </w:tcBorders>
+            <w:vAlign w:val="center"/>
+          </w:tcPr>
+          <w:p>
+            <w:pPr>
+              <w:pStyle w:val="TableContents"/>
+              <w:bidi w:val="0"/>
+              <w:spacing w:before="60" w:after="60"/>
+              <w:ind w:hanging="0" w:start="0" w:end="0"/>
+              <w:jc w:val="start"/>
+              <w:rPr>
+                <w:rFonts w:ascii="Times" w:hAnsi="Times" w:eastAsia="Arial" w:cs="Arial"/>
+                <w:sz w:val="20"/>
+                <w:szCs w:val="20"/>
+                <w:lang w:val="en-US"/>
+              </w:rPr>
+            </w:pPr>
+            <w:r>
+              <w:rPr>
+                <w:rFonts w:eastAsia="Arial" w:cs="Arial" w:ascii="Times" w:hAnsi="Times"/>
+                <w:sz w:val="20"/>
+                <w:szCs w:val="20"/>
+                <w:lang w:val="en-US"/>
+              </w:rPr>
+              <w:t>20% </w:t>
+            </w:r>
+          </w:p>
+        </w:tc>
+        <w:tc>
+          <w:tcPr>
+            <w:tcW w:w="811" w:type="dxa"/>
+            <w:tcBorders>
+              <w:start w:val="double" w:sz="2" w:space="0" w:color="808080"/>
+              <w:bottom w:val="double" w:sz="2" w:space="0" w:color="808080"/>
+              <w:end w:val="double" w:sz="2" w:space="0" w:color="808080"/>
+            </w:tcBorders>
+            <w:vAlign w:val="center"/>
+          </w:tcPr>
+          <w:p>
+            <w:pPr>
+              <w:pStyle w:val="TableContents"/>
+              <w:bidi w:val="0"/>
+              <w:spacing w:before="60" w:after="60"/>
+              <w:ind w:hanging="0" w:start="0" w:end="0"/>
+              <w:jc w:val="start"/>
+              <w:rPr>
+                <w:rFonts w:ascii="Times" w:hAnsi="Times" w:eastAsia="Arial" w:cs="Arial"/>
+                <w:sz w:val="20"/>
+                <w:szCs w:val="20"/>
+                <w:lang w:val="en-US"/>
+              </w:rPr>
+            </w:pPr>
+            <w:r>
+              <w:rPr>
+                <w:rFonts w:eastAsia="Arial" w:cs="Arial" w:ascii="Times" w:hAnsi="Times"/>
+                <w:sz w:val="20"/>
+                <w:szCs w:val="20"/>
+                <w:lang w:val="en-US"/>
+              </w:rPr>
+              <w:t>30% </w:t>
+            </w:r>
+          </w:p>
+        </w:tc>
+      </w:tr>
+      <w:tr>
+        <w:trPr/>
+        <w:tc>
+          <w:tcPr>
+            <w:tcW w:w="1183" w:type="dxa"/>
+            <w:tcBorders>
+              <w:start w:val="double" w:sz="2" w:space="0" w:color="808080"/>
+              <w:bottom w:val="double" w:sz="2" w:space="0" w:color="808080"/>
+              <w:end w:val="double" w:sz="2" w:space="0" w:color="808080"/>
+            </w:tcBorders>
+            <w:vAlign w:val="center"/>
+          </w:tcPr>
+          <w:p>
+            <w:pPr>
+              <w:pStyle w:val="TableContents"/>
+              <w:bidi w:val="0"/>
+              <w:spacing w:before="60" w:after="60"/>
+              <w:ind w:hanging="0" w:start="0" w:end="0"/>
+              <w:jc w:val="start"/>
+              <w:rPr>
+                <w:rFonts w:ascii="Times" w:hAnsi="Times" w:eastAsia="Arial" w:cs="Arial"/>
+                <w:sz w:val="20"/>
+                <w:szCs w:val="20"/>
+                <w:lang w:val="en-US"/>
+              </w:rPr>
+            </w:pPr>
+            <w:r>
+              <w:rPr>
+                <w:rFonts w:eastAsia="Arial" w:cs="Arial" w:ascii="Times" w:hAnsi="Times"/>
+                <w:sz w:val="20"/>
+                <w:szCs w:val="20"/>
+                <w:lang w:val="en-US"/>
+              </w:rPr>
+              <w:t>LLaVA </w:t>
+            </w:r>
+          </w:p>
+        </w:tc>
+        <w:tc>
+          <w:tcPr>
+            <w:tcW w:w="1149" w:type="dxa"/>
+            <w:tcBorders>
+              <w:start w:val="double" w:sz="2" w:space="0" w:color="808080"/>
+              <w:bottom w:val="double" w:sz="2" w:space="0" w:color="808080"/>
+              <w:end w:val="double" w:sz="2" w:space="0" w:color="808080"/>
+            </w:tcBorders>
+            <w:vAlign w:val="center"/>
+          </w:tcPr>
+          <w:p>
+            <w:pPr>
+              <w:pStyle w:val="TableContents"/>
+              <w:bidi w:val="0"/>
+              <w:spacing w:before="60" w:after="60"/>
+              <w:ind w:hanging="0" w:start="0" w:end="0"/>
+              <w:jc w:val="start"/>
+              <w:rPr>
+                <w:rFonts w:ascii="Times" w:hAnsi="Times" w:eastAsia="Arial" w:cs="Arial"/>
+                <w:sz w:val="20"/>
+                <w:szCs w:val="20"/>
+                <w:lang w:val="en-US"/>
+              </w:rPr>
+            </w:pPr>
+            <w:r>
+              <w:rPr>
+                <w:rFonts w:eastAsia="Arial" w:cs="Arial" w:ascii="Times" w:hAnsi="Times"/>
+                <w:sz w:val="20"/>
+                <w:szCs w:val="20"/>
+                <w:lang w:val="en-US"/>
+              </w:rPr>
+              <w:t>Val only </w:t>
+            </w:r>
+          </w:p>
+        </w:tc>
+        <w:tc>
+          <w:tcPr>
+            <w:tcW w:w="815" w:type="dxa"/>
+            <w:tcBorders>
+              <w:start w:val="double" w:sz="2" w:space="0" w:color="808080"/>
+              <w:bottom w:val="double" w:sz="2" w:space="0" w:color="808080"/>
+              <w:end w:val="double" w:sz="2" w:space="0" w:color="808080"/>
+            </w:tcBorders>
+            <w:vAlign w:val="center"/>
+          </w:tcPr>
+          <w:p>
+            <w:pPr>
+              <w:pStyle w:val="TableContents"/>
+              <w:bidi w:val="0"/>
+              <w:spacing w:before="60" w:after="60"/>
+              <w:ind w:hanging="0" w:start="0" w:end="0"/>
+              <w:jc w:val="start"/>
+              <w:rPr>
+                <w:rFonts w:ascii="Times" w:hAnsi="Times" w:eastAsia="Arial" w:cs="Arial"/>
+                <w:sz w:val="20"/>
+                <w:szCs w:val="20"/>
+              </w:rPr>
+            </w:pPr>
+            <w:r>
+              <w:rPr>
+                <w:rFonts w:eastAsia="Arial" w:cs="Arial" w:ascii="Times" w:hAnsi="Times"/>
+                <w:sz w:val="20"/>
+                <w:szCs w:val="20"/>
+              </w:rPr>
+              <w:t>✗ </w:t>
+            </w:r>
+          </w:p>
+        </w:tc>
+        <w:tc>
+          <w:tcPr>
+            <w:tcW w:w="885" w:type="dxa"/>
+            <w:tcBorders>
+              <w:start w:val="double" w:sz="2" w:space="0" w:color="808080"/>
+              <w:bottom w:val="double" w:sz="2" w:space="0" w:color="808080"/>
+              <w:end w:val="double" w:sz="2" w:space="0" w:color="808080"/>
+            </w:tcBorders>
+            <w:vAlign w:val="center"/>
+          </w:tcPr>
+          <w:p>
+            <w:pPr>
+              <w:pStyle w:val="TableContents"/>
+              <w:bidi w:val="0"/>
+              <w:spacing w:before="60" w:after="60"/>
+              <w:ind w:hanging="0" w:start="0" w:end="0"/>
+              <w:jc w:val="start"/>
+              <w:rPr>
+                <w:rFonts w:ascii="Times" w:hAnsi="Times" w:eastAsia="Arial" w:cs="Arial"/>
+                <w:sz w:val="20"/>
+                <w:szCs w:val="20"/>
+              </w:rPr>
+            </w:pPr>
+            <w:r>
+              <w:rPr>
+                <w:rFonts w:eastAsia="Arial" w:cs="Arial" w:ascii="Times" w:hAnsi="Times"/>
+                <w:sz w:val="20"/>
+                <w:szCs w:val="20"/>
+              </w:rPr>
+              <w:t>✗ </w:t>
+            </w:r>
+          </w:p>
+        </w:tc>
+        <w:tc>
+          <w:tcPr>
+            <w:tcW w:w="728" w:type="dxa"/>
+            <w:tcBorders>
+              <w:start w:val="double" w:sz="2" w:space="0" w:color="808080"/>
+              <w:bottom w:val="double" w:sz="2" w:space="0" w:color="808080"/>
+              <w:end w:val="double" w:sz="2" w:space="0" w:color="808080"/>
+            </w:tcBorders>
+            <w:vAlign w:val="center"/>
+          </w:tcPr>
+          <w:p>
+            <w:pPr>
+              <w:pStyle w:val="TableContents"/>
+              <w:bidi w:val="0"/>
+              <w:spacing w:before="60" w:after="60"/>
+              <w:ind w:hanging="0" w:start="0" w:end="0"/>
+              <w:jc w:val="start"/>
+              <w:rPr>
+                <w:rFonts w:ascii="Times" w:hAnsi="Times" w:eastAsia="Arial" w:cs="Arial"/>
+                <w:sz w:val="20"/>
+                <w:szCs w:val="20"/>
+              </w:rPr>
+            </w:pPr>
+            <w:r>
+              <w:rPr>
+                <w:rFonts w:eastAsia="Arial" w:cs="Arial" w:ascii="Times" w:hAnsi="Times"/>
+                <w:sz w:val="20"/>
+                <w:szCs w:val="20"/>
+              </w:rPr>
+              <w:t>✗ </w:t>
+            </w:r>
+          </w:p>
+        </w:tc>
+        <w:tc>
+          <w:tcPr>
+            <w:tcW w:w="648" w:type="dxa"/>
+            <w:tcBorders>
+              <w:start w:val="double" w:sz="2" w:space="0" w:color="808080"/>
+              <w:bottom w:val="double" w:sz="2" w:space="0" w:color="808080"/>
+              <w:end w:val="double" w:sz="2" w:space="0" w:color="808080"/>
+            </w:tcBorders>
+            <w:vAlign w:val="center"/>
+          </w:tcPr>
+          <w:p>
+            <w:pPr>
+              <w:pStyle w:val="TableContents"/>
+              <w:bidi w:val="0"/>
+              <w:spacing w:before="60" w:after="60"/>
+              <w:ind w:hanging="0" w:start="0" w:end="0"/>
+              <w:jc w:val="start"/>
+              <w:rPr>
+                <w:rFonts w:ascii="Times" w:hAnsi="Times" w:eastAsia="Arial" w:cs="Arial"/>
+                <w:sz w:val="20"/>
+                <w:szCs w:val="20"/>
+                <w:lang w:val="en-US"/>
+              </w:rPr>
+            </w:pPr>
+            <w:r>
+              <w:rPr>
+                <w:rFonts w:eastAsia="Arial" w:cs="Arial" w:ascii="Times" w:hAnsi="Times"/>
+                <w:sz w:val="20"/>
+                <w:szCs w:val="20"/>
+                <w:lang w:val="en-US"/>
+              </w:rPr>
+              <w:t>No crop </w:t>
+            </w:r>
+          </w:p>
+        </w:tc>
+        <w:tc>
+          <w:tcPr>
+            <w:tcW w:w="465" w:type="dxa"/>
+            <w:tcBorders>
+              <w:start w:val="double" w:sz="2" w:space="0" w:color="808080"/>
+              <w:bottom w:val="double" w:sz="2" w:space="0" w:color="808080"/>
+              <w:end w:val="double" w:sz="2" w:space="0" w:color="808080"/>
+            </w:tcBorders>
+            <w:vAlign w:val="center"/>
+          </w:tcPr>
+          <w:p>
+            <w:pPr>
+              <w:pStyle w:val="TableContents"/>
+              <w:bidi w:val="0"/>
+              <w:spacing w:before="60" w:after="60"/>
+              <w:ind w:hanging="0" w:start="0" w:end="0"/>
+              <w:jc w:val="start"/>
+              <w:rPr>
+                <w:rFonts w:ascii="Times" w:hAnsi="Times" w:eastAsia="Arial" w:cs="Arial"/>
+                <w:sz w:val="20"/>
+                <w:szCs w:val="20"/>
+              </w:rPr>
+            </w:pPr>
+            <w:r>
+              <w:rPr>
+                <w:rFonts w:eastAsia="Arial" w:cs="Arial" w:ascii="Times" w:hAnsi="Times"/>
+                <w:sz w:val="20"/>
+                <w:szCs w:val="20"/>
+              </w:rPr>
+              <w:t>✗ </w:t>
+            </w:r>
+          </w:p>
+        </w:tc>
+        <w:tc>
+          <w:tcPr>
+            <w:tcW w:w="465" w:type="dxa"/>
+            <w:tcBorders>
+              <w:start w:val="double" w:sz="2" w:space="0" w:color="808080"/>
+              <w:bottom w:val="double" w:sz="2" w:space="0" w:color="808080"/>
+              <w:end w:val="double" w:sz="2" w:space="0" w:color="808080"/>
+            </w:tcBorders>
+            <w:vAlign w:val="center"/>
+          </w:tcPr>
+          <w:p>
+            <w:pPr>
+              <w:pStyle w:val="TableContents"/>
+              <w:bidi w:val="0"/>
+              <w:spacing w:before="60" w:after="60"/>
+              <w:ind w:hanging="0" w:start="0" w:end="0"/>
+              <w:jc w:val="start"/>
+              <w:rPr>
+                <w:rFonts w:ascii="Times" w:hAnsi="Times" w:eastAsia="Arial" w:cs="Arial"/>
+                <w:sz w:val="20"/>
+                <w:szCs w:val="20"/>
+              </w:rPr>
+            </w:pPr>
+            <w:r>
+              <w:rPr>
+                <w:rFonts w:eastAsia="Arial" w:cs="Arial" w:ascii="Times" w:hAnsi="Times"/>
+                <w:sz w:val="20"/>
+                <w:szCs w:val="20"/>
+              </w:rPr>
+              <w:t>✗ </w:t>
+            </w:r>
+          </w:p>
+        </w:tc>
+        <w:tc>
+          <w:tcPr>
+            <w:tcW w:w="951" w:type="dxa"/>
+            <w:tcBorders>
+              <w:start w:val="double" w:sz="2" w:space="0" w:color="808080"/>
+              <w:bottom w:val="double" w:sz="2" w:space="0" w:color="808080"/>
+              <w:end w:val="double" w:sz="2" w:space="0" w:color="808080"/>
+            </w:tcBorders>
+            <w:vAlign w:val="center"/>
+          </w:tcPr>
+          <w:p>
+            <w:pPr>
+              <w:pStyle w:val="TableContents"/>
+              <w:bidi w:val="0"/>
+              <w:spacing w:before="60" w:after="60"/>
+              <w:ind w:hanging="0" w:start="0" w:end="0"/>
+              <w:jc w:val="start"/>
+              <w:rPr>
+                <w:rFonts w:ascii="Times" w:hAnsi="Times" w:eastAsia="Arial" w:cs="Arial"/>
+                <w:sz w:val="20"/>
+                <w:szCs w:val="20"/>
+              </w:rPr>
+            </w:pPr>
+            <w:r>
+              <w:rPr>
+                <w:rFonts w:eastAsia="Arial" w:cs="Arial" w:ascii="Times" w:hAnsi="Times"/>
+                <w:sz w:val="20"/>
+                <w:szCs w:val="20"/>
+              </w:rPr>
+              <w:t>✗ </w:t>
+            </w:r>
+          </w:p>
+        </w:tc>
+        <w:tc>
+          <w:tcPr>
+            <w:tcW w:w="1026" w:type="dxa"/>
+            <w:tcBorders>
+              <w:start w:val="double" w:sz="2" w:space="0" w:color="808080"/>
+              <w:bottom w:val="double" w:sz="2" w:space="0" w:color="808080"/>
+              <w:end w:val="double" w:sz="2" w:space="0" w:color="808080"/>
+            </w:tcBorders>
+            <w:vAlign w:val="center"/>
+          </w:tcPr>
+          <w:p>
+            <w:pPr>
+              <w:pStyle w:val="TableContents"/>
+              <w:bidi w:val="0"/>
+              <w:spacing w:before="60" w:after="60"/>
+              <w:ind w:hanging="0" w:start="0" w:end="0"/>
+              <w:jc w:val="start"/>
+              <w:rPr>
+                <w:rFonts w:ascii="Times" w:hAnsi="Times" w:eastAsia="Arial" w:cs="Arial"/>
+                <w:sz w:val="20"/>
+                <w:szCs w:val="20"/>
+              </w:rPr>
+            </w:pPr>
+            <w:r>
+              <w:rPr>
+                <w:rFonts w:eastAsia="Arial" w:cs="Arial" w:ascii="Times" w:hAnsi="Times"/>
+                <w:sz w:val="20"/>
+                <w:szCs w:val="20"/>
+              </w:rPr>
+              <w:t>✗ </w:t>
+            </w:r>
+          </w:p>
+        </w:tc>
+        <w:tc>
+          <w:tcPr>
+            <w:tcW w:w="512" w:type="dxa"/>
+            <w:tcBorders>
+              <w:start w:val="double" w:sz="2" w:space="0" w:color="808080"/>
+              <w:bottom w:val="double" w:sz="2" w:space="0" w:color="808080"/>
+              <w:end w:val="double" w:sz="2" w:space="0" w:color="808080"/>
+            </w:tcBorders>
+            <w:vAlign w:val="center"/>
+          </w:tcPr>
+          <w:p>
+            <w:pPr>
+              <w:pStyle w:val="TableContents"/>
+              <w:bidi w:val="0"/>
+              <w:spacing w:before="60" w:after="60"/>
+              <w:ind w:hanging="0" w:start="0" w:end="0"/>
+              <w:jc w:val="start"/>
+              <w:rPr>
+                <w:rFonts w:ascii="Times" w:hAnsi="Times" w:eastAsia="Arial" w:cs="Arial"/>
+                <w:sz w:val="20"/>
+                <w:szCs w:val="20"/>
+              </w:rPr>
+            </w:pPr>
+            <w:r>
+              <w:rPr>
+                <w:rFonts w:eastAsia="Arial" w:cs="Arial" w:ascii="Times" w:hAnsi="Times"/>
+                <w:sz w:val="20"/>
+                <w:szCs w:val="20"/>
+              </w:rPr>
+              <w:t>✗ </w:t>
+            </w:r>
+          </w:p>
+        </w:tc>
+        <w:tc>
+          <w:tcPr>
+            <w:tcW w:w="811" w:type="dxa"/>
+            <w:tcBorders>
+              <w:start w:val="double" w:sz="2" w:space="0" w:color="808080"/>
+              <w:bottom w:val="double" w:sz="2" w:space="0" w:color="808080"/>
+              <w:end w:val="double" w:sz="2" w:space="0" w:color="808080"/>
+            </w:tcBorders>
+            <w:vAlign w:val="center"/>
+          </w:tcPr>
+          <w:p>
+            <w:pPr>
+              <w:pStyle w:val="TableContents"/>
+              <w:bidi w:val="0"/>
+              <w:spacing w:before="60" w:after="60"/>
+              <w:ind w:hanging="0" w:start="0" w:end="0"/>
+              <w:jc w:val="start"/>
+              <w:rPr>
+                <w:rFonts w:ascii="Times" w:hAnsi="Times" w:eastAsia="Arial" w:cs="Arial"/>
+                <w:sz w:val="20"/>
+                <w:szCs w:val="20"/>
+              </w:rPr>
+            </w:pPr>
+            <w:r>
+              <w:rPr>
+                <w:rFonts w:eastAsia="Arial" w:cs="Arial" w:ascii="Times" w:hAnsi="Times"/>
+                <w:sz w:val="20"/>
+                <w:szCs w:val="20"/>
+              </w:rPr>
+              <w:t>✗ </w:t>
+            </w:r>
+          </w:p>
+        </w:tc>
+      </w:tr>
+      <w:tr>
+        <w:trPr/>
+        <w:tc>
+          <w:tcPr>
+            <w:tcW w:w="1183" w:type="dxa"/>
+            <w:tcBorders>
+              <w:start w:val="double" w:sz="2" w:space="0" w:color="808080"/>
+              <w:bottom w:val="double" w:sz="2" w:space="0" w:color="808080"/>
+              <w:end w:val="double" w:sz="2" w:space="0" w:color="808080"/>
+            </w:tcBorders>
+            <w:vAlign w:val="center"/>
+          </w:tcPr>
+          <w:p>
+            <w:pPr>
+              <w:pStyle w:val="TableContents"/>
+              <w:bidi w:val="0"/>
+              <w:spacing w:before="60" w:after="60"/>
+              <w:ind w:hanging="0" w:start="0" w:end="0"/>
+              <w:jc w:val="start"/>
+              <w:rPr>
+                <w:rFonts w:ascii="Times" w:hAnsi="Times" w:eastAsia="Arial" w:cs="Arial"/>
+                <w:sz w:val="20"/>
+                <w:szCs w:val="20"/>
+                <w:lang w:val="en-US"/>
+              </w:rPr>
+            </w:pPr>
+            <w:r>
+              <w:rPr>
+                <w:rFonts w:eastAsia="Arial" w:cs="Arial" w:ascii="Times" w:hAnsi="Times"/>
+                <w:sz w:val="20"/>
+                <w:szCs w:val="20"/>
+                <w:lang w:val="en-US"/>
+              </w:rPr>
+              <w:t>GNN </w:t>
+            </w:r>
+          </w:p>
+        </w:tc>
+        <w:tc>
+          <w:tcPr>
+            <w:tcW w:w="1149" w:type="dxa"/>
+            <w:tcBorders>
+              <w:start w:val="double" w:sz="2" w:space="0" w:color="808080"/>
+              <w:bottom w:val="double" w:sz="2" w:space="0" w:color="808080"/>
+              <w:end w:val="double" w:sz="2" w:space="0" w:color="808080"/>
+            </w:tcBorders>
+            <w:vAlign w:val="center"/>
+          </w:tcPr>
+          <w:p>
+            <w:pPr>
+              <w:pStyle w:val="TableContents"/>
+              <w:bidi w:val="0"/>
+              <w:spacing w:before="60" w:after="60"/>
+              <w:ind w:hanging="0" w:start="0" w:end="0"/>
+              <w:jc w:val="start"/>
+              <w:rPr>
+                <w:rFonts w:ascii="Times" w:hAnsi="Times" w:eastAsia="Arial" w:cs="Arial"/>
+                <w:sz w:val="20"/>
+                <w:szCs w:val="20"/>
+                <w:lang w:val="en-US"/>
+              </w:rPr>
+            </w:pPr>
+            <w:r>
+              <w:rPr>
+                <w:rFonts w:eastAsia="Arial" w:cs="Arial" w:ascii="Times" w:hAnsi="Times"/>
+                <w:sz w:val="20"/>
+                <w:szCs w:val="20"/>
+                <w:lang w:val="en-US"/>
+              </w:rPr>
+              <w:t>Val only </w:t>
+            </w:r>
+          </w:p>
+        </w:tc>
+        <w:tc>
+          <w:tcPr>
+            <w:tcW w:w="815" w:type="dxa"/>
+            <w:tcBorders>
+              <w:start w:val="double" w:sz="2" w:space="0" w:color="808080"/>
+              <w:bottom w:val="double" w:sz="2" w:space="0" w:color="808080"/>
+              <w:end w:val="double" w:sz="2" w:space="0" w:color="808080"/>
+            </w:tcBorders>
+            <w:vAlign w:val="center"/>
+          </w:tcPr>
+          <w:p>
+            <w:pPr>
+              <w:pStyle w:val="TableContents"/>
+              <w:bidi w:val="0"/>
+              <w:spacing w:before="60" w:after="60"/>
+              <w:ind w:hanging="0" w:start="0" w:end="0"/>
+              <w:jc w:val="start"/>
+              <w:rPr>
+                <w:rFonts w:ascii="Times" w:hAnsi="Times" w:eastAsia="Arial" w:cs="Arial"/>
+                <w:sz w:val="20"/>
+                <w:szCs w:val="20"/>
+              </w:rPr>
+            </w:pPr>
+            <w:r>
+              <w:rPr>
+                <w:rFonts w:eastAsia="Arial" w:cs="Arial" w:ascii="Times" w:hAnsi="Times"/>
+                <w:sz w:val="20"/>
+                <w:szCs w:val="20"/>
+              </w:rPr>
+              <w:t>✗ </w:t>
+            </w:r>
+          </w:p>
+        </w:tc>
+        <w:tc>
+          <w:tcPr>
+            <w:tcW w:w="885" w:type="dxa"/>
+            <w:tcBorders>
+              <w:start w:val="double" w:sz="2" w:space="0" w:color="808080"/>
+              <w:bottom w:val="double" w:sz="2" w:space="0" w:color="808080"/>
+              <w:end w:val="double" w:sz="2" w:space="0" w:color="808080"/>
+            </w:tcBorders>
+            <w:vAlign w:val="center"/>
+          </w:tcPr>
+          <w:p>
+            <w:pPr>
+              <w:pStyle w:val="TableContents"/>
+              <w:bidi w:val="0"/>
+              <w:spacing w:before="60" w:after="60"/>
+              <w:ind w:hanging="0" w:start="0" w:end="0"/>
+              <w:jc w:val="start"/>
+              <w:rPr>
+                <w:rFonts w:ascii="Times" w:hAnsi="Times" w:eastAsia="Arial" w:cs="Arial"/>
+                <w:sz w:val="20"/>
+                <w:szCs w:val="20"/>
+              </w:rPr>
+            </w:pPr>
+            <w:r>
+              <w:rPr>
+                <w:rFonts w:eastAsia="Arial" w:cs="Arial" w:ascii="Times" w:hAnsi="Times"/>
+                <w:sz w:val="20"/>
+                <w:szCs w:val="20"/>
+              </w:rPr>
+              <w:t>✗ </w:t>
+            </w:r>
+          </w:p>
+        </w:tc>
+        <w:tc>
+          <w:tcPr>
+            <w:tcW w:w="728" w:type="dxa"/>
+            <w:tcBorders>
+              <w:start w:val="double" w:sz="2" w:space="0" w:color="808080"/>
+              <w:bottom w:val="double" w:sz="2" w:space="0" w:color="808080"/>
+              <w:end w:val="double" w:sz="2" w:space="0" w:color="808080"/>
+            </w:tcBorders>
+            <w:vAlign w:val="center"/>
+          </w:tcPr>
+          <w:p>
+            <w:pPr>
+              <w:pStyle w:val="TableContents"/>
+              <w:bidi w:val="0"/>
+              <w:spacing w:before="60" w:after="60"/>
+              <w:ind w:hanging="0" w:start="0" w:end="0"/>
+              <w:jc w:val="start"/>
+              <w:rPr>
+                <w:rFonts w:ascii="Times" w:hAnsi="Times" w:eastAsia="Arial" w:cs="Arial"/>
+                <w:sz w:val="20"/>
+                <w:szCs w:val="20"/>
+              </w:rPr>
+            </w:pPr>
+            <w:r>
+              <w:rPr>
+                <w:rFonts w:eastAsia="Arial" w:cs="Arial" w:ascii="Times" w:hAnsi="Times"/>
+                <w:sz w:val="20"/>
+                <w:szCs w:val="20"/>
+              </w:rPr>
+              <w:t>✗ </w:t>
+            </w:r>
+          </w:p>
+        </w:tc>
+        <w:tc>
+          <w:tcPr>
+            <w:tcW w:w="648" w:type="dxa"/>
+            <w:tcBorders>
+              <w:start w:val="double" w:sz="2" w:space="0" w:color="808080"/>
+              <w:bottom w:val="double" w:sz="2" w:space="0" w:color="808080"/>
+              <w:end w:val="double" w:sz="2" w:space="0" w:color="808080"/>
+            </w:tcBorders>
+            <w:vAlign w:val="center"/>
+          </w:tcPr>
+          <w:p>
+            <w:pPr>
+              <w:pStyle w:val="TableContents"/>
+              <w:bidi w:val="0"/>
+              <w:spacing w:before="60" w:after="60"/>
+              <w:ind w:hanging="0" w:start="0" w:end="0"/>
+              <w:jc w:val="start"/>
+              <w:rPr>
+                <w:rFonts w:ascii="Times" w:hAnsi="Times" w:eastAsia="Arial" w:cs="Arial"/>
+                <w:sz w:val="20"/>
+                <w:szCs w:val="20"/>
+                <w:lang w:val="en-US"/>
+              </w:rPr>
+            </w:pPr>
+            <w:r>
+              <w:rPr>
+                <w:rFonts w:eastAsia="Arial" w:cs="Arial" w:ascii="Times" w:hAnsi="Times"/>
+                <w:sz w:val="20"/>
+                <w:szCs w:val="20"/>
+                <w:lang w:val="en-US"/>
+              </w:rPr>
+              <w:t>No crop </w:t>
+            </w:r>
+          </w:p>
+        </w:tc>
+        <w:tc>
+          <w:tcPr>
+            <w:tcW w:w="465" w:type="dxa"/>
+            <w:tcBorders>
+              <w:start w:val="double" w:sz="2" w:space="0" w:color="808080"/>
+              <w:bottom w:val="double" w:sz="2" w:space="0" w:color="808080"/>
+              <w:end w:val="double" w:sz="2" w:space="0" w:color="808080"/>
+            </w:tcBorders>
+            <w:vAlign w:val="center"/>
+          </w:tcPr>
+          <w:p>
+            <w:pPr>
+              <w:pStyle w:val="TableContents"/>
+              <w:bidi w:val="0"/>
+              <w:spacing w:before="60" w:after="60"/>
+              <w:ind w:hanging="0" w:start="0" w:end="0"/>
+              <w:jc w:val="start"/>
+              <w:rPr>
+                <w:rFonts w:ascii="Times" w:hAnsi="Times" w:eastAsia="Arial" w:cs="Arial"/>
+                <w:sz w:val="20"/>
+                <w:szCs w:val="20"/>
+              </w:rPr>
+            </w:pPr>
+            <w:r>
+              <w:rPr>
+                <w:rFonts w:eastAsia="Arial" w:cs="Arial" w:ascii="Times" w:hAnsi="Times"/>
+                <w:sz w:val="20"/>
+                <w:szCs w:val="20"/>
+              </w:rPr>
+              <w:t>✗ </w:t>
+            </w:r>
+          </w:p>
+        </w:tc>
+        <w:tc>
+          <w:tcPr>
+            <w:tcW w:w="465" w:type="dxa"/>
+            <w:tcBorders>
+              <w:start w:val="double" w:sz="2" w:space="0" w:color="808080"/>
+              <w:bottom w:val="double" w:sz="2" w:space="0" w:color="808080"/>
+              <w:end w:val="double" w:sz="2" w:space="0" w:color="808080"/>
+            </w:tcBorders>
+            <w:vAlign w:val="center"/>
+          </w:tcPr>
+          <w:p>
+            <w:pPr>
+              <w:pStyle w:val="TableContents"/>
+              <w:bidi w:val="0"/>
+              <w:spacing w:before="60" w:after="60"/>
+              <w:ind w:hanging="0" w:start="0" w:end="0"/>
+              <w:jc w:val="start"/>
+              <w:rPr>
+                <w:rFonts w:ascii="Times" w:hAnsi="Times" w:eastAsia="Arial" w:cs="Arial"/>
+                <w:sz w:val="20"/>
+                <w:szCs w:val="20"/>
+              </w:rPr>
+            </w:pPr>
+            <w:r>
+              <w:rPr>
+                <w:rFonts w:eastAsia="Arial" w:cs="Arial" w:ascii="Times" w:hAnsi="Times"/>
+                <w:sz w:val="20"/>
+                <w:szCs w:val="20"/>
+              </w:rPr>
+              <w:t>✗ </w:t>
+            </w:r>
+          </w:p>
+        </w:tc>
+        <w:tc>
+          <w:tcPr>
+            <w:tcW w:w="951" w:type="dxa"/>
+            <w:tcBorders>
+              <w:start w:val="double" w:sz="2" w:space="0" w:color="808080"/>
+              <w:bottom w:val="double" w:sz="2" w:space="0" w:color="808080"/>
+              <w:end w:val="double" w:sz="2" w:space="0" w:color="808080"/>
+            </w:tcBorders>
+            <w:vAlign w:val="center"/>
+          </w:tcPr>
+          <w:p>
+            <w:pPr>
+              <w:pStyle w:val="TableContents"/>
+              <w:bidi w:val="0"/>
+              <w:spacing w:before="60" w:after="60"/>
+              <w:ind w:hanging="0" w:start="0" w:end="0"/>
+              <w:jc w:val="start"/>
+              <w:rPr>
+                <w:rFonts w:ascii="Times" w:hAnsi="Times" w:eastAsia="Arial" w:cs="Arial"/>
+                <w:sz w:val="20"/>
+                <w:szCs w:val="20"/>
+              </w:rPr>
+            </w:pPr>
+            <w:r>
+              <w:rPr>
+                <w:rFonts w:eastAsia="Arial" w:cs="Arial" w:ascii="Times" w:hAnsi="Times"/>
+                <w:sz w:val="20"/>
+                <w:szCs w:val="20"/>
+              </w:rPr>
+              <w:t>✗ </w:t>
+            </w:r>
+          </w:p>
+        </w:tc>
+        <w:tc>
+          <w:tcPr>
+            <w:tcW w:w="1026" w:type="dxa"/>
+            <w:tcBorders>
+              <w:start w:val="double" w:sz="2" w:space="0" w:color="808080"/>
+              <w:bottom w:val="double" w:sz="2" w:space="0" w:color="808080"/>
+              <w:end w:val="double" w:sz="2" w:space="0" w:color="808080"/>
+            </w:tcBorders>
+            <w:vAlign w:val="center"/>
+          </w:tcPr>
+          <w:p>
+            <w:pPr>
+              <w:pStyle w:val="TableContents"/>
+              <w:bidi w:val="0"/>
+              <w:spacing w:before="60" w:after="60"/>
+              <w:ind w:hanging="0" w:start="0" w:end="0"/>
+              <w:jc w:val="start"/>
+              <w:rPr>
+                <w:rFonts w:ascii="Times" w:hAnsi="Times" w:eastAsia="Arial" w:cs="Arial"/>
+                <w:sz w:val="20"/>
+                <w:szCs w:val="20"/>
+              </w:rPr>
+            </w:pPr>
+            <w:r>
+              <w:rPr>
+                <w:rFonts w:eastAsia="Arial" w:cs="Arial" w:ascii="Times" w:hAnsi="Times"/>
+                <w:sz w:val="20"/>
+                <w:szCs w:val="20"/>
+              </w:rPr>
+              <w:t>✗ </w:t>
+            </w:r>
+          </w:p>
+        </w:tc>
+        <w:tc>
+          <w:tcPr>
+            <w:tcW w:w="512" w:type="dxa"/>
+            <w:tcBorders>
+              <w:start w:val="double" w:sz="2" w:space="0" w:color="808080"/>
+              <w:bottom w:val="double" w:sz="2" w:space="0" w:color="808080"/>
+              <w:end w:val="double" w:sz="2" w:space="0" w:color="808080"/>
+            </w:tcBorders>
+            <w:vAlign w:val="center"/>
+          </w:tcPr>
+          <w:p>
+            <w:pPr>
+              <w:pStyle w:val="TableContents"/>
+              <w:bidi w:val="0"/>
+              <w:spacing w:before="60" w:after="60"/>
+              <w:ind w:hanging="0" w:start="0" w:end="0"/>
+              <w:jc w:val="start"/>
+              <w:rPr>
+                <w:rFonts w:ascii="Times" w:hAnsi="Times" w:eastAsia="Arial" w:cs="Arial"/>
+                <w:sz w:val="20"/>
+                <w:szCs w:val="20"/>
+              </w:rPr>
+            </w:pPr>
+            <w:r>
+              <w:rPr>
+                <w:rFonts w:eastAsia="Arial" w:cs="Arial" w:ascii="Times" w:hAnsi="Times"/>
+                <w:sz w:val="20"/>
+                <w:szCs w:val="20"/>
+              </w:rPr>
+              <w:t>✗ </w:t>
+            </w:r>
+          </w:p>
+        </w:tc>
+        <w:tc>
+          <w:tcPr>
+            <w:tcW w:w="811" w:type="dxa"/>
+            <w:tcBorders>
+              <w:start w:val="double" w:sz="2" w:space="0" w:color="808080"/>
+              <w:bottom w:val="double" w:sz="2" w:space="0" w:color="808080"/>
+              <w:end w:val="double" w:sz="2" w:space="0" w:color="808080"/>
+            </w:tcBorders>
+            <w:vAlign w:val="center"/>
+          </w:tcPr>
+          <w:p>
+            <w:pPr>
+              <w:pStyle w:val="TableContents"/>
+              <w:bidi w:val="0"/>
+              <w:spacing w:before="60" w:after="60"/>
+              <w:ind w:hanging="0" w:start="0" w:end="0"/>
+              <w:jc w:val="start"/>
+              <w:rPr>
+                <w:rFonts w:ascii="Times" w:hAnsi="Times" w:eastAsia="Arial" w:cs="Arial"/>
+                <w:sz w:val="20"/>
+                <w:szCs w:val="20"/>
+              </w:rPr>
+            </w:pPr>
+            <w:r>
+              <w:rPr>
+                <w:rFonts w:eastAsia="Arial" w:cs="Arial" w:ascii="Times" w:hAnsi="Times"/>
+                <w:sz w:val="20"/>
+                <w:szCs w:val="20"/>
+              </w:rPr>
+              <w:t>✗ </w:t>
+            </w:r>
+          </w:p>
+        </w:tc>
+      </w:tr>
+      <w:tr>
+        <w:trPr/>
+        <w:tc>
+          <w:tcPr>
+            <w:tcW w:w="1183" w:type="dxa"/>
+            <w:tcBorders>
+              <w:start w:val="double" w:sz="2" w:space="0" w:color="808080"/>
+              <w:bottom w:val="double" w:sz="2" w:space="0" w:color="808080"/>
+              <w:end w:val="double" w:sz="2" w:space="0" w:color="808080"/>
+            </w:tcBorders>
+            <w:vAlign w:val="center"/>
+          </w:tcPr>
+          <w:p>
+            <w:pPr>
+              <w:pStyle w:val="TableContents"/>
+              <w:bidi w:val="0"/>
+              <w:spacing w:before="60" w:after="60"/>
+              <w:ind w:hanging="0" w:start="0" w:end="0"/>
+              <w:jc w:val="start"/>
+              <w:rPr>
+                <w:rFonts w:ascii="Times" w:hAnsi="Times" w:eastAsia="Arial" w:cs="Arial"/>
+                <w:sz w:val="20"/>
+                <w:szCs w:val="20"/>
+                <w:lang w:val="en-US"/>
+              </w:rPr>
+            </w:pPr>
+            <w:r>
+              <w:rPr>
+                <w:rFonts w:eastAsia="Arial" w:cs="Arial" w:ascii="Times" w:hAnsi="Times"/>
+                <w:sz w:val="20"/>
+                <w:szCs w:val="20"/>
+                <w:lang w:val="en-US"/>
+              </w:rPr>
+              <w:t>Minority classes </w:t>
+            </w:r>
+          </w:p>
+        </w:tc>
+        <w:tc>
+          <w:tcPr>
+            <w:tcW w:w="1149" w:type="dxa"/>
+            <w:tcBorders>
+              <w:start w:val="double" w:sz="2" w:space="0" w:color="808080"/>
+              <w:bottom w:val="double" w:sz="2" w:space="0" w:color="808080"/>
+              <w:end w:val="double" w:sz="2" w:space="0" w:color="808080"/>
+            </w:tcBorders>
+            <w:vAlign w:val="center"/>
+          </w:tcPr>
+          <w:p>
+            <w:pPr>
+              <w:pStyle w:val="TableContents"/>
+              <w:bidi w:val="0"/>
+              <w:spacing w:before="60" w:after="60"/>
+              <w:ind w:hanging="0" w:start="0" w:end="0"/>
+              <w:jc w:val="start"/>
+              <w:rPr>
+                <w:rFonts w:ascii="Times" w:hAnsi="Times" w:eastAsia="Arial" w:cs="Arial"/>
+                <w:sz w:val="20"/>
+                <w:szCs w:val="20"/>
+                <w:lang w:val="en-US"/>
+              </w:rPr>
+            </w:pPr>
+            <w:r>
+              <w:rPr>
+                <w:rFonts w:eastAsia="Arial" w:cs="Arial" w:ascii="Times" w:hAnsi="Times"/>
+                <w:sz w:val="20"/>
+                <w:szCs w:val="20"/>
+                <w:lang w:val="en-US"/>
+              </w:rPr>
+              <w:t>Extra-strong </w:t>
+            </w:r>
+          </w:p>
+        </w:tc>
+        <w:tc>
+          <w:tcPr>
+            <w:tcW w:w="815" w:type="dxa"/>
+            <w:tcBorders>
+              <w:start w:val="double" w:sz="2" w:space="0" w:color="808080"/>
+              <w:bottom w:val="double" w:sz="2" w:space="0" w:color="808080"/>
+              <w:end w:val="double" w:sz="2" w:space="0" w:color="808080"/>
+            </w:tcBorders>
+            <w:vAlign w:val="center"/>
+          </w:tcPr>
+          <w:p>
+            <w:pPr>
+              <w:pStyle w:val="TableContents"/>
+              <w:bidi w:val="0"/>
+              <w:spacing w:before="60" w:after="60"/>
+              <w:ind w:hanging="0" w:start="0" w:end="0"/>
+              <w:jc w:val="start"/>
+              <w:rPr>
+                <w:rFonts w:ascii="Times" w:hAnsi="Times" w:eastAsia="Arial" w:cs="Arial"/>
+                <w:sz w:val="20"/>
+                <w:szCs w:val="20"/>
+              </w:rPr>
+            </w:pPr>
+            <w:r>
+              <w:rPr>
+                <w:rFonts w:eastAsia="Arial" w:cs="Arial" w:ascii="Times" w:hAnsi="Times"/>
+                <w:sz w:val="20"/>
+                <w:szCs w:val="20"/>
+              </w:rPr>
+              <w:t>— </w:t>
+            </w:r>
+          </w:p>
+        </w:tc>
+        <w:tc>
+          <w:tcPr>
+            <w:tcW w:w="885" w:type="dxa"/>
+            <w:tcBorders>
+              <w:start w:val="double" w:sz="2" w:space="0" w:color="808080"/>
+              <w:bottom w:val="double" w:sz="2" w:space="0" w:color="808080"/>
+              <w:end w:val="double" w:sz="2" w:space="0" w:color="808080"/>
+            </w:tcBorders>
+            <w:vAlign w:val="center"/>
+          </w:tcPr>
+          <w:p>
+            <w:pPr>
+              <w:pStyle w:val="TableContents"/>
+              <w:bidi w:val="0"/>
+              <w:spacing w:before="60" w:after="60"/>
+              <w:ind w:hanging="0" w:start="0" w:end="0"/>
+              <w:jc w:val="start"/>
+              <w:rPr>
+                <w:rFonts w:ascii="Times" w:hAnsi="Times" w:eastAsia="Arial" w:cs="Arial"/>
+                <w:sz w:val="20"/>
+                <w:szCs w:val="20"/>
+              </w:rPr>
+            </w:pPr>
+            <w:r>
+              <w:rPr>
+                <w:rFonts w:eastAsia="Arial" w:cs="Arial" w:ascii="Times" w:hAnsi="Times"/>
+                <w:sz w:val="20"/>
+                <w:szCs w:val="20"/>
+              </w:rPr>
+              <w:t>— </w:t>
+            </w:r>
+          </w:p>
+        </w:tc>
+        <w:tc>
+          <w:tcPr>
+            <w:tcW w:w="728" w:type="dxa"/>
+            <w:tcBorders>
+              <w:start w:val="double" w:sz="2" w:space="0" w:color="808080"/>
+              <w:bottom w:val="double" w:sz="2" w:space="0" w:color="808080"/>
+              <w:end w:val="double" w:sz="2" w:space="0" w:color="808080"/>
+            </w:tcBorders>
+            <w:vAlign w:val="center"/>
+          </w:tcPr>
+          <w:p>
+            <w:pPr>
+              <w:pStyle w:val="TableContents"/>
+              <w:bidi w:val="0"/>
+              <w:spacing w:before="60" w:after="60"/>
+              <w:ind w:hanging="0" w:start="0" w:end="0"/>
+              <w:jc w:val="start"/>
+              <w:rPr>
+                <w:rFonts w:ascii="Times" w:hAnsi="Times" w:eastAsia="Arial" w:cs="Arial"/>
+                <w:sz w:val="20"/>
+                <w:szCs w:val="20"/>
+              </w:rPr>
+            </w:pPr>
+            <w:r>
+              <w:rPr>
+                <w:rFonts w:eastAsia="Arial" w:cs="Arial" w:ascii="Times" w:hAnsi="Times"/>
+                <w:sz w:val="20"/>
+                <w:szCs w:val="20"/>
+              </w:rPr>
+              <w:t>— </w:t>
+            </w:r>
+          </w:p>
+        </w:tc>
+        <w:tc>
+          <w:tcPr>
+            <w:tcW w:w="648" w:type="dxa"/>
+            <w:tcBorders>
+              <w:start w:val="double" w:sz="2" w:space="0" w:color="808080"/>
+              <w:bottom w:val="double" w:sz="2" w:space="0" w:color="808080"/>
+              <w:end w:val="double" w:sz="2" w:space="0" w:color="808080"/>
+            </w:tcBorders>
+            <w:vAlign w:val="center"/>
+          </w:tcPr>
+          <w:p>
+            <w:pPr>
+              <w:pStyle w:val="TableContents"/>
+              <w:bidi w:val="0"/>
+              <w:spacing w:before="60" w:after="60"/>
+              <w:ind w:hanging="0" w:start="0" w:end="0"/>
+              <w:jc w:val="start"/>
+              <w:rPr>
+                <w:rFonts w:ascii="Times" w:hAnsi="Times" w:eastAsia="Arial" w:cs="Arial"/>
+                <w:sz w:val="20"/>
+                <w:szCs w:val="20"/>
+                <w:lang w:val="en-US"/>
+              </w:rPr>
+            </w:pPr>
+            <w:r>
+              <w:rPr>
+                <w:rFonts w:eastAsia="Arial" w:cs="Arial" w:ascii="Times" w:hAnsi="Times"/>
+                <w:sz w:val="20"/>
+                <w:szCs w:val="20"/>
+                <w:lang w:val="en-US"/>
+              </w:rPr>
+              <w:t>0.45–1.0 </w:t>
+            </w:r>
+          </w:p>
+        </w:tc>
+        <w:tc>
+          <w:tcPr>
+            <w:tcW w:w="465" w:type="dxa"/>
+            <w:tcBorders>
+              <w:start w:val="double" w:sz="2" w:space="0" w:color="808080"/>
+              <w:bottom w:val="double" w:sz="2" w:space="0" w:color="808080"/>
+              <w:end w:val="double" w:sz="2" w:space="0" w:color="808080"/>
+            </w:tcBorders>
+            <w:vAlign w:val="center"/>
+          </w:tcPr>
+          <w:p>
+            <w:pPr>
+              <w:pStyle w:val="TableContents"/>
+              <w:bidi w:val="0"/>
+              <w:spacing w:before="60" w:after="60"/>
+              <w:ind w:hanging="0" w:start="0" w:end="0"/>
+              <w:jc w:val="start"/>
+              <w:rPr>
+                <w:rFonts w:ascii="Times" w:hAnsi="Times" w:eastAsia="Arial" w:cs="Arial"/>
+                <w:sz w:val="20"/>
+                <w:szCs w:val="20"/>
+                <w:lang w:val="en-US"/>
+              </w:rPr>
+            </w:pPr>
+            <w:r>
+              <w:rPr>
+                <w:rFonts w:eastAsia="Arial" w:cs="Arial" w:ascii="Times" w:hAnsi="Times"/>
+                <w:sz w:val="20"/>
+                <w:szCs w:val="20"/>
+                <w:lang w:val="en-US"/>
+              </w:rPr>
+              <w:t>50% </w:t>
+            </w:r>
+          </w:p>
+        </w:tc>
+        <w:tc>
+          <w:tcPr>
+            <w:tcW w:w="465" w:type="dxa"/>
+            <w:tcBorders>
+              <w:start w:val="double" w:sz="2" w:space="0" w:color="808080"/>
+              <w:bottom w:val="double" w:sz="2" w:space="0" w:color="808080"/>
+              <w:end w:val="double" w:sz="2" w:space="0" w:color="808080"/>
+            </w:tcBorders>
+            <w:vAlign w:val="center"/>
+          </w:tcPr>
+          <w:p>
+            <w:pPr>
+              <w:pStyle w:val="TableContents"/>
+              <w:bidi w:val="0"/>
+              <w:spacing w:before="60" w:after="60"/>
+              <w:ind w:hanging="0" w:start="0" w:end="0"/>
+              <w:jc w:val="start"/>
+              <w:rPr>
+                <w:rFonts w:ascii="Times" w:hAnsi="Times" w:eastAsia="Arial" w:cs="Arial"/>
+                <w:sz w:val="20"/>
+                <w:szCs w:val="20"/>
+                <w:lang w:val="en-US"/>
+              </w:rPr>
+            </w:pPr>
+            <w:r>
+              <w:rPr>
+                <w:rFonts w:eastAsia="Arial" w:cs="Arial" w:ascii="Times" w:hAnsi="Times"/>
+                <w:sz w:val="20"/>
+                <w:szCs w:val="20"/>
+                <w:lang w:val="en-US"/>
+              </w:rPr>
+              <w:t>50% </w:t>
+            </w:r>
+          </w:p>
+        </w:tc>
+        <w:tc>
+          <w:tcPr>
+            <w:tcW w:w="951" w:type="dxa"/>
+            <w:tcBorders>
+              <w:start w:val="double" w:sz="2" w:space="0" w:color="808080"/>
+              <w:bottom w:val="double" w:sz="2" w:space="0" w:color="808080"/>
+              <w:end w:val="double" w:sz="2" w:space="0" w:color="808080"/>
+            </w:tcBorders>
+            <w:vAlign w:val="center"/>
+          </w:tcPr>
+          <w:p>
+            <w:pPr>
+              <w:pStyle w:val="TableContents"/>
+              <w:bidi w:val="0"/>
+              <w:spacing w:before="60" w:after="60"/>
+              <w:ind w:hanging="0" w:start="0" w:end="0"/>
+              <w:jc w:val="start"/>
+              <w:rPr>
+                <w:rFonts w:ascii="Times" w:hAnsi="Times" w:eastAsia="Arial" w:cs="Arial"/>
+                <w:sz w:val="20"/>
+                <w:szCs w:val="20"/>
+                <w:lang w:val="en-US"/>
+              </w:rPr>
+            </w:pPr>
+            <w:r>
+              <w:rPr>
+                <w:rFonts w:eastAsia="Arial" w:cs="Arial" w:ascii="Times" w:hAnsi="Times"/>
+                <w:sz w:val="20"/>
+                <w:szCs w:val="20"/>
+                <w:lang w:val="en-US"/>
+              </w:rPr>
+              <w:t>45°/90°/180°/270° </w:t>
+            </w:r>
+          </w:p>
+        </w:tc>
+        <w:tc>
+          <w:tcPr>
+            <w:tcW w:w="1026" w:type="dxa"/>
+            <w:tcBorders>
+              <w:start w:val="double" w:sz="2" w:space="0" w:color="808080"/>
+              <w:bottom w:val="double" w:sz="2" w:space="0" w:color="808080"/>
+              <w:end w:val="double" w:sz="2" w:space="0" w:color="808080"/>
+            </w:tcBorders>
+            <w:vAlign w:val="center"/>
+          </w:tcPr>
+          <w:p>
+            <w:pPr>
+              <w:pStyle w:val="TableContents"/>
+              <w:bidi w:val="0"/>
+              <w:spacing w:before="60" w:after="60"/>
+              <w:ind w:hanging="0" w:start="0" w:end="0"/>
+              <w:jc w:val="start"/>
+              <w:rPr>
+                <w:rFonts w:ascii="Times" w:hAnsi="Times" w:eastAsia="Arial" w:cs="Arial"/>
+                <w:sz w:val="20"/>
+                <w:szCs w:val="20"/>
+                <w:lang w:val="en-US"/>
+              </w:rPr>
+            </w:pPr>
+            <w:r>
+              <w:rPr>
+                <w:rFonts w:eastAsia="Arial" w:cs="Arial" w:ascii="Times" w:hAnsi="Times"/>
+                <w:sz w:val="20"/>
+                <w:szCs w:val="20"/>
+                <w:lang w:val="en-US"/>
+              </w:rPr>
+              <w:t>b=0.5 c=0.4 </w:t>
+            </w:r>
+          </w:p>
+        </w:tc>
+        <w:tc>
+          <w:tcPr>
+            <w:tcW w:w="512" w:type="dxa"/>
+            <w:tcBorders>
+              <w:start w:val="double" w:sz="2" w:space="0" w:color="808080"/>
+              <w:bottom w:val="double" w:sz="2" w:space="0" w:color="808080"/>
+              <w:end w:val="double" w:sz="2" w:space="0" w:color="808080"/>
+            </w:tcBorders>
+            <w:vAlign w:val="center"/>
+          </w:tcPr>
+          <w:p>
+            <w:pPr>
+              <w:pStyle w:val="TableContents"/>
+              <w:bidi w:val="0"/>
+              <w:spacing w:before="60" w:after="60"/>
+              <w:ind w:hanging="0" w:start="0" w:end="0"/>
+              <w:jc w:val="start"/>
+              <w:rPr>
+                <w:rFonts w:ascii="Times" w:hAnsi="Times" w:eastAsia="Arial" w:cs="Arial"/>
+                <w:sz w:val="20"/>
+                <w:szCs w:val="20"/>
+                <w:lang w:val="en-US"/>
+              </w:rPr>
+            </w:pPr>
+            <w:r>
+              <w:rPr>
+                <w:rFonts w:eastAsia="Arial" w:cs="Arial" w:ascii="Times" w:hAnsi="Times"/>
+                <w:sz w:val="20"/>
+                <w:szCs w:val="20"/>
+                <w:lang w:val="en-US"/>
+              </w:rPr>
+              <w:t>30% </w:t>
+            </w:r>
+          </w:p>
+        </w:tc>
+        <w:tc>
+          <w:tcPr>
+            <w:tcW w:w="811" w:type="dxa"/>
+            <w:tcBorders>
+              <w:start w:val="double" w:sz="2" w:space="0" w:color="808080"/>
+              <w:bottom w:val="double" w:sz="2" w:space="0" w:color="808080"/>
+              <w:end w:val="double" w:sz="2" w:space="0" w:color="808080"/>
+            </w:tcBorders>
+            <w:vAlign w:val="center"/>
+          </w:tcPr>
+          <w:p>
+            <w:pPr>
+              <w:pStyle w:val="TableContents"/>
+              <w:bidi w:val="0"/>
+              <w:spacing w:before="60" w:after="60"/>
+              <w:ind w:hanging="0" w:start="0" w:end="0"/>
+              <w:jc w:val="start"/>
+              <w:rPr>
+                <w:rFonts w:ascii="Times" w:hAnsi="Times" w:eastAsia="Arial" w:cs="Arial"/>
+                <w:sz w:val="20"/>
+                <w:szCs w:val="20"/>
+                <w:lang w:val="en-US"/>
+              </w:rPr>
+            </w:pPr>
+            <w:r>
+              <w:rPr>
+                <w:rFonts w:eastAsia="Arial" w:cs="Arial" w:ascii="Times" w:hAnsi="Times"/>
+                <w:sz w:val="20"/>
+                <w:szCs w:val="20"/>
+                <w:lang w:val="en-US"/>
+              </w:rPr>
+              <w:t>40% </w:t>
+            </w:r>
+          </w:p>
+        </w:tc>
+      </w:tr>
+    </w:tbl>
+    <w:p>
+      <w:pPr>
+        <w:pStyle w:val="Normal"/>
+        <w:bidi w:val="0"/>
+        <w:spacing w:before="60" w:after="60"/>
+        <w:jc w:val="start"/>
+        <w:rPr>
+          <w:rFonts w:ascii="Times" w:hAnsi="Times" w:eastAsia="Arial" w:cs="Arial"/>
+          <w:sz w:val="20"/>
+          <w:szCs w:val="20"/>
+        </w:rPr>
+      </w:pPr>
+      <w:r>
+        <w:rPr>
+          <w:rFonts w:eastAsia="Arial" w:cs="Arial" w:ascii="Times" w:hAnsi="Times"/>
+          <w:sz w:val="20"/>
+          <w:szCs w:val="20"/>
+        </w:rPr>
+      </w:r>
+    </w:p>
+    <w:p>
+      <w:pPr>
+        <w:pStyle w:val="Normal"/>
+        <w:bidi w:val="0"/>
+        <w:spacing w:before="60" w:after="60"/>
+        <w:jc w:val="start"/>
+        <w:rPr>
+          <w:rFonts w:ascii="Times" w:hAnsi="Times" w:eastAsia="Arial" w:cs="Arial"/>
+          <w:sz w:val="20"/>
+          <w:szCs w:val="20"/>
+        </w:rPr>
+      </w:pPr>
+      <w:r>
+        <w:rPr>
+          <w:rFonts w:eastAsia="Arial" w:cs="Arial" w:ascii="Times" w:hAnsi="Times"/>
+          <w:sz w:val="20"/>
+          <w:szCs w:val="20"/>
+        </w:rPr>
+      </w:r>
+    </w:p>
+    <w:p>
+      <w:pPr>
+        <w:pStyle w:val="Normal"/>
+        <w:bidi w:val="0"/>
+        <w:spacing w:before="60" w:after="60"/>
+        <w:jc w:val="start"/>
+        <w:rPr>
+          <w:rFonts w:ascii="Times" w:hAnsi="Times" w:eastAsia="Arial" w:cs="Arial"/>
+          <w:sz w:val="20"/>
+          <w:szCs w:val="20"/>
+        </w:rPr>
+      </w:pPr>
+      <w:r>
+        <w:rPr>
+          <w:rFonts w:eastAsia="Arial" w:cs="Arial" w:ascii="Times" w:hAnsi="Times"/>
+          <w:sz w:val="20"/>
+          <w:szCs w:val="20"/>
+        </w:rPr>
+        <w:t>3. CNN Baseline Model:</w:t>
+      </w:r>
+    </w:p>
+    <w:p>
+      <w:pPr>
+        <w:pStyle w:val="Normal"/>
+        <w:bidi w:val="0"/>
+        <w:spacing w:before="60" w:after="60"/>
+        <w:jc w:val="both"/>
+        <w:rPr>
+          <w:rFonts w:ascii="Times" w:hAnsi="Times" w:eastAsia="Arial" w:cs="Arial"/>
+          <w:sz w:val="20"/>
+          <w:szCs w:val="20"/>
+        </w:rPr>
+      </w:pPr>
+      <w:r>
+        <w:rPr>
+          <w:rFonts w:eastAsia="Arial" w:cs="Arial" w:ascii="Times" w:hAnsi="Times"/>
+          <w:sz w:val="20"/>
+          <w:szCs w:val="20"/>
+        </w:rPr>
+        <w:t xml:space="preserve">This model follows the baseline CNN used in: Ogrezeanu et al. (2024) "Automated Waste Sorting: A Comprehensive Approach Using Deep Learning for Detection and Classification on WaRP-C" IEEE Mediterranean Conference on Control and Automation (MED 2024). They tested CNN, LeNet-5, AlexNet, VGG16, MobileNetV2, Inception, and DenseNet on WaRP-C. The simple CNN served as the lower-bound baseline that all pretrained transfer learning models were expected to beat. </w:t>
+      </w:r>
+      <w:r>
+        <w:rPr>
+          <w:rFonts w:eastAsia="Arial" w:cs="Arial" w:ascii="Times" w:hAnsi="Times"/>
+          <w:sz w:val="20"/>
+          <w:szCs w:val="20"/>
+        </w:rPr>
+        <w:t>As you will see on the notebook (CNN_Baseline.ipynb) we have achieved a very an accuracy of 54% on the test data. The backbone of the model is as of the following: we built convolutional blocks consisting of a sequence of conv2d layer that takes the input channels at first we have 3 channels (R-G-B) we move to 32 and so on so forth and in each block we apply batch normalization and we allow the beta and alpha parameters to be learnable, then we apply the RELU for non-linearity and finally we do a max pool with a kernel size of 2 and a stride of 2 so the image is halved (24→112→56→28→14) across the four blocks. Afterwards we apply the adaptive average pooling that actually turns our output from the convolutional blocks (B, 256, 14, 14) to (B, 256, 1, 1). We opted for this instead of flattening since the flatten will make the model more sensitive to the position of each feature which is not what we are looking for and also the average pooling reduces the complexity of the number of weights. At the end we follow up with the classifier head which takes as input the output of the gap do</w:t>
+      </w:r>
+      <w:r>
+        <w:rPr>
+          <w:rFonts w:eastAsia="Arial" w:cs="Arial" w:ascii="Times" w:hAnsi="Times"/>
+          <w:sz w:val="20"/>
+          <w:szCs w:val="20"/>
+        </w:rPr>
+        <w:t xml:space="preserve">es a dropout add a linear hidden layer a ReLu for non-linearity another lighter dropout and finally a linear layer with the output as number of classes we do not use the softmax here as we leave the choice at the level of the notebook to deduce right class based on probabilies. For weights initialization we are actually using </w:t>
+      </w:r>
+      <w:r>
+        <w:rPr>
+          <w:rFonts w:eastAsia="Arial" w:cs="Arial" w:ascii="Times" w:hAnsi="Times"/>
+          <w:sz w:val="20"/>
+          <w:szCs w:val="20"/>
+        </w:rPr>
+        <w:t xml:space="preserve">Kaiming He </w:t>
+      </w:r>
+      <w:r>
+        <w:rPr>
+          <w:rFonts w:eastAsia="Arial" w:cs="Arial" w:ascii="Times" w:hAnsi="Times"/>
+          <w:sz w:val="20"/>
+          <w:szCs w:val="20"/>
+        </w:rPr>
+        <w:t>which is good for ReLu networks since it assumes that Relu actually reduce the variance of activations by half.</w:t>
+      </w:r>
+    </w:p>
+    <w:p>
+      <w:pPr>
+        <w:pStyle w:val="Normal"/>
+        <w:bidi w:val="0"/>
+        <w:spacing w:before="60" w:after="60"/>
+        <w:jc w:val="start"/>
+        <w:rPr>
+          <w:rFonts w:ascii="Times" w:hAnsi="Times" w:eastAsia="Arial" w:cs="Arial"/>
+          <w:sz w:val="20"/>
+          <w:szCs w:val="20"/>
+        </w:rPr>
+      </w:pPr>
+      <w:r>
+        <w:rPr>
+          <w:rFonts w:eastAsia="Arial" w:cs="Arial" w:ascii="Times" w:hAnsi="Times"/>
+          <w:sz w:val="20"/>
+          <w:szCs w:val="20"/>
+        </w:rPr>
+        <w:drawing>
+          <wp:anchor distT="0" distB="0" distL="0" distR="0" simplePos="0" relativeHeight="2" behindDoc="0" locked="0" layoutInCell="0" allowOverlap="1">
+            <wp:simplePos x="0" y="0"/>
+            <wp:positionH relativeFrom="column">
+              <wp:align>center</wp:align>
+            </wp:positionH>
+            <wp:positionV relativeFrom="paragraph">
+              <wp:posOffset>635</wp:posOffset>
+            </wp:positionV>
+            <wp:extent cx="2743200" cy="3657600"/>
+            <wp:effectExtent l="0" t="0" r="0" b="0"/>
+            <wp:wrapSquare wrapText="largest"/>
+            <wp:docPr id="1" name="Image1"/>
+            <wp:cNvGraphicFramePr>
+              <a:graphicFrameLocks xmlns:a="http://schemas.openxmlformats.org/drawingml/2006/main" noChangeAspect="1"/>
+            </wp:cNvGraphicFramePr>
+            <a:graphic xmlns:a="http://schemas.openxmlformats.org/drawingml/2006/main">
+              <a:graphicData uri="http://schemas.openxmlformats.org/drawingml/2006/picture">
+                <pic:pic xmlns:pic="http://schemas.openxmlformats.org/drawingml/2006/picture">
+                  <pic:nvPicPr>
+                    <pic:cNvPr id="1" name="Image1"/>
+                    <pic:cNvPicPr>
+                      <a:picLocks noChangeAspect="1" noChangeArrowheads="1"/>
+                    </pic:cNvPicPr>
+                  </pic:nvPicPr>
+                  <pic:blipFill>
+                    <a:blip r:embed="rId2"/>
+                    <a:stretch>
+                      <a:fillRect/>
+                    </a:stretch>
+                  </pic:blipFill>
+                  <pic:spPr bwMode="auto">
+                    <a:xfrm>
+                      <a:off x="0" y="0"/>
+                      <a:ext cx="2743200" cy="3657600"/>
+                    </a:xfrm>
+                    <a:prstGeom prst="rect">
+                      <a:avLst/>
+                    </a:prstGeom>
+                    <a:noFill/>
+                  </pic:spPr>
+                </pic:pic>
+              </a:graphicData>
+            </a:graphic>
+          </wp:anchor>
+        </w:drawing>
+      </w:r>
+    </w:p>
+    <w:p>
+      <w:pPr>
+        <w:pStyle w:val="Normal"/>
+        <w:bidi w:val="0"/>
+        <w:spacing w:before="60" w:after="60"/>
+        <w:jc w:val="start"/>
+        <w:rPr>
+          <w:rFonts w:ascii="Times" w:hAnsi="Times" w:eastAsia="Arial" w:cs="Arial"/>
+          <w:sz w:val="20"/>
+          <w:szCs w:val="20"/>
+        </w:rPr>
+      </w:pPr>
+      <w:r>
+        <w:rPr>
+          <w:rFonts w:eastAsia="Arial" w:cs="Arial" w:ascii="Times" w:hAnsi="Times"/>
+          <w:sz w:val="20"/>
+          <w:szCs w:val="20"/>
+        </w:rPr>
+      </w:r>
+    </w:p>
+    <w:p>
+      <w:pPr>
+        <w:pStyle w:val="Normal"/>
+        <w:bidi w:val="0"/>
+        <w:spacing w:before="60" w:after="60"/>
+        <w:jc w:val="start"/>
+        <w:rPr>
+          <w:rFonts w:ascii="Times" w:hAnsi="Times" w:eastAsia="Arial" w:cs="Arial"/>
+          <w:sz w:val="20"/>
+          <w:szCs w:val="20"/>
+        </w:rPr>
+      </w:pPr>
+      <w:r>
+        <w:rPr>
+          <w:rFonts w:eastAsia="Arial" w:cs="Arial" w:ascii="Times" w:hAnsi="Times"/>
+          <w:sz w:val="20"/>
+          <w:szCs w:val="20"/>
+        </w:rPr>
+      </w:r>
+    </w:p>
+    <w:p>
+      <w:pPr>
+        <w:pStyle w:val="Normal"/>
+        <w:bidi w:val="0"/>
+        <w:spacing w:before="60" w:after="60"/>
+        <w:jc w:val="start"/>
+        <w:rPr>
+          <w:rFonts w:ascii="Times" w:hAnsi="Times" w:eastAsia="Arial" w:cs="Arial"/>
+          <w:sz w:val="20"/>
+          <w:szCs w:val="20"/>
+        </w:rPr>
+      </w:pPr>
+      <w:r>
+        <w:rPr>
+          <w:rFonts w:eastAsia="Arial" w:cs="Arial" w:ascii="Times" w:hAnsi="Times"/>
+          <w:sz w:val="20"/>
+          <w:szCs w:val="20"/>
+        </w:rPr>
+      </w:r>
+      <w:r>
+        <w:br w:type="page"/>
+      </w:r>
+    </w:p>
+    <w:p>
+      <w:pPr>
+        <w:pStyle w:val="BodyText"/>
+        <w:bidi w:val="0"/>
+        <w:spacing w:before="60" w:after="60"/>
+        <w:jc w:val="start"/>
+        <w:rPr>
+          <w:rFonts w:ascii="Times" w:hAnsi="Times" w:eastAsia="Arial" w:cs="Arial"/>
+          <w:sz w:val="20"/>
+          <w:szCs w:val="20"/>
+        </w:rPr>
+      </w:pPr>
+      <w:r>
+        <w:rPr>
+          <w:rFonts w:eastAsia="Arial" w:cs="Arial" w:ascii="Times" w:hAnsi="Times"/>
+          <w:sz w:val="20"/>
+          <w:szCs w:val="20"/>
+        </w:rPr>
+        <w:t xml:space="preserve">The CNN baseline achieved a Top-1 accuracy of 54.35%, establishing a lower-bound performance for the classification task. While the model demonstrates strong performance on visually distinctive classes such as </w:t>
+      </w:r>
+      <w:r>
+        <w:rPr>
+          <w:rStyle w:val="Emphasis"/>
+          <w:rFonts w:eastAsia="Arial" w:cs="Arial" w:ascii="Times" w:hAnsi="Times"/>
+          <w:sz w:val="20"/>
+          <w:szCs w:val="20"/>
+        </w:rPr>
+        <w:t>glass-dark</w:t>
+      </w:r>
+      <w:r>
+        <w:rPr>
+          <w:rFonts w:eastAsia="Arial" w:cs="Arial" w:ascii="Times" w:hAnsi="Times"/>
+          <w:sz w:val="20"/>
+          <w:szCs w:val="20"/>
+        </w:rPr>
+        <w:t xml:space="preserve"> (F1 = 0.846) and </w:t>
+      </w:r>
+      <w:r>
+        <w:rPr>
+          <w:rStyle w:val="Emphasis"/>
+          <w:rFonts w:eastAsia="Arial" w:cs="Arial" w:ascii="Times" w:hAnsi="Times"/>
+          <w:sz w:val="20"/>
+          <w:szCs w:val="20"/>
+        </w:rPr>
+        <w:t>bottle-dark</w:t>
+      </w:r>
+      <w:r>
+        <w:rPr>
+          <w:rFonts w:eastAsia="Arial" w:cs="Arial" w:ascii="Times" w:hAnsi="Times"/>
+          <w:sz w:val="20"/>
+          <w:szCs w:val="20"/>
+        </w:rPr>
+        <w:t xml:space="preserve"> (F1 = 0.786), it fails completely on several classes including </w:t>
+      </w:r>
+      <w:r>
+        <w:rPr>
+          <w:rStyle w:val="Emphasis"/>
+          <w:rFonts w:eastAsia="Arial" w:cs="Arial" w:ascii="Times" w:hAnsi="Times"/>
+          <w:sz w:val="20"/>
+          <w:szCs w:val="20"/>
+        </w:rPr>
+        <w:t>bottle-oil</w:t>
+      </w:r>
+      <w:r>
+        <w:rPr>
+          <w:rFonts w:eastAsia="Arial" w:cs="Arial" w:ascii="Times" w:hAnsi="Times"/>
+          <w:sz w:val="20"/>
+          <w:szCs w:val="20"/>
+        </w:rPr>
+        <w:t xml:space="preserve"> and </w:t>
+      </w:r>
+      <w:r>
+        <w:rPr>
+          <w:rStyle w:val="Emphasis"/>
+          <w:rFonts w:eastAsia="Arial" w:cs="Arial" w:ascii="Times" w:hAnsi="Times"/>
+          <w:sz w:val="20"/>
+          <w:szCs w:val="20"/>
+        </w:rPr>
+        <w:t>detergent-transparent</w:t>
+      </w:r>
+      <w:r>
+        <w:rPr>
+          <w:rFonts w:eastAsia="Arial" w:cs="Arial" w:ascii="Times" w:hAnsi="Times"/>
+          <w:sz w:val="20"/>
+          <w:szCs w:val="20"/>
+        </w:rPr>
+        <w:t>, where F1-scores drop to zero.</w:t>
+      </w:r>
+    </w:p>
+    <w:p>
+      <w:pPr>
+        <w:pStyle w:val="BodyText"/>
+        <w:bidi w:val="0"/>
+        <w:spacing w:before="60" w:after="60"/>
+        <w:jc w:val="start"/>
+        <w:rPr>
+          <w:rFonts w:ascii="Times" w:hAnsi="Times" w:eastAsia="Arial" w:cs="Arial"/>
+          <w:sz w:val="20"/>
+          <w:szCs w:val="20"/>
+        </w:rPr>
+      </w:pPr>
+      <w:r>
+        <w:rPr>
+          <w:rFonts w:eastAsia="Arial" w:cs="Arial" w:ascii="Times" w:hAnsi="Times"/>
+          <w:sz w:val="20"/>
+          <w:szCs w:val="20"/>
+        </w:rPr>
+        <w:t>The confusion matrix reveals significant misclassification among visually similar categories, particularly between transparent and filled containers, indicating that the CNN struggles to capture higher-level semantic distinctions such as content state (full vs empty).</w:t>
+      </w:r>
+    </w:p>
+    <w:p>
+      <w:pPr>
+        <w:pStyle w:val="BodyText"/>
+        <w:bidi w:val="0"/>
+        <w:spacing w:before="60" w:after="60"/>
+        <w:jc w:val="start"/>
+        <w:rPr>
+          <w:rFonts w:ascii="Times" w:hAnsi="Times" w:eastAsia="Arial" w:cs="Arial"/>
+          <w:sz w:val="20"/>
+          <w:szCs w:val="20"/>
+        </w:rPr>
+      </w:pPr>
+      <w:r>
+        <w:rPr>
+          <w:rFonts w:eastAsia="Arial" w:cs="Arial" w:ascii="Times" w:hAnsi="Times"/>
+          <w:sz w:val="20"/>
+          <w:szCs w:val="20"/>
+        </w:rPr>
+        <w:t xml:space="preserve">Additionally, the model exhibits bias toward dominant classes such as </w:t>
+      </w:r>
+      <w:r>
+        <w:rPr>
+          <w:rStyle w:val="Emphasis"/>
+          <w:rFonts w:eastAsia="Arial" w:cs="Arial" w:ascii="Times" w:hAnsi="Times"/>
+          <w:sz w:val="20"/>
+          <w:szCs w:val="20"/>
+        </w:rPr>
+        <w:t>bottle-transp</w:t>
+      </w:r>
+      <w:r>
+        <w:rPr>
+          <w:rFonts w:eastAsia="Arial" w:cs="Arial" w:ascii="Times" w:hAnsi="Times"/>
+          <w:sz w:val="20"/>
+          <w:szCs w:val="20"/>
+        </w:rPr>
+        <w:t>, which achieves high recall due to its larger representation in the dataset. These findings highlight the limitations of convolutional architectures in capturing global context and fine-grained semantic differences, motivating the use of Transformer-based models in subsequent experiments.</w:t>
+      </w:r>
+    </w:p>
+    <w:p>
+      <w:pPr>
+        <w:pStyle w:val="Normal"/>
+        <w:bidi w:val="0"/>
+        <w:spacing w:before="60" w:after="60"/>
+        <w:jc w:val="start"/>
+        <w:rPr>
+          <w:rFonts w:ascii="Times" w:hAnsi="Times" w:eastAsia="Arial" w:cs="Arial"/>
+          <w:sz w:val="20"/>
+          <w:szCs w:val="20"/>
+          <w:u w:val="double"/>
+        </w:rPr>
+      </w:pPr>
+      <w:r>
+        <w:rPr>
+          <w:rFonts w:eastAsia="Arial" w:cs="Arial" w:ascii="Times" w:hAnsi="Times"/>
+          <w:sz w:val="20"/>
+          <w:szCs w:val="20"/>
+          <w:u w:val="double"/>
+        </w:rPr>
+      </w:r>
+    </w:p>
+    <w:p>
+      <w:pPr>
+        <w:pStyle w:val="Normal"/>
+        <w:bidi w:val="0"/>
+        <w:spacing w:before="60" w:after="60"/>
+        <w:jc w:val="start"/>
+        <w:rPr>
+          <w:rFonts w:ascii="Times" w:hAnsi="Times" w:eastAsia="Arial" w:cs="Arial"/>
+          <w:sz w:val="20"/>
+          <w:szCs w:val="20"/>
+          <w:u w:val="double"/>
+        </w:rPr>
+      </w:pPr>
+      <w:r>
+        <w:rPr>
+          <w:rFonts w:eastAsia="Arial" w:cs="Arial" w:ascii="Times" w:hAnsi="Times"/>
+          <w:sz w:val="20"/>
+          <w:szCs w:val="20"/>
+          <w:u w:val="double"/>
+        </w:rPr>
+        <w:drawing>
+          <wp:anchor distT="0" distB="0" distL="0" distR="0" simplePos="0" relativeHeight="3" behindDoc="0" locked="0" layoutInCell="0" allowOverlap="1">
+            <wp:simplePos x="0" y="0"/>
+            <wp:positionH relativeFrom="column">
+              <wp:align>center</wp:align>
+            </wp:positionH>
+            <wp:positionV relativeFrom="paragraph">
+              <wp:posOffset>635</wp:posOffset>
+            </wp:positionV>
+            <wp:extent cx="6120130" cy="5546725"/>
+            <wp:effectExtent l="0" t="0" r="0" b="0"/>
+            <wp:wrapSquare wrapText="largest"/>
+            <wp:docPr id="2" name="Image2"/>
+            <wp:cNvGraphicFramePr>
+              <a:graphicFrameLocks xmlns:a="http://schemas.openxmlformats.org/drawingml/2006/main" noChangeAspect="1"/>
+            </wp:cNvGraphicFramePr>
+            <a:graphic xmlns:a="http://schemas.openxmlformats.org/drawingml/2006/main">
+              <a:graphicData uri="http://schemas.openxmlformats.org/drawingml/2006/picture">
+                <pic:pic xmlns:pic="http://schemas.openxmlformats.org/drawingml/2006/picture">
+                  <pic:nvPicPr>
+                    <pic:cNvPr id="2" name="Image2"/>
+                    <pic:cNvPicPr>
+                      <a:picLocks noChangeAspect="1" noChangeArrowheads="1"/>
+                    </pic:cNvPicPr>
+                  </pic:nvPicPr>
+                  <pic:blipFill>
+                    <a:blip r:embed="rId3"/>
+                    <a:stretch>
+                      <a:fillRect/>
+                    </a:stretch>
+                  </pic:blipFill>
+                  <pic:spPr bwMode="auto">
+                    <a:xfrm>
+                      <a:off x="0" y="0"/>
+                      <a:ext cx="6120130" cy="5546725"/>
+                    </a:xfrm>
+                    <a:prstGeom prst="rect">
+                      <a:avLst/>
+                    </a:prstGeom>
+                    <a:noFill/>
+                  </pic:spPr>
+                </pic:pic>
+              </a:graphicData>
+            </a:graphic>
+          </wp:anchor>
+        </w:drawing>
+      </w:r>
+    </w:p>
+    <w:p>
+      <w:pPr>
+        <w:pStyle w:val="Normal"/>
+        <w:bidi w:val="0"/>
+        <w:spacing w:before="60" w:after="60"/>
+        <w:jc w:val="start"/>
+        <w:rPr>
+          <w:rFonts w:ascii="Times" w:hAnsi="Times" w:eastAsia="Arial" w:cs="Arial"/>
+          <w:sz w:val="20"/>
+          <w:szCs w:val="20"/>
+          <w:u w:val="double"/>
+        </w:rPr>
+      </w:pPr>
+      <w:r>
+        <w:rPr>
+          <w:rFonts w:eastAsia="Arial" w:cs="Arial" w:ascii="Times" w:hAnsi="Times"/>
+          <w:sz w:val="20"/>
+          <w:szCs w:val="20"/>
+          <w:u w:val="double"/>
+        </w:rPr>
+      </w:r>
+    </w:p>
     <w:sectPr>
       <w:type w:val="nextPage"/>
       <w:pgSz w:w="11906" w:h="16838"/>
@@ -6412,6 +11969,7 @@
       <w:pgNumType w:fmt="decimal"/>
       <w:formProt w:val="false"/>
       <w:textDirection w:val="lrTb"/>
+      <w:docGrid w:type="default" w:linePitch="600" w:charSpace="32768"/>
     </w:sectPr>
   </w:body>
 </w:document>
@@ -6441,6 +11999,9 @@
     <w:qFormat/>
     <w:pPr>
       <w:widowControl/>
+      <w:kinsoku w:val="true"/>
+      <w:overflowPunct w:val="true"/>
+      <w:autoSpaceDE w:val="true"/>
       <w:bidi w:val="0"/>
     </w:pPr>
     <w:rPr>
@@ -6457,6 +12018,22 @@
     <w:qFormat/>
     <w:rPr>
       <w:rFonts w:ascii="Liberation Mono" w:hAnsi="Liberation Mono" w:eastAsia="Noto Sans Mono CJK SC" w:cs="Liberation Mono"/>
+    </w:rPr>
+  </w:style>
+  <w:style w:type="character" w:styleId="Strong">
+    <w:name w:val="Strong"/>
+    <w:qFormat/>
+    <w:rPr>
+      <w:b/>
+      <w:bCs/>
+    </w:rPr>
+  </w:style>
+  <w:style w:type="character" w:styleId="Emphasis">
+    <w:name w:val="Emphasis"/>
+    <w:qFormat/>
+    <w:rPr>
+      <w:i/>
+      <w:iCs/>
     </w:rPr>
   </w:style>
   <w:style w:type="paragraph" w:styleId="Heading">
